--- a/docs/ProjectDocumentation.docx
+++ b/docs/ProjectDocumentation.docx
@@ -8,43 +8,30 @@
           <w:rFonts w:ascii="Times New Roman" w:hAnsi="Times New Roman" w:cs="Times New Roman"/>
           <w:b/>
           <w:bCs/>
-          <w:lang w:val="en-CM"/>
-        </w:rPr>
-      </w:pPr>
-      <w:r>
-        <w:rPr>
-          <w:rFonts w:ascii="Times New Roman" w:hAnsi="Times New Roman" w:cs="Times New Roman"/>
-          <w:b/>
-          <w:bCs/>
-          <w:lang w:val="en-CM"/>
-        </w:rPr>
-        <w:t>First-Touch</w:t>
-      </w:r>
-      <w:r>
-        <w:rPr>
-          <w:rFonts w:ascii="Times New Roman" w:hAnsi="Times New Roman" w:cs="Times New Roman"/>
-          <w:b/>
-          <w:bCs/>
-          <w:lang w:val="en-CM"/>
-        </w:rPr>
-        <w:t xml:space="preserve"> School Management System Documentation</w:t>
-      </w:r>
-    </w:p>
-    <w:p>
-      <w:pPr>
-        <w:rPr>
-          <w:rFonts w:ascii="Times New Roman" w:hAnsi="Times New Roman" w:cs="Times New Roman"/>
-          <w:b/>
-          <w:bCs/>
-          <w:lang w:val="en-CM"/>
-        </w:rPr>
-      </w:pPr>
-      <w:r>
-        <w:rPr>
-          <w:rFonts w:ascii="Times New Roman" w:hAnsi="Times New Roman" w:cs="Times New Roman"/>
-          <w:b/>
-          <w:bCs/>
-          <w:lang w:val="en-CM"/>
+        </w:rPr>
+      </w:pPr>
+      <w:r>
+        <w:rPr>
+          <w:rFonts w:ascii="Times New Roman" w:hAnsi="Times New Roman" w:cs="Times New Roman"/>
+          <w:b/>
+          <w:bCs/>
+        </w:rPr>
+        <w:t>First-Touch School Management System Documentation</w:t>
+      </w:r>
+    </w:p>
+    <w:p>
+      <w:pPr>
+        <w:rPr>
+          <w:rFonts w:ascii="Times New Roman" w:hAnsi="Times New Roman" w:cs="Times New Roman"/>
+          <w:b/>
+          <w:bCs/>
+        </w:rPr>
+      </w:pPr>
+      <w:r>
+        <w:rPr>
+          <w:rFonts w:ascii="Times New Roman" w:hAnsi="Times New Roman" w:cs="Times New Roman"/>
+          <w:b/>
+          <w:bCs/>
         </w:rPr>
         <w:t>Project Title</w:t>
       </w:r>
@@ -53,51 +40,29 @@
       <w:pPr>
         <w:rPr>
           <w:rFonts w:ascii="Times New Roman" w:hAnsi="Times New Roman" w:cs="Times New Roman"/>
-          <w:lang w:val="en-CM"/>
-        </w:rPr>
-      </w:pPr>
-      <w:r>
-        <w:rPr>
-          <w:rFonts w:ascii="Times New Roman" w:hAnsi="Times New Roman" w:cs="Times New Roman"/>
-          <w:b/>
-          <w:bCs/>
-          <w:lang w:val="en-CM"/>
-        </w:rPr>
-        <w:t>Primary School Management System (</w:t>
-      </w:r>
-      <w:r>
-        <w:rPr>
-          <w:rFonts w:ascii="Times New Roman" w:hAnsi="Times New Roman" w:cs="Times New Roman"/>
-          <w:b/>
-          <w:bCs/>
-          <w:lang w:val="en-CM"/>
-        </w:rPr>
-        <w:t>FT</w:t>
-      </w:r>
-      <w:r>
-        <w:rPr>
-          <w:rFonts w:ascii="Times New Roman" w:hAnsi="Times New Roman" w:cs="Times New Roman"/>
-          <w:b/>
-          <w:bCs/>
-          <w:lang w:val="en-CM"/>
-        </w:rPr>
-        <w:t>SMS)</w:t>
-      </w:r>
-    </w:p>
-    <w:p>
-      <w:pPr>
-        <w:rPr>
-          <w:rFonts w:ascii="Times New Roman" w:hAnsi="Times New Roman" w:cs="Times New Roman"/>
-          <w:lang w:val="en-CM"/>
-        </w:rPr>
-      </w:pPr>
-      <w:r>
-        <w:rPr>
-          <w:rFonts w:ascii="Times New Roman" w:hAnsi="Times New Roman" w:cs="Times New Roman"/>
-          <w:lang w:val="en-CM"/>
+        </w:rPr>
+      </w:pPr>
+      <w:r>
+        <w:rPr>
+          <w:rFonts w:ascii="Times New Roman" w:hAnsi="Times New Roman" w:cs="Times New Roman"/>
+          <w:b/>
+          <w:bCs/>
+        </w:rPr>
+        <w:t>Primary School Management System (FTSMS)</w:t>
+      </w:r>
+    </w:p>
+    <w:p>
+      <w:pPr>
+        <w:rPr>
+          <w:rFonts w:ascii="Times New Roman" w:hAnsi="Times New Roman" w:cs="Times New Roman"/>
+        </w:rPr>
+      </w:pPr>
+      <w:r>
+        <w:rPr>
+          <w:rFonts w:ascii="Times New Roman" w:hAnsi="Times New Roman" w:cs="Times New Roman"/>
         </w:rPr>
         <w:pict w14:anchorId="463DB643">
-          <v:rect id="_x0000_i1223" style="width:0;height:1.5pt" o:hralign="center" o:hrstd="t" o:hr="t" fillcolor="#a0a0a0" stroked="f"/>
+          <v:rect id="_x0000_i1025" style="width:0;height:1.5pt" o:hralign="center" o:hrstd="t" o:hr="t" fillcolor="#a0a0a0" stroked="f"/>
         </w:pict>
       </w:r>
     </w:p>
@@ -107,15 +72,13 @@
           <w:rFonts w:ascii="Times New Roman" w:hAnsi="Times New Roman" w:cs="Times New Roman"/>
           <w:b/>
           <w:bCs/>
-          <w:lang w:val="en-CM"/>
-        </w:rPr>
-      </w:pPr>
-      <w:r>
-        <w:rPr>
-          <w:rFonts w:ascii="Times New Roman" w:hAnsi="Times New Roman" w:cs="Times New Roman"/>
-          <w:b/>
-          <w:bCs/>
-          <w:lang w:val="en-CM"/>
+        </w:rPr>
+      </w:pPr>
+      <w:r>
+        <w:rPr>
+          <w:rFonts w:ascii="Times New Roman" w:hAnsi="Times New Roman" w:cs="Times New Roman"/>
+          <w:b/>
+          <w:bCs/>
         </w:rPr>
         <w:t>1. Introduction</w:t>
       </w:r>
@@ -126,15 +89,13 @@
           <w:rFonts w:ascii="Times New Roman" w:hAnsi="Times New Roman" w:cs="Times New Roman"/>
           <w:b/>
           <w:bCs/>
-          <w:lang w:val="en-CM"/>
-        </w:rPr>
-      </w:pPr>
-      <w:r>
-        <w:rPr>
-          <w:rFonts w:ascii="Times New Roman" w:hAnsi="Times New Roman" w:cs="Times New Roman"/>
-          <w:b/>
-          <w:bCs/>
-          <w:lang w:val="en-CM"/>
+        </w:rPr>
+      </w:pPr>
+      <w:r>
+        <w:rPr>
+          <w:rFonts w:ascii="Times New Roman" w:hAnsi="Times New Roman" w:cs="Times New Roman"/>
+          <w:b/>
+          <w:bCs/>
         </w:rPr>
         <w:t>1.1 Project Overview</w:t>
       </w:r>
@@ -143,56 +104,42 @@
       <w:pPr>
         <w:rPr>
           <w:rFonts w:ascii="Times New Roman" w:hAnsi="Times New Roman" w:cs="Times New Roman"/>
-          <w:lang w:val="en-CM"/>
-        </w:rPr>
-      </w:pPr>
-      <w:r>
-        <w:rPr>
-          <w:rFonts w:ascii="Times New Roman" w:hAnsi="Times New Roman" w:cs="Times New Roman"/>
-          <w:lang w:val="en-CM"/>
-        </w:rPr>
-        <w:t xml:space="preserve">The </w:t>
-      </w:r>
-      <w:r>
-        <w:rPr>
-          <w:rFonts w:ascii="Times New Roman" w:hAnsi="Times New Roman" w:cs="Times New Roman"/>
-          <w:lang w:val="en-CM"/>
-        </w:rPr>
-        <w:t>First Touch</w:t>
-      </w:r>
-      <w:r>
-        <w:rPr>
-          <w:rFonts w:ascii="Times New Roman" w:hAnsi="Times New Roman" w:cs="Times New Roman"/>
-          <w:lang w:val="en-CM"/>
-        </w:rPr>
-        <w:t xml:space="preserve"> School Management System (</w:t>
-      </w:r>
-      <w:r>
-        <w:rPr>
-          <w:rFonts w:ascii="Times New Roman" w:hAnsi="Times New Roman" w:cs="Times New Roman"/>
-          <w:lang w:val="en-CM"/>
-        </w:rPr>
-        <w:t>FT</w:t>
-      </w:r>
-      <w:r>
-        <w:rPr>
-          <w:rFonts w:ascii="Times New Roman" w:hAnsi="Times New Roman" w:cs="Times New Roman"/>
-          <w:lang w:val="en-CM"/>
-        </w:rPr>
-        <w:t>SMS) is a Windows desktop application developed using C++ and the Qt Framework. The system is designed to help primary schools efficiently manage academic and administrative activities such as student registration, teacher management, attendance tracking, fee management, and report generation.</w:t>
-      </w:r>
-    </w:p>
-    <w:p>
-      <w:pPr>
-        <w:rPr>
-          <w:rFonts w:ascii="Times New Roman" w:hAnsi="Times New Roman" w:cs="Times New Roman"/>
-          <w:lang w:val="en-CM"/>
-        </w:rPr>
-      </w:pPr>
-      <w:r>
-        <w:rPr>
-          <w:rFonts w:ascii="Times New Roman" w:hAnsi="Times New Roman" w:cs="Times New Roman"/>
-          <w:lang w:val="en-CM"/>
+        </w:rPr>
+      </w:pPr>
+      <w:r>
+        <w:rPr>
+          <w:rFonts w:ascii="Times New Roman" w:hAnsi="Times New Roman" w:cs="Times New Roman"/>
+        </w:rPr>
+        <w:t>The First Touch School Management System (FTSMS) is a Windows desktop application developed using C++ and the Qt Framework. The system is designed to help primary</w:t>
+      </w:r>
+      <w:r>
+        <w:rPr>
+          <w:rFonts w:ascii="Times New Roman" w:hAnsi="Times New Roman" w:cs="Times New Roman"/>
+        </w:rPr>
+        <w:t xml:space="preserve"> and secondary</w:t>
+      </w:r>
+      <w:r>
+        <w:rPr>
+          <w:rFonts w:ascii="Times New Roman" w:hAnsi="Times New Roman" w:cs="Times New Roman"/>
+        </w:rPr>
+        <w:t xml:space="preserve">/high </w:t>
+      </w:r>
+      <w:r>
+        <w:rPr>
+          <w:rFonts w:ascii="Times New Roman" w:hAnsi="Times New Roman" w:cs="Times New Roman"/>
+        </w:rPr>
+        <w:t xml:space="preserve"> schools efficiently manage academic and administrative activities such as student registration, teacher management, attendance tracking, fee management, and report generation.</w:t>
+      </w:r>
+    </w:p>
+    <w:p>
+      <w:pPr>
+        <w:rPr>
+          <w:rFonts w:ascii="Times New Roman" w:hAnsi="Times New Roman" w:cs="Times New Roman"/>
+        </w:rPr>
+      </w:pPr>
+      <w:r>
+        <w:rPr>
+          <w:rFonts w:ascii="Times New Roman" w:hAnsi="Times New Roman" w:cs="Times New Roman"/>
         </w:rPr>
         <w:t>The application is installable on Windows computers using a .exe installer and supports both offline functionality and optional internet/web features for synchronization and backups.</w:t>
       </w:r>
@@ -201,16 +148,14 @@
       <w:pPr>
         <w:rPr>
           <w:rFonts w:ascii="Times New Roman" w:hAnsi="Times New Roman" w:cs="Times New Roman"/>
-          <w:lang w:val="en-CM"/>
-        </w:rPr>
-      </w:pPr>
-      <w:r>
-        <w:rPr>
-          <w:rFonts w:ascii="Times New Roman" w:hAnsi="Times New Roman" w:cs="Times New Roman"/>
-          <w:lang w:val="en-CM"/>
+        </w:rPr>
+      </w:pPr>
+      <w:r>
+        <w:rPr>
+          <w:rFonts w:ascii="Times New Roman" w:hAnsi="Times New Roman" w:cs="Times New Roman"/>
         </w:rPr>
         <w:pict w14:anchorId="4886051A">
-          <v:rect id="_x0000_i1224" style="width:0;height:1.5pt" o:hralign="center" o:hrstd="t" o:hr="t" fillcolor="#a0a0a0" stroked="f"/>
+          <v:rect id="_x0000_i1026" style="width:0;height:1.5pt" o:hralign="center" o:hrstd="t" o:hr="t" fillcolor="#a0a0a0" stroked="f"/>
         </w:pict>
       </w:r>
     </w:p>
@@ -220,15 +165,13 @@
           <w:rFonts w:ascii="Times New Roman" w:hAnsi="Times New Roman" w:cs="Times New Roman"/>
           <w:b/>
           <w:bCs/>
-          <w:lang w:val="en-CM"/>
-        </w:rPr>
-      </w:pPr>
-      <w:r>
-        <w:rPr>
-          <w:rFonts w:ascii="Times New Roman" w:hAnsi="Times New Roman" w:cs="Times New Roman"/>
-          <w:b/>
-          <w:bCs/>
-          <w:lang w:val="en-CM"/>
+        </w:rPr>
+      </w:pPr>
+      <w:r>
+        <w:rPr>
+          <w:rFonts w:ascii="Times New Roman" w:hAnsi="Times New Roman" w:cs="Times New Roman"/>
+          <w:b/>
+          <w:bCs/>
         </w:rPr>
         <w:t>2. Objectives</w:t>
       </w:r>
@@ -239,15 +182,13 @@
           <w:rFonts w:ascii="Times New Roman" w:hAnsi="Times New Roman" w:cs="Times New Roman"/>
           <w:b/>
           <w:bCs/>
-          <w:lang w:val="en-CM"/>
-        </w:rPr>
-      </w:pPr>
-      <w:r>
-        <w:rPr>
-          <w:rFonts w:ascii="Times New Roman" w:hAnsi="Times New Roman" w:cs="Times New Roman"/>
-          <w:b/>
-          <w:bCs/>
-          <w:lang w:val="en-CM"/>
+        </w:rPr>
+      </w:pPr>
+      <w:r>
+        <w:rPr>
+          <w:rFonts w:ascii="Times New Roman" w:hAnsi="Times New Roman" w:cs="Times New Roman"/>
+          <w:b/>
+          <w:bCs/>
         </w:rPr>
         <w:t>2.1 Main Objective</w:t>
       </w:r>
@@ -256,13 +197,11 @@
       <w:pPr>
         <w:rPr>
           <w:rFonts w:ascii="Times New Roman" w:hAnsi="Times New Roman" w:cs="Times New Roman"/>
-          <w:lang w:val="en-CM"/>
-        </w:rPr>
-      </w:pPr>
-      <w:r>
-        <w:rPr>
-          <w:rFonts w:ascii="Times New Roman" w:hAnsi="Times New Roman" w:cs="Times New Roman"/>
-          <w:lang w:val="en-CM"/>
+        </w:rPr>
+      </w:pPr>
+      <w:r>
+        <w:rPr>
+          <w:rFonts w:ascii="Times New Roman" w:hAnsi="Times New Roman" w:cs="Times New Roman"/>
         </w:rPr>
         <w:t>To develop a secure, fast, and user-friendly desktop application for managing primary school operations.</w:t>
       </w:r>
@@ -273,15 +212,13 @@
           <w:rFonts w:ascii="Times New Roman" w:hAnsi="Times New Roman" w:cs="Times New Roman"/>
           <w:b/>
           <w:bCs/>
-          <w:lang w:val="en-CM"/>
-        </w:rPr>
-      </w:pPr>
-      <w:r>
-        <w:rPr>
-          <w:rFonts w:ascii="Times New Roman" w:hAnsi="Times New Roman" w:cs="Times New Roman"/>
-          <w:b/>
-          <w:bCs/>
-          <w:lang w:val="en-CM"/>
+        </w:rPr>
+      </w:pPr>
+      <w:r>
+        <w:rPr>
+          <w:rFonts w:ascii="Times New Roman" w:hAnsi="Times New Roman" w:cs="Times New Roman"/>
+          <w:b/>
+          <w:bCs/>
         </w:rPr>
         <w:t>2.2 Specific Objectives</w:t>
       </w:r>
@@ -294,13 +231,11 @@
         </w:numPr>
         <w:rPr>
           <w:rFonts w:ascii="Times New Roman" w:hAnsi="Times New Roman" w:cs="Times New Roman"/>
-          <w:lang w:val="en-CM"/>
-        </w:rPr>
-      </w:pPr>
-      <w:r>
-        <w:rPr>
-          <w:rFonts w:ascii="Times New Roman" w:hAnsi="Times New Roman" w:cs="Times New Roman"/>
-          <w:lang w:val="en-CM"/>
+        </w:rPr>
+      </w:pPr>
+      <w:r>
+        <w:rPr>
+          <w:rFonts w:ascii="Times New Roman" w:hAnsi="Times New Roman" w:cs="Times New Roman"/>
         </w:rPr>
         <w:t xml:space="preserve">Manage student records </w:t>
       </w:r>
@@ -313,13 +248,11 @@
         </w:numPr>
         <w:rPr>
           <w:rFonts w:ascii="Times New Roman" w:hAnsi="Times New Roman" w:cs="Times New Roman"/>
-          <w:lang w:val="en-CM"/>
-        </w:rPr>
-      </w:pPr>
-      <w:r>
-        <w:rPr>
-          <w:rFonts w:ascii="Times New Roman" w:hAnsi="Times New Roman" w:cs="Times New Roman"/>
-          <w:lang w:val="en-CM"/>
+        </w:rPr>
+      </w:pPr>
+      <w:r>
+        <w:rPr>
+          <w:rFonts w:ascii="Times New Roman" w:hAnsi="Times New Roman" w:cs="Times New Roman"/>
         </w:rPr>
         <w:t xml:space="preserve">Manage teacher information </w:t>
       </w:r>
@@ -332,13 +265,11 @@
         </w:numPr>
         <w:rPr>
           <w:rFonts w:ascii="Times New Roman" w:hAnsi="Times New Roman" w:cs="Times New Roman"/>
-          <w:lang w:val="en-CM"/>
-        </w:rPr>
-      </w:pPr>
-      <w:r>
-        <w:rPr>
-          <w:rFonts w:ascii="Times New Roman" w:hAnsi="Times New Roman" w:cs="Times New Roman"/>
-          <w:lang w:val="en-CM"/>
+        </w:rPr>
+      </w:pPr>
+      <w:r>
+        <w:rPr>
+          <w:rFonts w:ascii="Times New Roman" w:hAnsi="Times New Roman" w:cs="Times New Roman"/>
         </w:rPr>
         <w:t xml:space="preserve">Record attendance </w:t>
       </w:r>
@@ -351,13 +282,11 @@
         </w:numPr>
         <w:rPr>
           <w:rFonts w:ascii="Times New Roman" w:hAnsi="Times New Roman" w:cs="Times New Roman"/>
-          <w:lang w:val="en-CM"/>
-        </w:rPr>
-      </w:pPr>
-      <w:r>
-        <w:rPr>
-          <w:rFonts w:ascii="Times New Roman" w:hAnsi="Times New Roman" w:cs="Times New Roman"/>
-          <w:lang w:val="en-CM"/>
+        </w:rPr>
+      </w:pPr>
+      <w:r>
+        <w:rPr>
+          <w:rFonts w:ascii="Times New Roman" w:hAnsi="Times New Roman" w:cs="Times New Roman"/>
         </w:rPr>
         <w:t xml:space="preserve">Manage school fees </w:t>
       </w:r>
@@ -370,13 +299,11 @@
         </w:numPr>
         <w:rPr>
           <w:rFonts w:ascii="Times New Roman" w:hAnsi="Times New Roman" w:cs="Times New Roman"/>
-          <w:lang w:val="en-CM"/>
-        </w:rPr>
-      </w:pPr>
-      <w:r>
-        <w:rPr>
-          <w:rFonts w:ascii="Times New Roman" w:hAnsi="Times New Roman" w:cs="Times New Roman"/>
-          <w:lang w:val="en-CM"/>
+        </w:rPr>
+      </w:pPr>
+      <w:r>
+        <w:rPr>
+          <w:rFonts w:ascii="Times New Roman" w:hAnsi="Times New Roman" w:cs="Times New Roman"/>
         </w:rPr>
         <w:t xml:space="preserve">Generate reports and transcripts </w:t>
       </w:r>
@@ -389,13 +316,11 @@
         </w:numPr>
         <w:rPr>
           <w:rFonts w:ascii="Times New Roman" w:hAnsi="Times New Roman" w:cs="Times New Roman"/>
-          <w:lang w:val="en-CM"/>
-        </w:rPr>
-      </w:pPr>
-      <w:r>
-        <w:rPr>
-          <w:rFonts w:ascii="Times New Roman" w:hAnsi="Times New Roman" w:cs="Times New Roman"/>
-          <w:lang w:val="en-CM"/>
+        </w:rPr>
+      </w:pPr>
+      <w:r>
+        <w:rPr>
+          <w:rFonts w:ascii="Times New Roman" w:hAnsi="Times New Roman" w:cs="Times New Roman"/>
         </w:rPr>
         <w:t xml:space="preserve">Provide secure login authentication </w:t>
       </w:r>
@@ -408,13 +333,11 @@
         </w:numPr>
         <w:rPr>
           <w:rFonts w:ascii="Times New Roman" w:hAnsi="Times New Roman" w:cs="Times New Roman"/>
-          <w:lang w:val="en-CM"/>
-        </w:rPr>
-      </w:pPr>
-      <w:r>
-        <w:rPr>
-          <w:rFonts w:ascii="Times New Roman" w:hAnsi="Times New Roman" w:cs="Times New Roman"/>
-          <w:lang w:val="en-CM"/>
+        </w:rPr>
+      </w:pPr>
+      <w:r>
+        <w:rPr>
+          <w:rFonts w:ascii="Times New Roman" w:hAnsi="Times New Roman" w:cs="Times New Roman"/>
         </w:rPr>
         <w:t xml:space="preserve">Store school data locally using SQLite </w:t>
       </w:r>
@@ -427,13 +350,11 @@
         </w:numPr>
         <w:rPr>
           <w:rFonts w:ascii="Times New Roman" w:hAnsi="Times New Roman" w:cs="Times New Roman"/>
-          <w:lang w:val="en-CM"/>
-        </w:rPr>
-      </w:pPr>
-      <w:r>
-        <w:rPr>
-          <w:rFonts w:ascii="Times New Roman" w:hAnsi="Times New Roman" w:cs="Times New Roman"/>
-          <w:lang w:val="en-CM"/>
+        </w:rPr>
+      </w:pPr>
+      <w:r>
+        <w:rPr>
+          <w:rFonts w:ascii="Times New Roman" w:hAnsi="Times New Roman" w:cs="Times New Roman"/>
         </w:rPr>
         <w:t xml:space="preserve">Support future cloud synchronization </w:t>
       </w:r>
@@ -442,16 +363,14 @@
       <w:pPr>
         <w:rPr>
           <w:rFonts w:ascii="Times New Roman" w:hAnsi="Times New Roman" w:cs="Times New Roman"/>
-          <w:lang w:val="en-CM"/>
-        </w:rPr>
-      </w:pPr>
-      <w:r>
-        <w:rPr>
-          <w:rFonts w:ascii="Times New Roman" w:hAnsi="Times New Roman" w:cs="Times New Roman"/>
-          <w:lang w:val="en-CM"/>
+        </w:rPr>
+      </w:pPr>
+      <w:r>
+        <w:rPr>
+          <w:rFonts w:ascii="Times New Roman" w:hAnsi="Times New Roman" w:cs="Times New Roman"/>
         </w:rPr>
         <w:pict w14:anchorId="587E8B57">
-          <v:rect id="_x0000_i1225" style="width:0;height:1.5pt" o:hralign="center" o:hrstd="t" o:hr="t" fillcolor="#a0a0a0" stroked="f"/>
+          <v:rect id="_x0000_i1027" style="width:0;height:1.5pt" o:hralign="center" o:hrstd="t" o:hr="t" fillcolor="#a0a0a0" stroked="f"/>
         </w:pict>
       </w:r>
     </w:p>
@@ -461,15 +380,13 @@
           <w:rFonts w:ascii="Times New Roman" w:hAnsi="Times New Roman" w:cs="Times New Roman"/>
           <w:b/>
           <w:bCs/>
-          <w:lang w:val="en-CM"/>
-        </w:rPr>
-      </w:pPr>
-      <w:r>
-        <w:rPr>
-          <w:rFonts w:ascii="Times New Roman" w:hAnsi="Times New Roman" w:cs="Times New Roman"/>
-          <w:b/>
-          <w:bCs/>
-          <w:lang w:val="en-CM"/>
+        </w:rPr>
+      </w:pPr>
+      <w:r>
+        <w:rPr>
+          <w:rFonts w:ascii="Times New Roman" w:hAnsi="Times New Roman" w:cs="Times New Roman"/>
+          <w:b/>
+          <w:bCs/>
         </w:rPr>
         <w:t>3. Problem Statement</w:t>
       </w:r>
@@ -478,13 +395,11 @@
       <w:pPr>
         <w:rPr>
           <w:rFonts w:ascii="Times New Roman" w:hAnsi="Times New Roman" w:cs="Times New Roman"/>
-          <w:lang w:val="en-CM"/>
-        </w:rPr>
-      </w:pPr>
-      <w:r>
-        <w:rPr>
-          <w:rFonts w:ascii="Times New Roman" w:hAnsi="Times New Roman" w:cs="Times New Roman"/>
-          <w:lang w:val="en-CM"/>
+        </w:rPr>
+      </w:pPr>
+      <w:r>
+        <w:rPr>
+          <w:rFonts w:ascii="Times New Roman" w:hAnsi="Times New Roman" w:cs="Times New Roman"/>
         </w:rPr>
         <w:t>Many primary schools still manage records manually using paper files or spreadsheets. This causes:</w:t>
       </w:r>
@@ -497,14 +412,13 @@
         </w:numPr>
         <w:rPr>
           <w:rFonts w:ascii="Times New Roman" w:hAnsi="Times New Roman" w:cs="Times New Roman"/>
-          <w:lang w:val="en-CM"/>
-        </w:rPr>
-      </w:pPr>
-      <w:r>
-        <w:rPr>
-          <w:rFonts w:ascii="Times New Roman" w:hAnsi="Times New Roman" w:cs="Times New Roman"/>
-          <w:lang w:val="en-CM"/>
-        </w:rPr>
+        </w:rPr>
+      </w:pPr>
+      <w:r>
+        <w:rPr>
+          <w:rFonts w:ascii="Times New Roman" w:hAnsi="Times New Roman" w:cs="Times New Roman"/>
+        </w:rPr>
+        <w:lastRenderedPageBreak/>
         <w:t xml:space="preserve">Loss of records </w:t>
       </w:r>
     </w:p>
@@ -516,15 +430,12 @@
         </w:numPr>
         <w:rPr>
           <w:rFonts w:ascii="Times New Roman" w:hAnsi="Times New Roman" w:cs="Times New Roman"/>
-          <w:lang w:val="en-CM"/>
-        </w:rPr>
-      </w:pPr>
-      <w:r>
-        <w:rPr>
-          <w:rFonts w:ascii="Times New Roman" w:hAnsi="Times New Roman" w:cs="Times New Roman"/>
-          <w:lang w:val="en-CM"/>
-        </w:rPr>
-        <w:lastRenderedPageBreak/>
+        </w:rPr>
+      </w:pPr>
+      <w:r>
+        <w:rPr>
+          <w:rFonts w:ascii="Times New Roman" w:hAnsi="Times New Roman" w:cs="Times New Roman"/>
+        </w:rPr>
         <w:t xml:space="preserve">Slow data retrieval </w:t>
       </w:r>
     </w:p>
@@ -536,13 +447,11 @@
         </w:numPr>
         <w:rPr>
           <w:rFonts w:ascii="Times New Roman" w:hAnsi="Times New Roman" w:cs="Times New Roman"/>
-          <w:lang w:val="en-CM"/>
-        </w:rPr>
-      </w:pPr>
-      <w:r>
-        <w:rPr>
-          <w:rFonts w:ascii="Times New Roman" w:hAnsi="Times New Roman" w:cs="Times New Roman"/>
-          <w:lang w:val="en-CM"/>
+        </w:rPr>
+      </w:pPr>
+      <w:r>
+        <w:rPr>
+          <w:rFonts w:ascii="Times New Roman" w:hAnsi="Times New Roman" w:cs="Times New Roman"/>
         </w:rPr>
         <w:t xml:space="preserve">Errors in calculations </w:t>
       </w:r>
@@ -555,13 +464,11 @@
         </w:numPr>
         <w:rPr>
           <w:rFonts w:ascii="Times New Roman" w:hAnsi="Times New Roman" w:cs="Times New Roman"/>
-          <w:lang w:val="en-CM"/>
-        </w:rPr>
-      </w:pPr>
-      <w:r>
-        <w:rPr>
-          <w:rFonts w:ascii="Times New Roman" w:hAnsi="Times New Roman" w:cs="Times New Roman"/>
-          <w:lang w:val="en-CM"/>
+        </w:rPr>
+      </w:pPr>
+      <w:r>
+        <w:rPr>
+          <w:rFonts w:ascii="Times New Roman" w:hAnsi="Times New Roman" w:cs="Times New Roman"/>
         </w:rPr>
         <w:t xml:space="preserve">Poor report management </w:t>
       </w:r>
@@ -574,13 +481,11 @@
         </w:numPr>
         <w:rPr>
           <w:rFonts w:ascii="Times New Roman" w:hAnsi="Times New Roman" w:cs="Times New Roman"/>
-          <w:lang w:val="en-CM"/>
-        </w:rPr>
-      </w:pPr>
-      <w:r>
-        <w:rPr>
-          <w:rFonts w:ascii="Times New Roman" w:hAnsi="Times New Roman" w:cs="Times New Roman"/>
-          <w:lang w:val="en-CM"/>
+        </w:rPr>
+      </w:pPr>
+      <w:r>
+        <w:rPr>
+          <w:rFonts w:ascii="Times New Roman" w:hAnsi="Times New Roman" w:cs="Times New Roman"/>
         </w:rPr>
         <w:t xml:space="preserve">Difficulty tracking fees and attendance </w:t>
       </w:r>
@@ -589,13 +494,11 @@
       <w:pPr>
         <w:rPr>
           <w:rFonts w:ascii="Times New Roman" w:hAnsi="Times New Roman" w:cs="Times New Roman"/>
-          <w:lang w:val="en-CM"/>
-        </w:rPr>
-      </w:pPr>
-      <w:r>
-        <w:rPr>
-          <w:rFonts w:ascii="Times New Roman" w:hAnsi="Times New Roman" w:cs="Times New Roman"/>
-          <w:lang w:val="en-CM"/>
+        </w:rPr>
+      </w:pPr>
+      <w:r>
+        <w:rPr>
+          <w:rFonts w:ascii="Times New Roman" w:hAnsi="Times New Roman" w:cs="Times New Roman"/>
         </w:rPr>
         <w:t>The proposed system solves these issues by digitizing school management processes.</w:t>
       </w:r>
@@ -604,16 +507,14 @@
       <w:pPr>
         <w:rPr>
           <w:rFonts w:ascii="Times New Roman" w:hAnsi="Times New Roman" w:cs="Times New Roman"/>
-          <w:lang w:val="en-CM"/>
-        </w:rPr>
-      </w:pPr>
-      <w:r>
-        <w:rPr>
-          <w:rFonts w:ascii="Times New Roman" w:hAnsi="Times New Roman" w:cs="Times New Roman"/>
-          <w:lang w:val="en-CM"/>
+        </w:rPr>
+      </w:pPr>
+      <w:r>
+        <w:rPr>
+          <w:rFonts w:ascii="Times New Roman" w:hAnsi="Times New Roman" w:cs="Times New Roman"/>
         </w:rPr>
         <w:pict w14:anchorId="09B45ABB">
-          <v:rect id="_x0000_i1226" style="width:0;height:1.5pt" o:hralign="center" o:hrstd="t" o:hr="t" fillcolor="#a0a0a0" stroked="f"/>
+          <v:rect id="_x0000_i1028" style="width:0;height:1.5pt" o:hralign="center" o:hrstd="t" o:hr="t" fillcolor="#a0a0a0" stroked="f"/>
         </w:pict>
       </w:r>
     </w:p>
@@ -623,15 +524,13 @@
           <w:rFonts w:ascii="Times New Roman" w:hAnsi="Times New Roman" w:cs="Times New Roman"/>
           <w:b/>
           <w:bCs/>
-          <w:lang w:val="en-CM"/>
-        </w:rPr>
-      </w:pPr>
-      <w:r>
-        <w:rPr>
-          <w:rFonts w:ascii="Times New Roman" w:hAnsi="Times New Roman" w:cs="Times New Roman"/>
-          <w:b/>
-          <w:bCs/>
-          <w:lang w:val="en-CM"/>
+        </w:rPr>
+      </w:pPr>
+      <w:r>
+        <w:rPr>
+          <w:rFonts w:ascii="Times New Roman" w:hAnsi="Times New Roman" w:cs="Times New Roman"/>
+          <w:b/>
+          <w:bCs/>
         </w:rPr>
         <w:t>4. Scope of the System</w:t>
       </w:r>
@@ -640,13 +539,11 @@
       <w:pPr>
         <w:rPr>
           <w:rFonts w:ascii="Times New Roman" w:hAnsi="Times New Roman" w:cs="Times New Roman"/>
-          <w:lang w:val="en-CM"/>
-        </w:rPr>
-      </w:pPr>
-      <w:r>
-        <w:rPr>
-          <w:rFonts w:ascii="Times New Roman" w:hAnsi="Times New Roman" w:cs="Times New Roman"/>
-          <w:lang w:val="en-CM"/>
+        </w:rPr>
+      </w:pPr>
+      <w:r>
+        <w:rPr>
+          <w:rFonts w:ascii="Times New Roman" w:hAnsi="Times New Roman" w:cs="Times New Roman"/>
         </w:rPr>
         <w:t>The system will support:</w:t>
       </w:r>
@@ -657,15 +554,13 @@
           <w:rFonts w:ascii="Times New Roman" w:hAnsi="Times New Roman" w:cs="Times New Roman"/>
           <w:b/>
           <w:bCs/>
-          <w:lang w:val="en-CM"/>
-        </w:rPr>
-      </w:pPr>
-      <w:r>
-        <w:rPr>
-          <w:rFonts w:ascii="Times New Roman" w:hAnsi="Times New Roman" w:cs="Times New Roman"/>
-          <w:b/>
-          <w:bCs/>
-          <w:lang w:val="en-CM"/>
+        </w:rPr>
+      </w:pPr>
+      <w:r>
+        <w:rPr>
+          <w:rFonts w:ascii="Times New Roman" w:hAnsi="Times New Roman" w:cs="Times New Roman"/>
+          <w:b/>
+          <w:bCs/>
         </w:rPr>
         <w:t>Administrative Functions</w:t>
       </w:r>
@@ -678,13 +573,11 @@
         </w:numPr>
         <w:rPr>
           <w:rFonts w:ascii="Times New Roman" w:hAnsi="Times New Roman" w:cs="Times New Roman"/>
-          <w:lang w:val="en-CM"/>
-        </w:rPr>
-      </w:pPr>
-      <w:r>
-        <w:rPr>
-          <w:rFonts w:ascii="Times New Roman" w:hAnsi="Times New Roman" w:cs="Times New Roman"/>
-          <w:lang w:val="en-CM"/>
+        </w:rPr>
+      </w:pPr>
+      <w:r>
+        <w:rPr>
+          <w:rFonts w:ascii="Times New Roman" w:hAnsi="Times New Roman" w:cs="Times New Roman"/>
         </w:rPr>
         <w:t xml:space="preserve">Student registration </w:t>
       </w:r>
@@ -697,13 +590,11 @@
         </w:numPr>
         <w:rPr>
           <w:rFonts w:ascii="Times New Roman" w:hAnsi="Times New Roman" w:cs="Times New Roman"/>
-          <w:lang w:val="en-CM"/>
-        </w:rPr>
-      </w:pPr>
-      <w:r>
-        <w:rPr>
-          <w:rFonts w:ascii="Times New Roman" w:hAnsi="Times New Roman" w:cs="Times New Roman"/>
-          <w:lang w:val="en-CM"/>
+        </w:rPr>
+      </w:pPr>
+      <w:r>
+        <w:rPr>
+          <w:rFonts w:ascii="Times New Roman" w:hAnsi="Times New Roman" w:cs="Times New Roman"/>
         </w:rPr>
         <w:t xml:space="preserve">Teacher management </w:t>
       </w:r>
@@ -716,13 +607,11 @@
         </w:numPr>
         <w:rPr>
           <w:rFonts w:ascii="Times New Roman" w:hAnsi="Times New Roman" w:cs="Times New Roman"/>
-          <w:lang w:val="en-CM"/>
-        </w:rPr>
-      </w:pPr>
-      <w:r>
-        <w:rPr>
-          <w:rFonts w:ascii="Times New Roman" w:hAnsi="Times New Roman" w:cs="Times New Roman"/>
-          <w:lang w:val="en-CM"/>
+        </w:rPr>
+      </w:pPr>
+      <w:r>
+        <w:rPr>
+          <w:rFonts w:ascii="Times New Roman" w:hAnsi="Times New Roman" w:cs="Times New Roman"/>
         </w:rPr>
         <w:t xml:space="preserve">Class management </w:t>
       </w:r>
@@ -735,13 +624,11 @@
         </w:numPr>
         <w:rPr>
           <w:rFonts w:ascii="Times New Roman" w:hAnsi="Times New Roman" w:cs="Times New Roman"/>
-          <w:lang w:val="en-CM"/>
-        </w:rPr>
-      </w:pPr>
-      <w:r>
-        <w:rPr>
-          <w:rFonts w:ascii="Times New Roman" w:hAnsi="Times New Roman" w:cs="Times New Roman"/>
-          <w:lang w:val="en-CM"/>
+        </w:rPr>
+      </w:pPr>
+      <w:r>
+        <w:rPr>
+          <w:rFonts w:ascii="Times New Roman" w:hAnsi="Times New Roman" w:cs="Times New Roman"/>
         </w:rPr>
         <w:t xml:space="preserve">Fee management </w:t>
       </w:r>
@@ -754,13 +641,11 @@
         </w:numPr>
         <w:rPr>
           <w:rFonts w:ascii="Times New Roman" w:hAnsi="Times New Roman" w:cs="Times New Roman"/>
-          <w:lang w:val="en-CM"/>
-        </w:rPr>
-      </w:pPr>
-      <w:r>
-        <w:rPr>
-          <w:rFonts w:ascii="Times New Roman" w:hAnsi="Times New Roman" w:cs="Times New Roman"/>
-          <w:lang w:val="en-CM"/>
+        </w:rPr>
+      </w:pPr>
+      <w:r>
+        <w:rPr>
+          <w:rFonts w:ascii="Times New Roman" w:hAnsi="Times New Roman" w:cs="Times New Roman"/>
         </w:rPr>
         <w:t xml:space="preserve">User account management </w:t>
       </w:r>
@@ -771,15 +656,13 @@
           <w:rFonts w:ascii="Times New Roman" w:hAnsi="Times New Roman" w:cs="Times New Roman"/>
           <w:b/>
           <w:bCs/>
-          <w:lang w:val="en-CM"/>
-        </w:rPr>
-      </w:pPr>
-      <w:r>
-        <w:rPr>
-          <w:rFonts w:ascii="Times New Roman" w:hAnsi="Times New Roman" w:cs="Times New Roman"/>
-          <w:b/>
-          <w:bCs/>
-          <w:lang w:val="en-CM"/>
+        </w:rPr>
+      </w:pPr>
+      <w:r>
+        <w:rPr>
+          <w:rFonts w:ascii="Times New Roman" w:hAnsi="Times New Roman" w:cs="Times New Roman"/>
+          <w:b/>
+          <w:bCs/>
         </w:rPr>
         <w:t>Academic Functions</w:t>
       </w:r>
@@ -792,13 +675,11 @@
         </w:numPr>
         <w:rPr>
           <w:rFonts w:ascii="Times New Roman" w:hAnsi="Times New Roman" w:cs="Times New Roman"/>
-          <w:lang w:val="en-CM"/>
-        </w:rPr>
-      </w:pPr>
-      <w:r>
-        <w:rPr>
-          <w:rFonts w:ascii="Times New Roman" w:hAnsi="Times New Roman" w:cs="Times New Roman"/>
-          <w:lang w:val="en-CM"/>
+        </w:rPr>
+      </w:pPr>
+      <w:r>
+        <w:rPr>
+          <w:rFonts w:ascii="Times New Roman" w:hAnsi="Times New Roman" w:cs="Times New Roman"/>
         </w:rPr>
         <w:t xml:space="preserve">Attendance management </w:t>
       </w:r>
@@ -811,13 +692,11 @@
         </w:numPr>
         <w:rPr>
           <w:rFonts w:ascii="Times New Roman" w:hAnsi="Times New Roman" w:cs="Times New Roman"/>
-          <w:lang w:val="en-CM"/>
-        </w:rPr>
-      </w:pPr>
-      <w:r>
-        <w:rPr>
-          <w:rFonts w:ascii="Times New Roman" w:hAnsi="Times New Roman" w:cs="Times New Roman"/>
-          <w:lang w:val="en-CM"/>
+        </w:rPr>
+      </w:pPr>
+      <w:r>
+        <w:rPr>
+          <w:rFonts w:ascii="Times New Roman" w:hAnsi="Times New Roman" w:cs="Times New Roman"/>
         </w:rPr>
         <w:t xml:space="preserve">Marks entry </w:t>
       </w:r>
@@ -830,13 +709,11 @@
         </w:numPr>
         <w:rPr>
           <w:rFonts w:ascii="Times New Roman" w:hAnsi="Times New Roman" w:cs="Times New Roman"/>
-          <w:lang w:val="en-CM"/>
-        </w:rPr>
-      </w:pPr>
-      <w:r>
-        <w:rPr>
-          <w:rFonts w:ascii="Times New Roman" w:hAnsi="Times New Roman" w:cs="Times New Roman"/>
-          <w:lang w:val="en-CM"/>
+        </w:rPr>
+      </w:pPr>
+      <w:r>
+        <w:rPr>
+          <w:rFonts w:ascii="Times New Roman" w:hAnsi="Times New Roman" w:cs="Times New Roman"/>
         </w:rPr>
         <w:t xml:space="preserve">Report card generation </w:t>
       </w:r>
@@ -849,13 +726,11 @@
         </w:numPr>
         <w:rPr>
           <w:rFonts w:ascii="Times New Roman" w:hAnsi="Times New Roman" w:cs="Times New Roman"/>
-          <w:lang w:val="en-CM"/>
-        </w:rPr>
-      </w:pPr>
-      <w:r>
-        <w:rPr>
-          <w:rFonts w:ascii="Times New Roman" w:hAnsi="Times New Roman" w:cs="Times New Roman"/>
-          <w:lang w:val="en-CM"/>
+        </w:rPr>
+      </w:pPr>
+      <w:r>
+        <w:rPr>
+          <w:rFonts w:ascii="Times New Roman" w:hAnsi="Times New Roman" w:cs="Times New Roman"/>
         </w:rPr>
         <w:t xml:space="preserve">Timetable management </w:t>
       </w:r>
@@ -866,15 +741,13 @@
           <w:rFonts w:ascii="Times New Roman" w:hAnsi="Times New Roman" w:cs="Times New Roman"/>
           <w:b/>
           <w:bCs/>
-          <w:lang w:val="en-CM"/>
-        </w:rPr>
-      </w:pPr>
-      <w:r>
-        <w:rPr>
-          <w:rFonts w:ascii="Times New Roman" w:hAnsi="Times New Roman" w:cs="Times New Roman"/>
-          <w:b/>
-          <w:bCs/>
-          <w:lang w:val="en-CM"/>
+        </w:rPr>
+      </w:pPr>
+      <w:r>
+        <w:rPr>
+          <w:rFonts w:ascii="Times New Roman" w:hAnsi="Times New Roman" w:cs="Times New Roman"/>
+          <w:b/>
+          <w:bCs/>
         </w:rPr>
         <w:t>System Functions</w:t>
       </w:r>
@@ -887,13 +760,11 @@
         </w:numPr>
         <w:rPr>
           <w:rFonts w:ascii="Times New Roman" w:hAnsi="Times New Roman" w:cs="Times New Roman"/>
-          <w:lang w:val="en-CM"/>
-        </w:rPr>
-      </w:pPr>
-      <w:r>
-        <w:rPr>
-          <w:rFonts w:ascii="Times New Roman" w:hAnsi="Times New Roman" w:cs="Times New Roman"/>
-          <w:lang w:val="en-CM"/>
+        </w:rPr>
+      </w:pPr>
+      <w:r>
+        <w:rPr>
+          <w:rFonts w:ascii="Times New Roman" w:hAnsi="Times New Roman" w:cs="Times New Roman"/>
         </w:rPr>
         <w:t xml:space="preserve">Authentication and authorization </w:t>
       </w:r>
@@ -906,13 +777,11 @@
         </w:numPr>
         <w:rPr>
           <w:rFonts w:ascii="Times New Roman" w:hAnsi="Times New Roman" w:cs="Times New Roman"/>
-          <w:lang w:val="en-CM"/>
-        </w:rPr>
-      </w:pPr>
-      <w:r>
-        <w:rPr>
-          <w:rFonts w:ascii="Times New Roman" w:hAnsi="Times New Roman" w:cs="Times New Roman"/>
-          <w:lang w:val="en-CM"/>
+        </w:rPr>
+      </w:pPr>
+      <w:r>
+        <w:rPr>
+          <w:rFonts w:ascii="Times New Roman" w:hAnsi="Times New Roman" w:cs="Times New Roman"/>
         </w:rPr>
         <w:t xml:space="preserve">Database backup </w:t>
       </w:r>
@@ -925,13 +794,11 @@
         </w:numPr>
         <w:rPr>
           <w:rFonts w:ascii="Times New Roman" w:hAnsi="Times New Roman" w:cs="Times New Roman"/>
-          <w:lang w:val="en-CM"/>
-        </w:rPr>
-      </w:pPr>
-      <w:r>
-        <w:rPr>
-          <w:rFonts w:ascii="Times New Roman" w:hAnsi="Times New Roman" w:cs="Times New Roman"/>
-          <w:lang w:val="en-CM"/>
+        </w:rPr>
+      </w:pPr>
+      <w:r>
+        <w:rPr>
+          <w:rFonts w:ascii="Times New Roman" w:hAnsi="Times New Roman" w:cs="Times New Roman"/>
         </w:rPr>
         <w:t xml:space="preserve">Data synchronization </w:t>
       </w:r>
@@ -944,13 +811,11 @@
         </w:numPr>
         <w:rPr>
           <w:rFonts w:ascii="Times New Roman" w:hAnsi="Times New Roman" w:cs="Times New Roman"/>
-          <w:lang w:val="en-CM"/>
-        </w:rPr>
-      </w:pPr>
-      <w:r>
-        <w:rPr>
-          <w:rFonts w:ascii="Times New Roman" w:hAnsi="Times New Roman" w:cs="Times New Roman"/>
-          <w:lang w:val="en-CM"/>
+        </w:rPr>
+      </w:pPr>
+      <w:r>
+        <w:rPr>
+          <w:rFonts w:ascii="Times New Roman" w:hAnsi="Times New Roman" w:cs="Times New Roman"/>
         </w:rPr>
         <w:t xml:space="preserve">Report export </w:t>
       </w:r>
@@ -959,16 +824,14 @@
       <w:pPr>
         <w:rPr>
           <w:rFonts w:ascii="Times New Roman" w:hAnsi="Times New Roman" w:cs="Times New Roman"/>
-          <w:lang w:val="en-CM"/>
-        </w:rPr>
-      </w:pPr>
-      <w:r>
-        <w:rPr>
-          <w:rFonts w:ascii="Times New Roman" w:hAnsi="Times New Roman" w:cs="Times New Roman"/>
-          <w:lang w:val="en-CM"/>
+        </w:rPr>
+      </w:pPr>
+      <w:r>
+        <w:rPr>
+          <w:rFonts w:ascii="Times New Roman" w:hAnsi="Times New Roman" w:cs="Times New Roman"/>
         </w:rPr>
         <w:pict w14:anchorId="67096E68">
-          <v:rect id="_x0000_i1227" style="width:0;height:1.5pt" o:hralign="center" o:hrstd="t" o:hr="t" fillcolor="#a0a0a0" stroked="f"/>
+          <v:rect id="_x0000_i1029" style="width:0;height:1.5pt" o:hralign="center" o:hrstd="t" o:hr="t" fillcolor="#a0a0a0" stroked="f"/>
         </w:pict>
       </w:r>
     </w:p>
@@ -978,15 +841,13 @@
           <w:rFonts w:ascii="Times New Roman" w:hAnsi="Times New Roman" w:cs="Times New Roman"/>
           <w:b/>
           <w:bCs/>
-          <w:lang w:val="en-CM"/>
-        </w:rPr>
-      </w:pPr>
-      <w:r>
-        <w:rPr>
-          <w:rFonts w:ascii="Times New Roman" w:hAnsi="Times New Roman" w:cs="Times New Roman"/>
-          <w:b/>
-          <w:bCs/>
-          <w:lang w:val="en-CM"/>
+        </w:rPr>
+      </w:pPr>
+      <w:r>
+        <w:rPr>
+          <w:rFonts w:ascii="Times New Roman" w:hAnsi="Times New Roman" w:cs="Times New Roman"/>
+          <w:b/>
+          <w:bCs/>
         </w:rPr>
         <w:t>5. Technologies Used</w:t>
       </w:r>
@@ -1005,7 +866,7 @@
       </w:tblPr>
       <w:tblGrid>
         <w:gridCol w:w="2402"/>
-        <w:gridCol w:w="2155"/>
+        <w:gridCol w:w="2809"/>
       </w:tblGrid>
       <w:tr>
         <w:trPr>
@@ -1024,7 +885,6 @@
                 <w:rFonts w:ascii="Times New Roman" w:hAnsi="Times New Roman" w:cs="Times New Roman"/>
                 <w:b/>
                 <w:bCs/>
-                <w:lang w:val="en-CM"/>
               </w:rPr>
             </w:pPr>
             <w:r>
@@ -1032,8 +892,8 @@
                 <w:rFonts w:ascii="Times New Roman" w:hAnsi="Times New Roman" w:cs="Times New Roman"/>
                 <w:b/>
                 <w:bCs/>
-                <w:lang w:val="en-CM"/>
-              </w:rPr>
+              </w:rPr>
+              <w:lastRenderedPageBreak/>
               <w:t>Component</w:t>
             </w:r>
           </w:p>
@@ -1050,7 +910,6 @@
                 <w:rFonts w:ascii="Times New Roman" w:hAnsi="Times New Roman" w:cs="Times New Roman"/>
                 <w:b/>
                 <w:bCs/>
-                <w:lang w:val="en-CM"/>
               </w:rPr>
             </w:pPr>
             <w:r>
@@ -1058,7 +917,6 @@
                 <w:rFonts w:ascii="Times New Roman" w:hAnsi="Times New Roman" w:cs="Times New Roman"/>
                 <w:b/>
                 <w:bCs/>
-                <w:lang w:val="en-CM"/>
               </w:rPr>
               <w:t>Technology</w:t>
             </w:r>
@@ -1079,13 +937,11 @@
             <w:pPr>
               <w:rPr>
                 <w:rFonts w:ascii="Times New Roman" w:hAnsi="Times New Roman" w:cs="Times New Roman"/>
-                <w:lang w:val="en-CM"/>
               </w:rPr>
             </w:pPr>
             <w:r>
               <w:rPr>
                 <w:rFonts w:ascii="Times New Roman" w:hAnsi="Times New Roman" w:cs="Times New Roman"/>
-                <w:lang w:val="en-CM"/>
               </w:rPr>
               <w:t>Programming Language</w:t>
             </w:r>
@@ -1101,13 +957,11 @@
             <w:pPr>
               <w:rPr>
                 <w:rFonts w:ascii="Times New Roman" w:hAnsi="Times New Roman" w:cs="Times New Roman"/>
-                <w:lang w:val="en-CM"/>
               </w:rPr>
             </w:pPr>
             <w:r>
               <w:rPr>
                 <w:rFonts w:ascii="Times New Roman" w:hAnsi="Times New Roman" w:cs="Times New Roman"/>
-                <w:lang w:val="en-CM"/>
               </w:rPr>
               <w:t>C++</w:t>
             </w:r>
@@ -1128,15 +982,12 @@
             <w:pPr>
               <w:rPr>
                 <w:rFonts w:ascii="Times New Roman" w:hAnsi="Times New Roman" w:cs="Times New Roman"/>
-                <w:lang w:val="en-CM"/>
               </w:rPr>
             </w:pPr>
             <w:r>
               <w:rPr>
                 <w:rFonts w:ascii="Times New Roman" w:hAnsi="Times New Roman" w:cs="Times New Roman"/>
-                <w:lang w:val="en-CM"/>
-              </w:rPr>
-              <w:lastRenderedPageBreak/>
+              </w:rPr>
               <w:t>UI Framework</w:t>
             </w:r>
           </w:p>
@@ -1151,13 +1002,11 @@
             <w:pPr>
               <w:rPr>
                 <w:rFonts w:ascii="Times New Roman" w:hAnsi="Times New Roman" w:cs="Times New Roman"/>
-                <w:lang w:val="en-CM"/>
               </w:rPr>
             </w:pPr>
             <w:r>
               <w:rPr>
                 <w:rFonts w:ascii="Times New Roman" w:hAnsi="Times New Roman" w:cs="Times New Roman"/>
-                <w:lang w:val="en-CM"/>
               </w:rPr>
               <w:t>Qt Widgets</w:t>
             </w:r>
@@ -1178,13 +1027,11 @@
             <w:pPr>
               <w:rPr>
                 <w:rFonts w:ascii="Times New Roman" w:hAnsi="Times New Roman" w:cs="Times New Roman"/>
-                <w:lang w:val="en-CM"/>
               </w:rPr>
             </w:pPr>
             <w:r>
               <w:rPr>
                 <w:rFonts w:ascii="Times New Roman" w:hAnsi="Times New Roman" w:cs="Times New Roman"/>
-                <w:lang w:val="en-CM"/>
               </w:rPr>
               <w:t>Database</w:t>
             </w:r>
@@ -1200,15 +1047,25 @@
             <w:pPr>
               <w:rPr>
                 <w:rFonts w:ascii="Times New Roman" w:hAnsi="Times New Roman" w:cs="Times New Roman"/>
-                <w:lang w:val="en-CM"/>
               </w:rPr>
             </w:pPr>
             <w:r>
               <w:rPr>
                 <w:rFonts w:ascii="Times New Roman" w:hAnsi="Times New Roman" w:cs="Times New Roman"/>
-                <w:lang w:val="en-CM"/>
               </w:rPr>
               <w:t>SQLite</w:t>
+            </w:r>
+            <w:r>
+              <w:rPr>
+                <w:rFonts w:ascii="Times New Roman" w:hAnsi="Times New Roman" w:cs="Times New Roman"/>
+              </w:rPr>
+              <w:t>/Post</w:t>
+            </w:r>
+            <w:r>
+              <w:rPr>
+                <w:rFonts w:ascii="Times New Roman" w:hAnsi="Times New Roman" w:cs="Times New Roman"/>
+              </w:rPr>
+              <w:t>gresql/mongodb</w:t>
             </w:r>
           </w:p>
         </w:tc>
@@ -1227,13 +1084,11 @@
             <w:pPr>
               <w:rPr>
                 <w:rFonts w:ascii="Times New Roman" w:hAnsi="Times New Roman" w:cs="Times New Roman"/>
-                <w:lang w:val="en-CM"/>
               </w:rPr>
             </w:pPr>
             <w:r>
               <w:rPr>
                 <w:rFonts w:ascii="Times New Roman" w:hAnsi="Times New Roman" w:cs="Times New Roman"/>
-                <w:lang w:val="en-CM"/>
               </w:rPr>
               <w:t>IDE</w:t>
             </w:r>
@@ -1249,13 +1104,11 @@
             <w:pPr>
               <w:rPr>
                 <w:rFonts w:ascii="Times New Roman" w:hAnsi="Times New Roman" w:cs="Times New Roman"/>
-                <w:lang w:val="en-CM"/>
               </w:rPr>
             </w:pPr>
             <w:r>
               <w:rPr>
                 <w:rFonts w:ascii="Times New Roman" w:hAnsi="Times New Roman" w:cs="Times New Roman"/>
-                <w:lang w:val="en-CM"/>
               </w:rPr>
               <w:t>VS Code / Qt Creator</w:t>
             </w:r>
@@ -1276,13 +1129,11 @@
             <w:pPr>
               <w:rPr>
                 <w:rFonts w:ascii="Times New Roman" w:hAnsi="Times New Roman" w:cs="Times New Roman"/>
-                <w:lang w:val="en-CM"/>
               </w:rPr>
             </w:pPr>
             <w:r>
               <w:rPr>
                 <w:rFonts w:ascii="Times New Roman" w:hAnsi="Times New Roman" w:cs="Times New Roman"/>
-                <w:lang w:val="en-CM"/>
               </w:rPr>
               <w:t>Build System</w:t>
             </w:r>
@@ -1298,18 +1149,14 @@
             <w:pPr>
               <w:rPr>
                 <w:rFonts w:ascii="Times New Roman" w:hAnsi="Times New Roman" w:cs="Times New Roman"/>
-                <w:lang w:val="en-CM"/>
               </w:rPr>
             </w:pPr>
-            <w:proofErr w:type="spellStart"/>
             <w:r>
               <w:rPr>
                 <w:rFonts w:ascii="Times New Roman" w:hAnsi="Times New Roman" w:cs="Times New Roman"/>
-                <w:lang w:val="en-CM"/>
               </w:rPr>
               <w:t>CMake</w:t>
             </w:r>
-            <w:proofErr w:type="spellEnd"/>
           </w:p>
         </w:tc>
       </w:tr>
@@ -1327,13 +1174,11 @@
             <w:pPr>
               <w:rPr>
                 <w:rFonts w:ascii="Times New Roman" w:hAnsi="Times New Roman" w:cs="Times New Roman"/>
-                <w:lang w:val="en-CM"/>
               </w:rPr>
             </w:pPr>
             <w:r>
               <w:rPr>
                 <w:rFonts w:ascii="Times New Roman" w:hAnsi="Times New Roman" w:cs="Times New Roman"/>
-                <w:lang w:val="en-CM"/>
               </w:rPr>
               <w:t>Installer</w:t>
             </w:r>
@@ -1349,13 +1194,11 @@
             <w:pPr>
               <w:rPr>
                 <w:rFonts w:ascii="Times New Roman" w:hAnsi="Times New Roman" w:cs="Times New Roman"/>
-                <w:lang w:val="en-CM"/>
               </w:rPr>
             </w:pPr>
             <w:r>
               <w:rPr>
                 <w:rFonts w:ascii="Times New Roman" w:hAnsi="Times New Roman" w:cs="Times New Roman"/>
-                <w:lang w:val="en-CM"/>
               </w:rPr>
               <w:t>Inno Setup</w:t>
             </w:r>
@@ -1376,13 +1219,11 @@
             <w:pPr>
               <w:rPr>
                 <w:rFonts w:ascii="Times New Roman" w:hAnsi="Times New Roman" w:cs="Times New Roman"/>
-                <w:lang w:val="en-CM"/>
               </w:rPr>
             </w:pPr>
             <w:r>
               <w:rPr>
                 <w:rFonts w:ascii="Times New Roman" w:hAnsi="Times New Roman" w:cs="Times New Roman"/>
-                <w:lang w:val="en-CM"/>
               </w:rPr>
               <w:t>Version Control</w:t>
             </w:r>
@@ -1398,13 +1239,11 @@
             <w:pPr>
               <w:rPr>
                 <w:rFonts w:ascii="Times New Roman" w:hAnsi="Times New Roman" w:cs="Times New Roman"/>
-                <w:lang w:val="en-CM"/>
               </w:rPr>
             </w:pPr>
             <w:r>
               <w:rPr>
                 <w:rFonts w:ascii="Times New Roman" w:hAnsi="Times New Roman" w:cs="Times New Roman"/>
-                <w:lang w:val="en-CM"/>
               </w:rPr>
               <w:t>Git &amp; GitHub</w:t>
             </w:r>
@@ -1416,16 +1255,14 @@
       <w:pPr>
         <w:rPr>
           <w:rFonts w:ascii="Times New Roman" w:hAnsi="Times New Roman" w:cs="Times New Roman"/>
-          <w:lang w:val="en-CM"/>
-        </w:rPr>
-      </w:pPr>
-      <w:r>
-        <w:rPr>
-          <w:rFonts w:ascii="Times New Roman" w:hAnsi="Times New Roman" w:cs="Times New Roman"/>
-          <w:lang w:val="en-CM"/>
+        </w:rPr>
+      </w:pPr>
+      <w:r>
+        <w:rPr>
+          <w:rFonts w:ascii="Times New Roman" w:hAnsi="Times New Roman" w:cs="Times New Roman"/>
         </w:rPr>
         <w:pict w14:anchorId="6FDD67A4">
-          <v:rect id="_x0000_i1228" style="width:0;height:1.5pt" o:hralign="center" o:hrstd="t" o:hr="t" fillcolor="#a0a0a0" stroked="f"/>
+          <v:rect id="_x0000_i1030" style="width:0;height:1.5pt" o:hralign="center" o:hrstd="t" o:hr="t" fillcolor="#a0a0a0" stroked="f"/>
         </w:pict>
       </w:r>
     </w:p>
@@ -1435,15 +1272,13 @@
           <w:rFonts w:ascii="Times New Roman" w:hAnsi="Times New Roman" w:cs="Times New Roman"/>
           <w:b/>
           <w:bCs/>
-          <w:lang w:val="en-CM"/>
-        </w:rPr>
-      </w:pPr>
-      <w:r>
-        <w:rPr>
-          <w:rFonts w:ascii="Times New Roman" w:hAnsi="Times New Roman" w:cs="Times New Roman"/>
-          <w:b/>
-          <w:bCs/>
-          <w:lang w:val="en-CM"/>
+        </w:rPr>
+      </w:pPr>
+      <w:r>
+        <w:rPr>
+          <w:rFonts w:ascii="Times New Roman" w:hAnsi="Times New Roman" w:cs="Times New Roman"/>
+          <w:b/>
+          <w:bCs/>
         </w:rPr>
         <w:t>6. System Architecture</w:t>
       </w:r>
@@ -1452,20 +1287,17 @@
       <w:pPr>
         <w:rPr>
           <w:rFonts w:ascii="Times New Roman" w:hAnsi="Times New Roman" w:cs="Times New Roman"/>
-          <w:lang w:val="en-CM"/>
-        </w:rPr>
-      </w:pPr>
-      <w:r>
-        <w:rPr>
-          <w:rFonts w:ascii="Times New Roman" w:hAnsi="Times New Roman" w:cs="Times New Roman"/>
-          <w:lang w:val="en-CM"/>
+        </w:rPr>
+      </w:pPr>
+      <w:r>
+        <w:rPr>
+          <w:rFonts w:ascii="Times New Roman" w:hAnsi="Times New Roman" w:cs="Times New Roman"/>
         </w:rPr>
         <w:t>+----------------------+</w:t>
       </w:r>
       <w:r>
         <w:rPr>
           <w:rFonts w:ascii="Times New Roman" w:hAnsi="Times New Roman" w:cs="Times New Roman"/>
-          <w:lang w:val="en-CM"/>
         </w:rPr>
         <w:br/>
         <w:t>|    Desktop Client    |</w:t>
@@ -1473,7 +1305,6 @@
       <w:r>
         <w:rPr>
           <w:rFonts w:ascii="Times New Roman" w:hAnsi="Times New Roman" w:cs="Times New Roman"/>
-          <w:lang w:val="en-CM"/>
         </w:rPr>
         <w:br/>
         <w:t>|   (Qt + C++ UI)      |</w:t>
@@ -1481,7 +1312,6 @@
       <w:r>
         <w:rPr>
           <w:rFonts w:ascii="Times New Roman" w:hAnsi="Times New Roman" w:cs="Times New Roman"/>
-          <w:lang w:val="en-CM"/>
         </w:rPr>
         <w:br/>
         <w:t>+----------+-----------+</w:t>
@@ -1489,7 +1319,6 @@
       <w:r>
         <w:rPr>
           <w:rFonts w:ascii="Times New Roman" w:hAnsi="Times New Roman" w:cs="Times New Roman"/>
-          <w:lang w:val="en-CM"/>
         </w:rPr>
         <w:br/>
         <w:t xml:space="preserve">           |</w:t>
@@ -1497,7 +1326,6 @@
       <w:r>
         <w:rPr>
           <w:rFonts w:ascii="Times New Roman" w:hAnsi="Times New Roman" w:cs="Times New Roman"/>
-          <w:lang w:val="en-CM"/>
         </w:rPr>
         <w:br/>
         <w:t xml:space="preserve">           |</w:t>
@@ -1505,7 +1333,6 @@
       <w:r>
         <w:rPr>
           <w:rFonts w:ascii="Times New Roman" w:hAnsi="Times New Roman" w:cs="Times New Roman"/>
-          <w:lang w:val="en-CM"/>
         </w:rPr>
         <w:br/>
         <w:t>+----------v-----------+</w:t>
@@ -1513,7 +1340,6 @@
       <w:r>
         <w:rPr>
           <w:rFonts w:ascii="Times New Roman" w:hAnsi="Times New Roman" w:cs="Times New Roman"/>
-          <w:lang w:val="en-CM"/>
         </w:rPr>
         <w:br/>
         <w:t>|     SQLite DB        |</w:t>
@@ -1521,7 +1347,6 @@
       <w:r>
         <w:rPr>
           <w:rFonts w:ascii="Times New Roman" w:hAnsi="Times New Roman" w:cs="Times New Roman"/>
-          <w:lang w:val="en-CM"/>
         </w:rPr>
         <w:br/>
         <w:t>| Local School Storage |</w:t>
@@ -1529,7 +1354,6 @@
       <w:r>
         <w:rPr>
           <w:rFonts w:ascii="Times New Roman" w:hAnsi="Times New Roman" w:cs="Times New Roman"/>
-          <w:lang w:val="en-CM"/>
         </w:rPr>
         <w:br/>
         <w:t>+----------------------+</w:t>
@@ -1537,14 +1361,12 @@
       <w:r>
         <w:rPr>
           <w:rFonts w:ascii="Times New Roman" w:hAnsi="Times New Roman" w:cs="Times New Roman"/>
-          <w:lang w:val="en-CM"/>
         </w:rPr>
         <w:br/>
       </w:r>
       <w:r>
         <w:rPr>
           <w:rFonts w:ascii="Times New Roman" w:hAnsi="Times New Roman" w:cs="Times New Roman"/>
-          <w:lang w:val="en-CM"/>
         </w:rPr>
         <w:br/>
         <w:t>Optional Future Internet Features:</w:t>
@@ -1552,7 +1374,6 @@
       <w:r>
         <w:rPr>
           <w:rFonts w:ascii="Times New Roman" w:hAnsi="Times New Roman" w:cs="Times New Roman"/>
-          <w:lang w:val="en-CM"/>
         </w:rPr>
         <w:br/>
         <w:t xml:space="preserve">           |</w:t>
@@ -1560,7 +1381,6 @@
       <w:r>
         <w:rPr>
           <w:rFonts w:ascii="Times New Roman" w:hAnsi="Times New Roman" w:cs="Times New Roman"/>
-          <w:lang w:val="en-CM"/>
         </w:rPr>
         <w:br/>
         <w:t>+----------v-----------+</w:t>
@@ -1568,7 +1388,6 @@
       <w:r>
         <w:rPr>
           <w:rFonts w:ascii="Times New Roman" w:hAnsi="Times New Roman" w:cs="Times New Roman"/>
-          <w:lang w:val="en-CM"/>
         </w:rPr>
         <w:br/>
         <w:t>|     Cloud Server     |</w:t>
@@ -1576,7 +1395,6 @@
       <w:r>
         <w:rPr>
           <w:rFonts w:ascii="Times New Roman" w:hAnsi="Times New Roman" w:cs="Times New Roman"/>
-          <w:lang w:val="en-CM"/>
         </w:rPr>
         <w:br/>
         <w:t>| Backup / Sync APIs   |</w:t>
@@ -1584,7 +1402,6 @@
       <w:r>
         <w:rPr>
           <w:rFonts w:ascii="Times New Roman" w:hAnsi="Times New Roman" w:cs="Times New Roman"/>
-          <w:lang w:val="en-CM"/>
         </w:rPr>
         <w:br/>
         <w:t>+----------------------+</w:t>
@@ -1594,16 +1411,14 @@
       <w:pPr>
         <w:rPr>
           <w:rFonts w:ascii="Times New Roman" w:hAnsi="Times New Roman" w:cs="Times New Roman"/>
-          <w:lang w:val="en-CM"/>
-        </w:rPr>
-      </w:pPr>
-      <w:r>
-        <w:rPr>
-          <w:rFonts w:ascii="Times New Roman" w:hAnsi="Times New Roman" w:cs="Times New Roman"/>
-          <w:lang w:val="en-CM"/>
+        </w:rPr>
+      </w:pPr>
+      <w:r>
+        <w:rPr>
+          <w:rFonts w:ascii="Times New Roman" w:hAnsi="Times New Roman" w:cs="Times New Roman"/>
         </w:rPr>
         <w:pict w14:anchorId="1BDDF2F2">
-          <v:rect id="_x0000_i1229" style="width:0;height:1.5pt" o:hralign="center" o:hrstd="t" o:hr="t" fillcolor="#a0a0a0" stroked="f"/>
+          <v:rect id="_x0000_i1031" style="width:0;height:1.5pt" o:hralign="center" o:hrstd="t" o:hr="t" fillcolor="#a0a0a0" stroked="f"/>
         </w:pict>
       </w:r>
     </w:p>
@@ -1613,15 +1428,13 @@
           <w:rFonts w:ascii="Times New Roman" w:hAnsi="Times New Roman" w:cs="Times New Roman"/>
           <w:b/>
           <w:bCs/>
-          <w:lang w:val="en-CM"/>
-        </w:rPr>
-      </w:pPr>
-      <w:r>
-        <w:rPr>
-          <w:rFonts w:ascii="Times New Roman" w:hAnsi="Times New Roman" w:cs="Times New Roman"/>
-          <w:b/>
-          <w:bCs/>
-          <w:lang w:val="en-CM"/>
+        </w:rPr>
+      </w:pPr>
+      <w:r>
+        <w:rPr>
+          <w:rFonts w:ascii="Times New Roman" w:hAnsi="Times New Roman" w:cs="Times New Roman"/>
+          <w:b/>
+          <w:bCs/>
         </w:rPr>
         <w:t>7. Functional Requirements</w:t>
       </w:r>
@@ -1632,15 +1445,13 @@
           <w:rFonts w:ascii="Times New Roman" w:hAnsi="Times New Roman" w:cs="Times New Roman"/>
           <w:b/>
           <w:bCs/>
-          <w:lang w:val="en-CM"/>
-        </w:rPr>
-      </w:pPr>
-      <w:r>
-        <w:rPr>
-          <w:rFonts w:ascii="Times New Roman" w:hAnsi="Times New Roman" w:cs="Times New Roman"/>
-          <w:b/>
-          <w:bCs/>
-          <w:lang w:val="en-CM"/>
+        </w:rPr>
+      </w:pPr>
+      <w:r>
+        <w:rPr>
+          <w:rFonts w:ascii="Times New Roman" w:hAnsi="Times New Roman" w:cs="Times New Roman"/>
+          <w:b/>
+          <w:bCs/>
         </w:rPr>
         <w:t>7.1 Authentication Module</w:t>
       </w:r>
@@ -1649,13 +1460,11 @@
       <w:pPr>
         <w:rPr>
           <w:rFonts w:ascii="Times New Roman" w:hAnsi="Times New Roman" w:cs="Times New Roman"/>
-          <w:lang w:val="en-CM"/>
-        </w:rPr>
-      </w:pPr>
-      <w:r>
-        <w:rPr>
-          <w:rFonts w:ascii="Times New Roman" w:hAnsi="Times New Roman" w:cs="Times New Roman"/>
-          <w:lang w:val="en-CM"/>
+        </w:rPr>
+      </w:pPr>
+      <w:r>
+        <w:rPr>
+          <w:rFonts w:ascii="Times New Roman" w:hAnsi="Times New Roman" w:cs="Times New Roman"/>
         </w:rPr>
         <w:t>The system shall:</w:t>
       </w:r>
@@ -1668,13 +1477,11 @@
         </w:numPr>
         <w:rPr>
           <w:rFonts w:ascii="Times New Roman" w:hAnsi="Times New Roman" w:cs="Times New Roman"/>
-          <w:lang w:val="en-CM"/>
-        </w:rPr>
-      </w:pPr>
-      <w:r>
-        <w:rPr>
-          <w:rFonts w:ascii="Times New Roman" w:hAnsi="Times New Roman" w:cs="Times New Roman"/>
-          <w:lang w:val="en-CM"/>
+        </w:rPr>
+      </w:pPr>
+      <w:r>
+        <w:rPr>
+          <w:rFonts w:ascii="Times New Roman" w:hAnsi="Times New Roman" w:cs="Times New Roman"/>
         </w:rPr>
         <w:t xml:space="preserve">Allow secure login </w:t>
       </w:r>
@@ -1687,13 +1494,11 @@
         </w:numPr>
         <w:rPr>
           <w:rFonts w:ascii="Times New Roman" w:hAnsi="Times New Roman" w:cs="Times New Roman"/>
-          <w:lang w:val="en-CM"/>
-        </w:rPr>
-      </w:pPr>
-      <w:r>
-        <w:rPr>
-          <w:rFonts w:ascii="Times New Roman" w:hAnsi="Times New Roman" w:cs="Times New Roman"/>
-          <w:lang w:val="en-CM"/>
+        </w:rPr>
+      </w:pPr>
+      <w:r>
+        <w:rPr>
+          <w:rFonts w:ascii="Times New Roman" w:hAnsi="Times New Roman" w:cs="Times New Roman"/>
         </w:rPr>
         <w:t xml:space="preserve">Support admin and teacher roles </w:t>
       </w:r>
@@ -1706,14 +1511,13 @@
         </w:numPr>
         <w:rPr>
           <w:rFonts w:ascii="Times New Roman" w:hAnsi="Times New Roman" w:cs="Times New Roman"/>
-          <w:lang w:val="en-CM"/>
-        </w:rPr>
-      </w:pPr>
-      <w:r>
-        <w:rPr>
-          <w:rFonts w:ascii="Times New Roman" w:hAnsi="Times New Roman" w:cs="Times New Roman"/>
-          <w:lang w:val="en-CM"/>
-        </w:rPr>
+        </w:rPr>
+      </w:pPr>
+      <w:r>
+        <w:rPr>
+          <w:rFonts w:ascii="Times New Roman" w:hAnsi="Times New Roman" w:cs="Times New Roman"/>
+        </w:rPr>
+        <w:lastRenderedPageBreak/>
         <w:t xml:space="preserve">Validate credentials </w:t>
       </w:r>
     </w:p>
@@ -1721,17 +1525,14 @@
       <w:pPr>
         <w:rPr>
           <w:rFonts w:ascii="Times New Roman" w:hAnsi="Times New Roman" w:cs="Times New Roman"/>
-          <w:lang w:val="en-CM"/>
-        </w:rPr>
-      </w:pPr>
-      <w:r>
-        <w:rPr>
-          <w:rFonts w:ascii="Times New Roman" w:hAnsi="Times New Roman" w:cs="Times New Roman"/>
-          <w:lang w:val="en-CM"/>
-        </w:rPr>
-        <w:lastRenderedPageBreak/>
+        </w:rPr>
+      </w:pPr>
+      <w:r>
+        <w:rPr>
+          <w:rFonts w:ascii="Times New Roman" w:hAnsi="Times New Roman" w:cs="Times New Roman"/>
+        </w:rPr>
         <w:pict w14:anchorId="2CBDE4D7">
-          <v:rect id="_x0000_i1230" style="width:0;height:1.5pt" o:hralign="center" o:hrstd="t" o:hr="t" fillcolor="#a0a0a0" stroked="f"/>
+          <v:rect id="_x0000_i1032" style="width:0;height:1.5pt" o:hralign="center" o:hrstd="t" o:hr="t" fillcolor="#a0a0a0" stroked="f"/>
         </w:pict>
       </w:r>
     </w:p>
@@ -1741,15 +1542,13 @@
           <w:rFonts w:ascii="Times New Roman" w:hAnsi="Times New Roman" w:cs="Times New Roman"/>
           <w:b/>
           <w:bCs/>
-          <w:lang w:val="en-CM"/>
-        </w:rPr>
-      </w:pPr>
-      <w:r>
-        <w:rPr>
-          <w:rFonts w:ascii="Times New Roman" w:hAnsi="Times New Roman" w:cs="Times New Roman"/>
-          <w:b/>
-          <w:bCs/>
-          <w:lang w:val="en-CM"/>
+        </w:rPr>
+      </w:pPr>
+      <w:r>
+        <w:rPr>
+          <w:rFonts w:ascii="Times New Roman" w:hAnsi="Times New Roman" w:cs="Times New Roman"/>
+          <w:b/>
+          <w:bCs/>
         </w:rPr>
         <w:t>7.2 Student Management Module</w:t>
       </w:r>
@@ -1758,13 +1557,11 @@
       <w:pPr>
         <w:rPr>
           <w:rFonts w:ascii="Times New Roman" w:hAnsi="Times New Roman" w:cs="Times New Roman"/>
-          <w:lang w:val="en-CM"/>
-        </w:rPr>
-      </w:pPr>
-      <w:r>
-        <w:rPr>
-          <w:rFonts w:ascii="Times New Roman" w:hAnsi="Times New Roman" w:cs="Times New Roman"/>
-          <w:lang w:val="en-CM"/>
+        </w:rPr>
+      </w:pPr>
+      <w:r>
+        <w:rPr>
+          <w:rFonts w:ascii="Times New Roman" w:hAnsi="Times New Roman" w:cs="Times New Roman"/>
         </w:rPr>
         <w:t>The system shall:</w:t>
       </w:r>
@@ -1777,13 +1574,11 @@
         </w:numPr>
         <w:rPr>
           <w:rFonts w:ascii="Times New Roman" w:hAnsi="Times New Roman" w:cs="Times New Roman"/>
-          <w:lang w:val="en-CM"/>
-        </w:rPr>
-      </w:pPr>
-      <w:r>
-        <w:rPr>
-          <w:rFonts w:ascii="Times New Roman" w:hAnsi="Times New Roman" w:cs="Times New Roman"/>
-          <w:lang w:val="en-CM"/>
+        </w:rPr>
+      </w:pPr>
+      <w:r>
+        <w:rPr>
+          <w:rFonts w:ascii="Times New Roman" w:hAnsi="Times New Roman" w:cs="Times New Roman"/>
         </w:rPr>
         <w:t xml:space="preserve">Add students </w:t>
       </w:r>
@@ -1796,13 +1591,11 @@
         </w:numPr>
         <w:rPr>
           <w:rFonts w:ascii="Times New Roman" w:hAnsi="Times New Roman" w:cs="Times New Roman"/>
-          <w:lang w:val="en-CM"/>
-        </w:rPr>
-      </w:pPr>
-      <w:r>
-        <w:rPr>
-          <w:rFonts w:ascii="Times New Roman" w:hAnsi="Times New Roman" w:cs="Times New Roman"/>
-          <w:lang w:val="en-CM"/>
+        </w:rPr>
+      </w:pPr>
+      <w:r>
+        <w:rPr>
+          <w:rFonts w:ascii="Times New Roman" w:hAnsi="Times New Roman" w:cs="Times New Roman"/>
         </w:rPr>
         <w:t xml:space="preserve">Edit student profiles </w:t>
       </w:r>
@@ -1815,13 +1608,11 @@
         </w:numPr>
         <w:rPr>
           <w:rFonts w:ascii="Times New Roman" w:hAnsi="Times New Roman" w:cs="Times New Roman"/>
-          <w:lang w:val="en-CM"/>
-        </w:rPr>
-      </w:pPr>
-      <w:r>
-        <w:rPr>
-          <w:rFonts w:ascii="Times New Roman" w:hAnsi="Times New Roman" w:cs="Times New Roman"/>
-          <w:lang w:val="en-CM"/>
+        </w:rPr>
+      </w:pPr>
+      <w:r>
+        <w:rPr>
+          <w:rFonts w:ascii="Times New Roman" w:hAnsi="Times New Roman" w:cs="Times New Roman"/>
         </w:rPr>
         <w:t xml:space="preserve">Delete student records </w:t>
       </w:r>
@@ -1834,13 +1625,11 @@
         </w:numPr>
         <w:rPr>
           <w:rFonts w:ascii="Times New Roman" w:hAnsi="Times New Roman" w:cs="Times New Roman"/>
-          <w:lang w:val="en-CM"/>
-        </w:rPr>
-      </w:pPr>
-      <w:r>
-        <w:rPr>
-          <w:rFonts w:ascii="Times New Roman" w:hAnsi="Times New Roman" w:cs="Times New Roman"/>
-          <w:lang w:val="en-CM"/>
+        </w:rPr>
+      </w:pPr>
+      <w:r>
+        <w:rPr>
+          <w:rFonts w:ascii="Times New Roman" w:hAnsi="Times New Roman" w:cs="Times New Roman"/>
         </w:rPr>
         <w:t xml:space="preserve">Search students </w:t>
       </w:r>
@@ -1853,13 +1642,11 @@
         </w:numPr>
         <w:rPr>
           <w:rFonts w:ascii="Times New Roman" w:hAnsi="Times New Roman" w:cs="Times New Roman"/>
-          <w:lang w:val="en-CM"/>
-        </w:rPr>
-      </w:pPr>
-      <w:r>
-        <w:rPr>
-          <w:rFonts w:ascii="Times New Roman" w:hAnsi="Times New Roman" w:cs="Times New Roman"/>
-          <w:lang w:val="en-CM"/>
+        </w:rPr>
+      </w:pPr>
+      <w:r>
+        <w:rPr>
+          <w:rFonts w:ascii="Times New Roman" w:hAnsi="Times New Roman" w:cs="Times New Roman"/>
         </w:rPr>
         <w:t xml:space="preserve">Assign classes </w:t>
       </w:r>
@@ -1868,16 +1655,14 @@
       <w:pPr>
         <w:rPr>
           <w:rFonts w:ascii="Times New Roman" w:hAnsi="Times New Roman" w:cs="Times New Roman"/>
-          <w:lang w:val="en-CM"/>
-        </w:rPr>
-      </w:pPr>
-      <w:r>
-        <w:rPr>
-          <w:rFonts w:ascii="Times New Roman" w:hAnsi="Times New Roman" w:cs="Times New Roman"/>
-          <w:lang w:val="en-CM"/>
+        </w:rPr>
+      </w:pPr>
+      <w:r>
+        <w:rPr>
+          <w:rFonts w:ascii="Times New Roman" w:hAnsi="Times New Roman" w:cs="Times New Roman"/>
         </w:rPr>
         <w:pict w14:anchorId="0C00C50E">
-          <v:rect id="_x0000_i1231" style="width:0;height:1.5pt" o:hralign="center" o:hrstd="t" o:hr="t" fillcolor="#a0a0a0" stroked="f"/>
+          <v:rect id="_x0000_i1033" style="width:0;height:1.5pt" o:hralign="center" o:hrstd="t" o:hr="t" fillcolor="#a0a0a0" stroked="f"/>
         </w:pict>
       </w:r>
     </w:p>
@@ -1887,15 +1672,13 @@
           <w:rFonts w:ascii="Times New Roman" w:hAnsi="Times New Roman" w:cs="Times New Roman"/>
           <w:b/>
           <w:bCs/>
-          <w:lang w:val="en-CM"/>
-        </w:rPr>
-      </w:pPr>
-      <w:r>
-        <w:rPr>
-          <w:rFonts w:ascii="Times New Roman" w:hAnsi="Times New Roman" w:cs="Times New Roman"/>
-          <w:b/>
-          <w:bCs/>
-          <w:lang w:val="en-CM"/>
+        </w:rPr>
+      </w:pPr>
+      <w:r>
+        <w:rPr>
+          <w:rFonts w:ascii="Times New Roman" w:hAnsi="Times New Roman" w:cs="Times New Roman"/>
+          <w:b/>
+          <w:bCs/>
         </w:rPr>
         <w:t>7.3 Teacher Management Module</w:t>
       </w:r>
@@ -1904,13 +1687,11 @@
       <w:pPr>
         <w:rPr>
           <w:rFonts w:ascii="Times New Roman" w:hAnsi="Times New Roman" w:cs="Times New Roman"/>
-          <w:lang w:val="en-CM"/>
-        </w:rPr>
-      </w:pPr>
-      <w:r>
-        <w:rPr>
-          <w:rFonts w:ascii="Times New Roman" w:hAnsi="Times New Roman" w:cs="Times New Roman"/>
-          <w:lang w:val="en-CM"/>
+        </w:rPr>
+      </w:pPr>
+      <w:r>
+        <w:rPr>
+          <w:rFonts w:ascii="Times New Roman" w:hAnsi="Times New Roman" w:cs="Times New Roman"/>
         </w:rPr>
         <w:t>The system shall:</w:t>
       </w:r>
@@ -1923,13 +1704,11 @@
         </w:numPr>
         <w:rPr>
           <w:rFonts w:ascii="Times New Roman" w:hAnsi="Times New Roman" w:cs="Times New Roman"/>
-          <w:lang w:val="en-CM"/>
-        </w:rPr>
-      </w:pPr>
-      <w:r>
-        <w:rPr>
-          <w:rFonts w:ascii="Times New Roman" w:hAnsi="Times New Roman" w:cs="Times New Roman"/>
-          <w:lang w:val="en-CM"/>
+        </w:rPr>
+      </w:pPr>
+      <w:r>
+        <w:rPr>
+          <w:rFonts w:ascii="Times New Roman" w:hAnsi="Times New Roman" w:cs="Times New Roman"/>
         </w:rPr>
         <w:t xml:space="preserve">Register teachers </w:t>
       </w:r>
@@ -1942,13 +1721,11 @@
         </w:numPr>
         <w:rPr>
           <w:rFonts w:ascii="Times New Roman" w:hAnsi="Times New Roman" w:cs="Times New Roman"/>
-          <w:lang w:val="en-CM"/>
-        </w:rPr>
-      </w:pPr>
-      <w:r>
-        <w:rPr>
-          <w:rFonts w:ascii="Times New Roman" w:hAnsi="Times New Roman" w:cs="Times New Roman"/>
-          <w:lang w:val="en-CM"/>
+        </w:rPr>
+      </w:pPr>
+      <w:r>
+        <w:rPr>
+          <w:rFonts w:ascii="Times New Roman" w:hAnsi="Times New Roman" w:cs="Times New Roman"/>
         </w:rPr>
         <w:t xml:space="preserve">Manage subjects </w:t>
       </w:r>
@@ -1961,13 +1738,11 @@
         </w:numPr>
         <w:rPr>
           <w:rFonts w:ascii="Times New Roman" w:hAnsi="Times New Roman" w:cs="Times New Roman"/>
-          <w:lang w:val="en-CM"/>
-        </w:rPr>
-      </w:pPr>
-      <w:r>
-        <w:rPr>
-          <w:rFonts w:ascii="Times New Roman" w:hAnsi="Times New Roman" w:cs="Times New Roman"/>
-          <w:lang w:val="en-CM"/>
+        </w:rPr>
+      </w:pPr>
+      <w:r>
+        <w:rPr>
+          <w:rFonts w:ascii="Times New Roman" w:hAnsi="Times New Roman" w:cs="Times New Roman"/>
         </w:rPr>
         <w:t xml:space="preserve">Assign classes </w:t>
       </w:r>
@@ -1976,16 +1751,14 @@
       <w:pPr>
         <w:rPr>
           <w:rFonts w:ascii="Times New Roman" w:hAnsi="Times New Roman" w:cs="Times New Roman"/>
-          <w:lang w:val="en-CM"/>
-        </w:rPr>
-      </w:pPr>
-      <w:r>
-        <w:rPr>
-          <w:rFonts w:ascii="Times New Roman" w:hAnsi="Times New Roman" w:cs="Times New Roman"/>
-          <w:lang w:val="en-CM"/>
+        </w:rPr>
+      </w:pPr>
+      <w:r>
+        <w:rPr>
+          <w:rFonts w:ascii="Times New Roman" w:hAnsi="Times New Roman" w:cs="Times New Roman"/>
         </w:rPr>
         <w:pict w14:anchorId="14945F5D">
-          <v:rect id="_x0000_i1232" style="width:0;height:1.5pt" o:hralign="center" o:hrstd="t" o:hr="t" fillcolor="#a0a0a0" stroked="f"/>
+          <v:rect id="_x0000_i1034" style="width:0;height:1.5pt" o:hralign="center" o:hrstd="t" o:hr="t" fillcolor="#a0a0a0" stroked="f"/>
         </w:pict>
       </w:r>
     </w:p>
@@ -1995,15 +1768,13 @@
           <w:rFonts w:ascii="Times New Roman" w:hAnsi="Times New Roman" w:cs="Times New Roman"/>
           <w:b/>
           <w:bCs/>
-          <w:lang w:val="en-CM"/>
-        </w:rPr>
-      </w:pPr>
-      <w:r>
-        <w:rPr>
-          <w:rFonts w:ascii="Times New Roman" w:hAnsi="Times New Roman" w:cs="Times New Roman"/>
-          <w:b/>
-          <w:bCs/>
-          <w:lang w:val="en-CM"/>
+        </w:rPr>
+      </w:pPr>
+      <w:r>
+        <w:rPr>
+          <w:rFonts w:ascii="Times New Roman" w:hAnsi="Times New Roman" w:cs="Times New Roman"/>
+          <w:b/>
+          <w:bCs/>
         </w:rPr>
         <w:t>7.4 Attendance Module</w:t>
       </w:r>
@@ -2012,13 +1783,11 @@
       <w:pPr>
         <w:rPr>
           <w:rFonts w:ascii="Times New Roman" w:hAnsi="Times New Roman" w:cs="Times New Roman"/>
-          <w:lang w:val="en-CM"/>
-        </w:rPr>
-      </w:pPr>
-      <w:r>
-        <w:rPr>
-          <w:rFonts w:ascii="Times New Roman" w:hAnsi="Times New Roman" w:cs="Times New Roman"/>
-          <w:lang w:val="en-CM"/>
+        </w:rPr>
+      </w:pPr>
+      <w:r>
+        <w:rPr>
+          <w:rFonts w:ascii="Times New Roman" w:hAnsi="Times New Roman" w:cs="Times New Roman"/>
         </w:rPr>
         <w:t>The system shall:</w:t>
       </w:r>
@@ -2031,13 +1800,11 @@
         </w:numPr>
         <w:rPr>
           <w:rFonts w:ascii="Times New Roman" w:hAnsi="Times New Roman" w:cs="Times New Roman"/>
-          <w:lang w:val="en-CM"/>
-        </w:rPr>
-      </w:pPr>
-      <w:r>
-        <w:rPr>
-          <w:rFonts w:ascii="Times New Roman" w:hAnsi="Times New Roman" w:cs="Times New Roman"/>
-          <w:lang w:val="en-CM"/>
+        </w:rPr>
+      </w:pPr>
+      <w:r>
+        <w:rPr>
+          <w:rFonts w:ascii="Times New Roman" w:hAnsi="Times New Roman" w:cs="Times New Roman"/>
         </w:rPr>
         <w:t xml:space="preserve">Record attendance </w:t>
       </w:r>
@@ -2050,13 +1817,11 @@
         </w:numPr>
         <w:rPr>
           <w:rFonts w:ascii="Times New Roman" w:hAnsi="Times New Roman" w:cs="Times New Roman"/>
-          <w:lang w:val="en-CM"/>
-        </w:rPr>
-      </w:pPr>
-      <w:r>
-        <w:rPr>
-          <w:rFonts w:ascii="Times New Roman" w:hAnsi="Times New Roman" w:cs="Times New Roman"/>
-          <w:lang w:val="en-CM"/>
+        </w:rPr>
+      </w:pPr>
+      <w:r>
+        <w:rPr>
+          <w:rFonts w:ascii="Times New Roman" w:hAnsi="Times New Roman" w:cs="Times New Roman"/>
         </w:rPr>
         <w:t xml:space="preserve">Generate attendance reports </w:t>
       </w:r>
@@ -2069,13 +1834,11 @@
         </w:numPr>
         <w:rPr>
           <w:rFonts w:ascii="Times New Roman" w:hAnsi="Times New Roman" w:cs="Times New Roman"/>
-          <w:lang w:val="en-CM"/>
-        </w:rPr>
-      </w:pPr>
-      <w:r>
-        <w:rPr>
-          <w:rFonts w:ascii="Times New Roman" w:hAnsi="Times New Roman" w:cs="Times New Roman"/>
-          <w:lang w:val="en-CM"/>
+        </w:rPr>
+      </w:pPr>
+      <w:r>
+        <w:rPr>
+          <w:rFonts w:ascii="Times New Roman" w:hAnsi="Times New Roman" w:cs="Times New Roman"/>
         </w:rPr>
         <w:t xml:space="preserve">View attendance history </w:t>
       </w:r>
@@ -2084,16 +1847,14 @@
       <w:pPr>
         <w:rPr>
           <w:rFonts w:ascii="Times New Roman" w:hAnsi="Times New Roman" w:cs="Times New Roman"/>
-          <w:lang w:val="en-CM"/>
-        </w:rPr>
-      </w:pPr>
-      <w:r>
-        <w:rPr>
-          <w:rFonts w:ascii="Times New Roman" w:hAnsi="Times New Roman" w:cs="Times New Roman"/>
-          <w:lang w:val="en-CM"/>
+        </w:rPr>
+      </w:pPr>
+      <w:r>
+        <w:rPr>
+          <w:rFonts w:ascii="Times New Roman" w:hAnsi="Times New Roman" w:cs="Times New Roman"/>
         </w:rPr>
         <w:pict w14:anchorId="1B1B2BE2">
-          <v:rect id="_x0000_i1233" style="width:0;height:1.5pt" o:hralign="center" o:hrstd="t" o:hr="t" fillcolor="#a0a0a0" stroked="f"/>
+          <v:rect id="_x0000_i1035" style="width:0;height:1.5pt" o:hralign="center" o:hrstd="t" o:hr="t" fillcolor="#a0a0a0" stroked="f"/>
         </w:pict>
       </w:r>
     </w:p>
@@ -2103,15 +1864,13 @@
           <w:rFonts w:ascii="Times New Roman" w:hAnsi="Times New Roman" w:cs="Times New Roman"/>
           <w:b/>
           <w:bCs/>
-          <w:lang w:val="en-CM"/>
-        </w:rPr>
-      </w:pPr>
-      <w:r>
-        <w:rPr>
-          <w:rFonts w:ascii="Times New Roman" w:hAnsi="Times New Roman" w:cs="Times New Roman"/>
-          <w:b/>
-          <w:bCs/>
-          <w:lang w:val="en-CM"/>
+        </w:rPr>
+      </w:pPr>
+      <w:r>
+        <w:rPr>
+          <w:rFonts w:ascii="Times New Roman" w:hAnsi="Times New Roman" w:cs="Times New Roman"/>
+          <w:b/>
+          <w:bCs/>
         </w:rPr>
         <w:t>7.5 Fees Management Module</w:t>
       </w:r>
@@ -2120,13 +1879,11 @@
       <w:pPr>
         <w:rPr>
           <w:rFonts w:ascii="Times New Roman" w:hAnsi="Times New Roman" w:cs="Times New Roman"/>
-          <w:lang w:val="en-CM"/>
-        </w:rPr>
-      </w:pPr>
-      <w:r>
-        <w:rPr>
-          <w:rFonts w:ascii="Times New Roman" w:hAnsi="Times New Roman" w:cs="Times New Roman"/>
-          <w:lang w:val="en-CM"/>
+        </w:rPr>
+      </w:pPr>
+      <w:r>
+        <w:rPr>
+          <w:rFonts w:ascii="Times New Roman" w:hAnsi="Times New Roman" w:cs="Times New Roman"/>
         </w:rPr>
         <w:t>The system shall:</w:t>
       </w:r>
@@ -2139,13 +1896,11 @@
         </w:numPr>
         <w:rPr>
           <w:rFonts w:ascii="Times New Roman" w:hAnsi="Times New Roman" w:cs="Times New Roman"/>
-          <w:lang w:val="en-CM"/>
-        </w:rPr>
-      </w:pPr>
-      <w:r>
-        <w:rPr>
-          <w:rFonts w:ascii="Times New Roman" w:hAnsi="Times New Roman" w:cs="Times New Roman"/>
-          <w:lang w:val="en-CM"/>
+        </w:rPr>
+      </w:pPr>
+      <w:r>
+        <w:rPr>
+          <w:rFonts w:ascii="Times New Roman" w:hAnsi="Times New Roman" w:cs="Times New Roman"/>
         </w:rPr>
         <w:t xml:space="preserve">Record payments </w:t>
       </w:r>
@@ -2158,13 +1913,11 @@
         </w:numPr>
         <w:rPr>
           <w:rFonts w:ascii="Times New Roman" w:hAnsi="Times New Roman" w:cs="Times New Roman"/>
-          <w:lang w:val="en-CM"/>
-        </w:rPr>
-      </w:pPr>
-      <w:r>
-        <w:rPr>
-          <w:rFonts w:ascii="Times New Roman" w:hAnsi="Times New Roman" w:cs="Times New Roman"/>
-          <w:lang w:val="en-CM"/>
+        </w:rPr>
+      </w:pPr>
+      <w:r>
+        <w:rPr>
+          <w:rFonts w:ascii="Times New Roman" w:hAnsi="Times New Roman" w:cs="Times New Roman"/>
         </w:rPr>
         <w:t xml:space="preserve">Generate receipts </w:t>
       </w:r>
@@ -2177,13 +1930,11 @@
         </w:numPr>
         <w:rPr>
           <w:rFonts w:ascii="Times New Roman" w:hAnsi="Times New Roman" w:cs="Times New Roman"/>
-          <w:lang w:val="en-CM"/>
-        </w:rPr>
-      </w:pPr>
-      <w:r>
-        <w:rPr>
-          <w:rFonts w:ascii="Times New Roman" w:hAnsi="Times New Roman" w:cs="Times New Roman"/>
-          <w:lang w:val="en-CM"/>
+        </w:rPr>
+      </w:pPr>
+      <w:r>
+        <w:rPr>
+          <w:rFonts w:ascii="Times New Roman" w:hAnsi="Times New Roman" w:cs="Times New Roman"/>
         </w:rPr>
         <w:t xml:space="preserve">Track balances </w:t>
       </w:r>
@@ -2196,13 +1947,11 @@
         </w:numPr>
         <w:rPr>
           <w:rFonts w:ascii="Times New Roman" w:hAnsi="Times New Roman" w:cs="Times New Roman"/>
-          <w:lang w:val="en-CM"/>
-        </w:rPr>
-      </w:pPr>
-      <w:r>
-        <w:rPr>
-          <w:rFonts w:ascii="Times New Roman" w:hAnsi="Times New Roman" w:cs="Times New Roman"/>
-          <w:lang w:val="en-CM"/>
+        </w:rPr>
+      </w:pPr>
+      <w:r>
+        <w:rPr>
+          <w:rFonts w:ascii="Times New Roman" w:hAnsi="Times New Roman" w:cs="Times New Roman"/>
         </w:rPr>
         <w:t xml:space="preserve">Produce fee reports </w:t>
       </w:r>
@@ -2211,16 +1960,14 @@
       <w:pPr>
         <w:rPr>
           <w:rFonts w:ascii="Times New Roman" w:hAnsi="Times New Roman" w:cs="Times New Roman"/>
-          <w:lang w:val="en-CM"/>
-        </w:rPr>
-      </w:pPr>
-      <w:r>
-        <w:rPr>
-          <w:rFonts w:ascii="Times New Roman" w:hAnsi="Times New Roman" w:cs="Times New Roman"/>
-          <w:lang w:val="en-CM"/>
+        </w:rPr>
+      </w:pPr>
+      <w:r>
+        <w:rPr>
+          <w:rFonts w:ascii="Times New Roman" w:hAnsi="Times New Roman" w:cs="Times New Roman"/>
         </w:rPr>
         <w:pict w14:anchorId="7C6F404F">
-          <v:rect id="_x0000_i1234" style="width:0;height:1.5pt" o:hralign="center" o:hrstd="t" o:hr="t" fillcolor="#a0a0a0" stroked="f"/>
+          <v:rect id="_x0000_i1036" style="width:0;height:1.5pt" o:hralign="center" o:hrstd="t" o:hr="t" fillcolor="#a0a0a0" stroked="f"/>
         </w:pict>
       </w:r>
     </w:p>
@@ -2230,16 +1977,15 @@
           <w:rFonts w:ascii="Times New Roman" w:hAnsi="Times New Roman" w:cs="Times New Roman"/>
           <w:b/>
           <w:bCs/>
-          <w:lang w:val="en-CM"/>
-        </w:rPr>
-      </w:pPr>
-      <w:r>
-        <w:rPr>
-          <w:rFonts w:ascii="Times New Roman" w:hAnsi="Times New Roman" w:cs="Times New Roman"/>
-          <w:b/>
-          <w:bCs/>
-          <w:lang w:val="en-CM"/>
-        </w:rPr>
+        </w:rPr>
+      </w:pPr>
+      <w:r>
+        <w:rPr>
+          <w:rFonts w:ascii="Times New Roman" w:hAnsi="Times New Roman" w:cs="Times New Roman"/>
+          <w:b/>
+          <w:bCs/>
+        </w:rPr>
+        <w:lastRenderedPageBreak/>
         <w:t>7.6 Report Generation Module</w:t>
       </w:r>
     </w:p>
@@ -2247,15 +1993,12 @@
       <w:pPr>
         <w:rPr>
           <w:rFonts w:ascii="Times New Roman" w:hAnsi="Times New Roman" w:cs="Times New Roman"/>
-          <w:lang w:val="en-CM"/>
-        </w:rPr>
-      </w:pPr>
-      <w:r>
-        <w:rPr>
-          <w:rFonts w:ascii="Times New Roman" w:hAnsi="Times New Roman" w:cs="Times New Roman"/>
-          <w:lang w:val="en-CM"/>
-        </w:rPr>
-        <w:lastRenderedPageBreak/>
+        </w:rPr>
+      </w:pPr>
+      <w:r>
+        <w:rPr>
+          <w:rFonts w:ascii="Times New Roman" w:hAnsi="Times New Roman" w:cs="Times New Roman"/>
+        </w:rPr>
         <w:t>The system shall:</w:t>
       </w:r>
     </w:p>
@@ -2267,13 +2010,11 @@
         </w:numPr>
         <w:rPr>
           <w:rFonts w:ascii="Times New Roman" w:hAnsi="Times New Roman" w:cs="Times New Roman"/>
-          <w:lang w:val="en-CM"/>
-        </w:rPr>
-      </w:pPr>
-      <w:r>
-        <w:rPr>
-          <w:rFonts w:ascii="Times New Roman" w:hAnsi="Times New Roman" w:cs="Times New Roman"/>
-          <w:lang w:val="en-CM"/>
+        </w:rPr>
+      </w:pPr>
+      <w:r>
+        <w:rPr>
+          <w:rFonts w:ascii="Times New Roman" w:hAnsi="Times New Roman" w:cs="Times New Roman"/>
         </w:rPr>
         <w:t xml:space="preserve">Generate student report cards </w:t>
       </w:r>
@@ -2286,13 +2027,11 @@
         </w:numPr>
         <w:rPr>
           <w:rFonts w:ascii="Times New Roman" w:hAnsi="Times New Roman" w:cs="Times New Roman"/>
-          <w:lang w:val="en-CM"/>
-        </w:rPr>
-      </w:pPr>
-      <w:r>
-        <w:rPr>
-          <w:rFonts w:ascii="Times New Roman" w:hAnsi="Times New Roman" w:cs="Times New Roman"/>
-          <w:lang w:val="en-CM"/>
+        </w:rPr>
+      </w:pPr>
+      <w:r>
+        <w:rPr>
+          <w:rFonts w:ascii="Times New Roman" w:hAnsi="Times New Roman" w:cs="Times New Roman"/>
         </w:rPr>
         <w:t xml:space="preserve">Export reports to PDF </w:t>
       </w:r>
@@ -2305,13 +2044,11 @@
         </w:numPr>
         <w:rPr>
           <w:rFonts w:ascii="Times New Roman" w:hAnsi="Times New Roman" w:cs="Times New Roman"/>
-          <w:lang w:val="en-CM"/>
-        </w:rPr>
-      </w:pPr>
-      <w:r>
-        <w:rPr>
-          <w:rFonts w:ascii="Times New Roman" w:hAnsi="Times New Roman" w:cs="Times New Roman"/>
-          <w:lang w:val="en-CM"/>
+        </w:rPr>
+      </w:pPr>
+      <w:r>
+        <w:rPr>
+          <w:rFonts w:ascii="Times New Roman" w:hAnsi="Times New Roman" w:cs="Times New Roman"/>
         </w:rPr>
         <w:t xml:space="preserve">Print reports </w:t>
       </w:r>
@@ -2320,16 +2057,14 @@
       <w:pPr>
         <w:rPr>
           <w:rFonts w:ascii="Times New Roman" w:hAnsi="Times New Roman" w:cs="Times New Roman"/>
-          <w:lang w:val="en-CM"/>
-        </w:rPr>
-      </w:pPr>
-      <w:r>
-        <w:rPr>
-          <w:rFonts w:ascii="Times New Roman" w:hAnsi="Times New Roman" w:cs="Times New Roman"/>
-          <w:lang w:val="en-CM"/>
+        </w:rPr>
+      </w:pPr>
+      <w:r>
+        <w:rPr>
+          <w:rFonts w:ascii="Times New Roman" w:hAnsi="Times New Roman" w:cs="Times New Roman"/>
         </w:rPr>
         <w:pict w14:anchorId="53031447">
-          <v:rect id="_x0000_i1235" style="width:0;height:1.5pt" o:hralign="center" o:hrstd="t" o:hr="t" fillcolor="#a0a0a0" stroked="f"/>
+          <v:rect id="_x0000_i1037" style="width:0;height:1.5pt" o:hralign="center" o:hrstd="t" o:hr="t" fillcolor="#a0a0a0" stroked="f"/>
         </w:pict>
       </w:r>
     </w:p>
@@ -2339,15 +2074,13 @@
           <w:rFonts w:ascii="Times New Roman" w:hAnsi="Times New Roman" w:cs="Times New Roman"/>
           <w:b/>
           <w:bCs/>
-          <w:lang w:val="en-CM"/>
-        </w:rPr>
-      </w:pPr>
-      <w:r>
-        <w:rPr>
-          <w:rFonts w:ascii="Times New Roman" w:hAnsi="Times New Roman" w:cs="Times New Roman"/>
-          <w:b/>
-          <w:bCs/>
-          <w:lang w:val="en-CM"/>
+        </w:rPr>
+      </w:pPr>
+      <w:r>
+        <w:rPr>
+          <w:rFonts w:ascii="Times New Roman" w:hAnsi="Times New Roman" w:cs="Times New Roman"/>
+          <w:b/>
+          <w:bCs/>
         </w:rPr>
         <w:t>8. Non-Functional Requirements</w:t>
       </w:r>
@@ -2358,15 +2091,13 @@
           <w:rFonts w:ascii="Times New Roman" w:hAnsi="Times New Roman" w:cs="Times New Roman"/>
           <w:b/>
           <w:bCs/>
-          <w:lang w:val="en-CM"/>
-        </w:rPr>
-      </w:pPr>
-      <w:r>
-        <w:rPr>
-          <w:rFonts w:ascii="Times New Roman" w:hAnsi="Times New Roman" w:cs="Times New Roman"/>
-          <w:b/>
-          <w:bCs/>
-          <w:lang w:val="en-CM"/>
+        </w:rPr>
+      </w:pPr>
+      <w:r>
+        <w:rPr>
+          <w:rFonts w:ascii="Times New Roman" w:hAnsi="Times New Roman" w:cs="Times New Roman"/>
+          <w:b/>
+          <w:bCs/>
         </w:rPr>
         <w:t>Performance</w:t>
       </w:r>
@@ -2379,13 +2110,11 @@
         </w:numPr>
         <w:rPr>
           <w:rFonts w:ascii="Times New Roman" w:hAnsi="Times New Roman" w:cs="Times New Roman"/>
-          <w:lang w:val="en-CM"/>
-        </w:rPr>
-      </w:pPr>
-      <w:r>
-        <w:rPr>
-          <w:rFonts w:ascii="Times New Roman" w:hAnsi="Times New Roman" w:cs="Times New Roman"/>
-          <w:lang w:val="en-CM"/>
+        </w:rPr>
+      </w:pPr>
+      <w:r>
+        <w:rPr>
+          <w:rFonts w:ascii="Times New Roman" w:hAnsi="Times New Roman" w:cs="Times New Roman"/>
         </w:rPr>
         <w:t xml:space="preserve">Fast response time </w:t>
       </w:r>
@@ -2398,13 +2127,11 @@
         </w:numPr>
         <w:rPr>
           <w:rFonts w:ascii="Times New Roman" w:hAnsi="Times New Roman" w:cs="Times New Roman"/>
-          <w:lang w:val="en-CM"/>
-        </w:rPr>
-      </w:pPr>
-      <w:r>
-        <w:rPr>
-          <w:rFonts w:ascii="Times New Roman" w:hAnsi="Times New Roman" w:cs="Times New Roman"/>
-          <w:lang w:val="en-CM"/>
+        </w:rPr>
+      </w:pPr>
+      <w:r>
+        <w:rPr>
+          <w:rFonts w:ascii="Times New Roman" w:hAnsi="Times New Roman" w:cs="Times New Roman"/>
         </w:rPr>
         <w:t xml:space="preserve">Lightweight memory usage </w:t>
       </w:r>
@@ -2415,15 +2142,13 @@
           <w:rFonts w:ascii="Times New Roman" w:hAnsi="Times New Roman" w:cs="Times New Roman"/>
           <w:b/>
           <w:bCs/>
-          <w:lang w:val="en-CM"/>
-        </w:rPr>
-      </w:pPr>
-      <w:r>
-        <w:rPr>
-          <w:rFonts w:ascii="Times New Roman" w:hAnsi="Times New Roman" w:cs="Times New Roman"/>
-          <w:b/>
-          <w:bCs/>
-          <w:lang w:val="en-CM"/>
+        </w:rPr>
+      </w:pPr>
+      <w:r>
+        <w:rPr>
+          <w:rFonts w:ascii="Times New Roman" w:hAnsi="Times New Roman" w:cs="Times New Roman"/>
+          <w:b/>
+          <w:bCs/>
         </w:rPr>
         <w:t>Security</w:t>
       </w:r>
@@ -2436,13 +2161,11 @@
         </w:numPr>
         <w:rPr>
           <w:rFonts w:ascii="Times New Roman" w:hAnsi="Times New Roman" w:cs="Times New Roman"/>
-          <w:lang w:val="en-CM"/>
-        </w:rPr>
-      </w:pPr>
-      <w:r>
-        <w:rPr>
-          <w:rFonts w:ascii="Times New Roman" w:hAnsi="Times New Roman" w:cs="Times New Roman"/>
-          <w:lang w:val="en-CM"/>
+        </w:rPr>
+      </w:pPr>
+      <w:r>
+        <w:rPr>
+          <w:rFonts w:ascii="Times New Roman" w:hAnsi="Times New Roman" w:cs="Times New Roman"/>
         </w:rPr>
         <w:t xml:space="preserve">Password protection </w:t>
       </w:r>
@@ -2455,13 +2178,11 @@
         </w:numPr>
         <w:rPr>
           <w:rFonts w:ascii="Times New Roman" w:hAnsi="Times New Roman" w:cs="Times New Roman"/>
-          <w:lang w:val="en-CM"/>
-        </w:rPr>
-      </w:pPr>
-      <w:r>
-        <w:rPr>
-          <w:rFonts w:ascii="Times New Roman" w:hAnsi="Times New Roman" w:cs="Times New Roman"/>
-          <w:lang w:val="en-CM"/>
+        </w:rPr>
+      </w:pPr>
+      <w:r>
+        <w:rPr>
+          <w:rFonts w:ascii="Times New Roman" w:hAnsi="Times New Roman" w:cs="Times New Roman"/>
         </w:rPr>
         <w:t xml:space="preserve">Role-based access </w:t>
       </w:r>
@@ -2472,15 +2193,13 @@
           <w:rFonts w:ascii="Times New Roman" w:hAnsi="Times New Roman" w:cs="Times New Roman"/>
           <w:b/>
           <w:bCs/>
-          <w:lang w:val="en-CM"/>
-        </w:rPr>
-      </w:pPr>
-      <w:r>
-        <w:rPr>
-          <w:rFonts w:ascii="Times New Roman" w:hAnsi="Times New Roman" w:cs="Times New Roman"/>
-          <w:b/>
-          <w:bCs/>
-          <w:lang w:val="en-CM"/>
+        </w:rPr>
+      </w:pPr>
+      <w:r>
+        <w:rPr>
+          <w:rFonts w:ascii="Times New Roman" w:hAnsi="Times New Roman" w:cs="Times New Roman"/>
+          <w:b/>
+          <w:bCs/>
         </w:rPr>
         <w:t>Reliability</w:t>
       </w:r>
@@ -2493,13 +2212,11 @@
         </w:numPr>
         <w:rPr>
           <w:rFonts w:ascii="Times New Roman" w:hAnsi="Times New Roman" w:cs="Times New Roman"/>
-          <w:lang w:val="en-CM"/>
-        </w:rPr>
-      </w:pPr>
-      <w:r>
-        <w:rPr>
-          <w:rFonts w:ascii="Times New Roman" w:hAnsi="Times New Roman" w:cs="Times New Roman"/>
-          <w:lang w:val="en-CM"/>
+        </w:rPr>
+      </w:pPr>
+      <w:r>
+        <w:rPr>
+          <w:rFonts w:ascii="Times New Roman" w:hAnsi="Times New Roman" w:cs="Times New Roman"/>
         </w:rPr>
         <w:t xml:space="preserve">Stable desktop installation </w:t>
       </w:r>
@@ -2512,13 +2229,11 @@
         </w:numPr>
         <w:rPr>
           <w:rFonts w:ascii="Times New Roman" w:hAnsi="Times New Roman" w:cs="Times New Roman"/>
-          <w:lang w:val="en-CM"/>
-        </w:rPr>
-      </w:pPr>
-      <w:r>
-        <w:rPr>
-          <w:rFonts w:ascii="Times New Roman" w:hAnsi="Times New Roman" w:cs="Times New Roman"/>
-          <w:lang w:val="en-CM"/>
+        </w:rPr>
+      </w:pPr>
+      <w:r>
+        <w:rPr>
+          <w:rFonts w:ascii="Times New Roman" w:hAnsi="Times New Roman" w:cs="Times New Roman"/>
         </w:rPr>
         <w:t xml:space="preserve">Offline support </w:t>
       </w:r>
@@ -2529,15 +2244,13 @@
           <w:rFonts w:ascii="Times New Roman" w:hAnsi="Times New Roman" w:cs="Times New Roman"/>
           <w:b/>
           <w:bCs/>
-          <w:lang w:val="en-CM"/>
-        </w:rPr>
-      </w:pPr>
-      <w:r>
-        <w:rPr>
-          <w:rFonts w:ascii="Times New Roman" w:hAnsi="Times New Roman" w:cs="Times New Roman"/>
-          <w:b/>
-          <w:bCs/>
-          <w:lang w:val="en-CM"/>
+        </w:rPr>
+      </w:pPr>
+      <w:r>
+        <w:rPr>
+          <w:rFonts w:ascii="Times New Roman" w:hAnsi="Times New Roman" w:cs="Times New Roman"/>
+          <w:b/>
+          <w:bCs/>
         </w:rPr>
         <w:t>Usability</w:t>
       </w:r>
@@ -2550,13 +2263,11 @@
         </w:numPr>
         <w:rPr>
           <w:rFonts w:ascii="Times New Roman" w:hAnsi="Times New Roman" w:cs="Times New Roman"/>
-          <w:lang w:val="en-CM"/>
-        </w:rPr>
-      </w:pPr>
-      <w:r>
-        <w:rPr>
-          <w:rFonts w:ascii="Times New Roman" w:hAnsi="Times New Roman" w:cs="Times New Roman"/>
-          <w:lang w:val="en-CM"/>
+        </w:rPr>
+      </w:pPr>
+      <w:r>
+        <w:rPr>
+          <w:rFonts w:ascii="Times New Roman" w:hAnsi="Times New Roman" w:cs="Times New Roman"/>
         </w:rPr>
         <w:t xml:space="preserve">User-friendly interface </w:t>
       </w:r>
@@ -2569,13 +2280,11 @@
         </w:numPr>
         <w:rPr>
           <w:rFonts w:ascii="Times New Roman" w:hAnsi="Times New Roman" w:cs="Times New Roman"/>
-          <w:lang w:val="en-CM"/>
-        </w:rPr>
-      </w:pPr>
-      <w:r>
-        <w:rPr>
-          <w:rFonts w:ascii="Times New Roman" w:hAnsi="Times New Roman" w:cs="Times New Roman"/>
-          <w:lang w:val="en-CM"/>
+        </w:rPr>
+      </w:pPr>
+      <w:r>
+        <w:rPr>
+          <w:rFonts w:ascii="Times New Roman" w:hAnsi="Times New Roman" w:cs="Times New Roman"/>
         </w:rPr>
         <w:t xml:space="preserve">Simple navigation </w:t>
       </w:r>
@@ -2584,16 +2293,14 @@
       <w:pPr>
         <w:rPr>
           <w:rFonts w:ascii="Times New Roman" w:hAnsi="Times New Roman" w:cs="Times New Roman"/>
-          <w:lang w:val="en-CM"/>
-        </w:rPr>
-      </w:pPr>
-      <w:r>
-        <w:rPr>
-          <w:rFonts w:ascii="Times New Roman" w:hAnsi="Times New Roman" w:cs="Times New Roman"/>
-          <w:lang w:val="en-CM"/>
+        </w:rPr>
+      </w:pPr>
+      <w:r>
+        <w:rPr>
+          <w:rFonts w:ascii="Times New Roman" w:hAnsi="Times New Roman" w:cs="Times New Roman"/>
         </w:rPr>
         <w:pict w14:anchorId="382DD21E">
-          <v:rect id="_x0000_i1236" style="width:0;height:1.5pt" o:hralign="center" o:hrstd="t" o:hr="t" fillcolor="#a0a0a0" stroked="f"/>
+          <v:rect id="_x0000_i1038" style="width:0;height:1.5pt" o:hralign="center" o:hrstd="t" o:hr="t" fillcolor="#a0a0a0" stroked="f"/>
         </w:pict>
       </w:r>
     </w:p>
@@ -2603,15 +2310,13 @@
           <w:rFonts w:ascii="Times New Roman" w:hAnsi="Times New Roman" w:cs="Times New Roman"/>
           <w:b/>
           <w:bCs/>
-          <w:lang w:val="en-CM"/>
-        </w:rPr>
-      </w:pPr>
-      <w:r>
-        <w:rPr>
-          <w:rFonts w:ascii="Times New Roman" w:hAnsi="Times New Roman" w:cs="Times New Roman"/>
-          <w:b/>
-          <w:bCs/>
-          <w:lang w:val="en-CM"/>
+        </w:rPr>
+      </w:pPr>
+      <w:r>
+        <w:rPr>
+          <w:rFonts w:ascii="Times New Roman" w:hAnsi="Times New Roman" w:cs="Times New Roman"/>
+          <w:b/>
+          <w:bCs/>
         </w:rPr>
         <w:t>9. Database Design</w:t>
       </w:r>
@@ -2622,15 +2327,13 @@
           <w:rFonts w:ascii="Times New Roman" w:hAnsi="Times New Roman" w:cs="Times New Roman"/>
           <w:b/>
           <w:bCs/>
-          <w:lang w:val="en-CM"/>
-        </w:rPr>
-      </w:pPr>
-      <w:r>
-        <w:rPr>
-          <w:rFonts w:ascii="Times New Roman" w:hAnsi="Times New Roman" w:cs="Times New Roman"/>
-          <w:b/>
-          <w:bCs/>
-          <w:lang w:val="en-CM"/>
+        </w:rPr>
+      </w:pPr>
+      <w:r>
+        <w:rPr>
+          <w:rFonts w:ascii="Times New Roman" w:hAnsi="Times New Roman" w:cs="Times New Roman"/>
+          <w:b/>
+          <w:bCs/>
         </w:rPr>
         <w:t>Main Tables</w:t>
       </w:r>
@@ -2641,15 +2344,13 @@
           <w:rFonts w:ascii="Times New Roman" w:hAnsi="Times New Roman" w:cs="Times New Roman"/>
           <w:b/>
           <w:bCs/>
-          <w:lang w:val="en-CM"/>
-        </w:rPr>
-      </w:pPr>
-      <w:r>
-        <w:rPr>
-          <w:rFonts w:ascii="Times New Roman" w:hAnsi="Times New Roman" w:cs="Times New Roman"/>
-          <w:b/>
-          <w:bCs/>
-          <w:lang w:val="en-CM"/>
+        </w:rPr>
+      </w:pPr>
+      <w:r>
+        <w:rPr>
+          <w:rFonts w:ascii="Times New Roman" w:hAnsi="Times New Roman" w:cs="Times New Roman"/>
+          <w:b/>
+          <w:bCs/>
         </w:rPr>
         <w:t>Users</w:t>
       </w:r>
@@ -2687,7 +2388,6 @@
                 <w:rFonts w:ascii="Times New Roman" w:hAnsi="Times New Roman" w:cs="Times New Roman"/>
                 <w:b/>
                 <w:bCs/>
-                <w:lang w:val="en-CM"/>
               </w:rPr>
             </w:pPr>
             <w:r>
@@ -2695,7 +2395,6 @@
                 <w:rFonts w:ascii="Times New Roman" w:hAnsi="Times New Roman" w:cs="Times New Roman"/>
                 <w:b/>
                 <w:bCs/>
-                <w:lang w:val="en-CM"/>
               </w:rPr>
               <w:t>Field</w:t>
             </w:r>
@@ -2713,7 +2412,6 @@
                 <w:rFonts w:ascii="Times New Roman" w:hAnsi="Times New Roman" w:cs="Times New Roman"/>
                 <w:b/>
                 <w:bCs/>
-                <w:lang w:val="en-CM"/>
               </w:rPr>
             </w:pPr>
             <w:r>
@@ -2721,7 +2419,6 @@
                 <w:rFonts w:ascii="Times New Roman" w:hAnsi="Times New Roman" w:cs="Times New Roman"/>
                 <w:b/>
                 <w:bCs/>
-                <w:lang w:val="en-CM"/>
               </w:rPr>
               <w:t>Type</w:t>
             </w:r>
@@ -2742,13 +2439,11 @@
             <w:pPr>
               <w:rPr>
                 <w:rFonts w:ascii="Times New Roman" w:hAnsi="Times New Roman" w:cs="Times New Roman"/>
-                <w:lang w:val="en-CM"/>
               </w:rPr>
             </w:pPr>
             <w:r>
               <w:rPr>
                 <w:rFonts w:ascii="Times New Roman" w:hAnsi="Times New Roman" w:cs="Times New Roman"/>
-                <w:lang w:val="en-CM"/>
               </w:rPr>
               <w:t>id</w:t>
             </w:r>
@@ -2764,13 +2459,11 @@
             <w:pPr>
               <w:rPr>
                 <w:rFonts w:ascii="Times New Roman" w:hAnsi="Times New Roman" w:cs="Times New Roman"/>
-                <w:lang w:val="en-CM"/>
               </w:rPr>
             </w:pPr>
             <w:r>
               <w:rPr>
                 <w:rFonts w:ascii="Times New Roman" w:hAnsi="Times New Roman" w:cs="Times New Roman"/>
-                <w:lang w:val="en-CM"/>
               </w:rPr>
               <w:t>INTEGER</w:t>
             </w:r>
@@ -2791,13 +2484,11 @@
             <w:pPr>
               <w:rPr>
                 <w:rFonts w:ascii="Times New Roman" w:hAnsi="Times New Roman" w:cs="Times New Roman"/>
-                <w:lang w:val="en-CM"/>
               </w:rPr>
             </w:pPr>
             <w:r>
               <w:rPr>
                 <w:rFonts w:ascii="Times New Roman" w:hAnsi="Times New Roman" w:cs="Times New Roman"/>
-                <w:lang w:val="en-CM"/>
               </w:rPr>
               <w:t>username</w:t>
             </w:r>
@@ -2813,13 +2504,11 @@
             <w:pPr>
               <w:rPr>
                 <w:rFonts w:ascii="Times New Roman" w:hAnsi="Times New Roman" w:cs="Times New Roman"/>
-                <w:lang w:val="en-CM"/>
               </w:rPr>
             </w:pPr>
             <w:r>
               <w:rPr>
                 <w:rFonts w:ascii="Times New Roman" w:hAnsi="Times New Roman" w:cs="Times New Roman"/>
-                <w:lang w:val="en-CM"/>
               </w:rPr>
               <w:t>TEXT</w:t>
             </w:r>
@@ -2840,13 +2529,11 @@
             <w:pPr>
               <w:rPr>
                 <w:rFonts w:ascii="Times New Roman" w:hAnsi="Times New Roman" w:cs="Times New Roman"/>
-                <w:lang w:val="en-CM"/>
               </w:rPr>
             </w:pPr>
             <w:r>
               <w:rPr>
                 <w:rFonts w:ascii="Times New Roman" w:hAnsi="Times New Roman" w:cs="Times New Roman"/>
-                <w:lang w:val="en-CM"/>
               </w:rPr>
               <w:t>password</w:t>
             </w:r>
@@ -2862,13 +2549,11 @@
             <w:pPr>
               <w:rPr>
                 <w:rFonts w:ascii="Times New Roman" w:hAnsi="Times New Roman" w:cs="Times New Roman"/>
-                <w:lang w:val="en-CM"/>
               </w:rPr>
             </w:pPr>
             <w:r>
               <w:rPr>
                 <w:rFonts w:ascii="Times New Roman" w:hAnsi="Times New Roman" w:cs="Times New Roman"/>
-                <w:lang w:val="en-CM"/>
               </w:rPr>
               <w:t>TEXT</w:t>
             </w:r>
@@ -2889,13 +2574,11 @@
             <w:pPr>
               <w:rPr>
                 <w:rFonts w:ascii="Times New Roman" w:hAnsi="Times New Roman" w:cs="Times New Roman"/>
-                <w:lang w:val="en-CM"/>
               </w:rPr>
             </w:pPr>
             <w:r>
               <w:rPr>
                 <w:rFonts w:ascii="Times New Roman" w:hAnsi="Times New Roman" w:cs="Times New Roman"/>
-                <w:lang w:val="en-CM"/>
               </w:rPr>
               <w:t>role</w:t>
             </w:r>
@@ -2911,13 +2594,11 @@
             <w:pPr>
               <w:rPr>
                 <w:rFonts w:ascii="Times New Roman" w:hAnsi="Times New Roman" w:cs="Times New Roman"/>
-                <w:lang w:val="en-CM"/>
               </w:rPr>
             </w:pPr>
             <w:r>
               <w:rPr>
                 <w:rFonts w:ascii="Times New Roman" w:hAnsi="Times New Roman" w:cs="Times New Roman"/>
-                <w:lang w:val="en-CM"/>
               </w:rPr>
               <w:t>TEXT</w:t>
             </w:r>
@@ -2929,16 +2610,15 @@
       <w:pPr>
         <w:rPr>
           <w:rFonts w:ascii="Times New Roman" w:hAnsi="Times New Roman" w:cs="Times New Roman"/>
-          <w:lang w:val="en-CM"/>
-        </w:rPr>
-      </w:pPr>
-      <w:r>
-        <w:rPr>
-          <w:rFonts w:ascii="Times New Roman" w:hAnsi="Times New Roman" w:cs="Times New Roman"/>
-          <w:lang w:val="en-CM"/>
-        </w:rPr>
+        </w:rPr>
+      </w:pPr>
+      <w:r>
+        <w:rPr>
+          <w:rFonts w:ascii="Times New Roman" w:hAnsi="Times New Roman" w:cs="Times New Roman"/>
+        </w:rPr>
+        <w:lastRenderedPageBreak/>
         <w:pict w14:anchorId="50E29912">
-          <v:rect id="_x0000_i1237" style="width:0;height:1.5pt" o:hralign="center" o:hrstd="t" o:hr="t" fillcolor="#a0a0a0" stroked="f"/>
+          <v:rect id="_x0000_i1039" style="width:0;height:1.5pt" o:hralign="center" o:hrstd="t" o:hr="t" fillcolor="#a0a0a0" stroked="f"/>
         </w:pict>
       </w:r>
     </w:p>
@@ -2948,17 +2628,14 @@
           <w:rFonts w:ascii="Times New Roman" w:hAnsi="Times New Roman" w:cs="Times New Roman"/>
           <w:b/>
           <w:bCs/>
-          <w:lang w:val="en-CM"/>
-        </w:rPr>
-      </w:pPr>
-      <w:r>
-        <w:rPr>
-          <w:rFonts w:ascii="Times New Roman" w:hAnsi="Times New Roman" w:cs="Times New Roman"/>
-          <w:b/>
-          <w:bCs/>
-          <w:lang w:val="en-CM"/>
-        </w:rPr>
-        <w:lastRenderedPageBreak/>
+        </w:rPr>
+      </w:pPr>
+      <w:r>
+        <w:rPr>
+          <w:rFonts w:ascii="Times New Roman" w:hAnsi="Times New Roman" w:cs="Times New Roman"/>
+          <w:b/>
+          <w:bCs/>
+        </w:rPr>
         <w:t>Students</w:t>
       </w:r>
     </w:p>
@@ -2995,7 +2672,6 @@
                 <w:rFonts w:ascii="Times New Roman" w:hAnsi="Times New Roman" w:cs="Times New Roman"/>
                 <w:b/>
                 <w:bCs/>
-                <w:lang w:val="en-CM"/>
               </w:rPr>
             </w:pPr>
             <w:r>
@@ -3003,7 +2679,6 @@
                 <w:rFonts w:ascii="Times New Roman" w:hAnsi="Times New Roman" w:cs="Times New Roman"/>
                 <w:b/>
                 <w:bCs/>
-                <w:lang w:val="en-CM"/>
               </w:rPr>
               <w:t>Field</w:t>
             </w:r>
@@ -3021,7 +2696,6 @@
                 <w:rFonts w:ascii="Times New Roman" w:hAnsi="Times New Roman" w:cs="Times New Roman"/>
                 <w:b/>
                 <w:bCs/>
-                <w:lang w:val="en-CM"/>
               </w:rPr>
             </w:pPr>
             <w:r>
@@ -3029,7 +2703,6 @@
                 <w:rFonts w:ascii="Times New Roman" w:hAnsi="Times New Roman" w:cs="Times New Roman"/>
                 <w:b/>
                 <w:bCs/>
-                <w:lang w:val="en-CM"/>
               </w:rPr>
               <w:t>Type</w:t>
             </w:r>
@@ -3050,13 +2723,11 @@
             <w:pPr>
               <w:rPr>
                 <w:rFonts w:ascii="Times New Roman" w:hAnsi="Times New Roman" w:cs="Times New Roman"/>
-                <w:lang w:val="en-CM"/>
               </w:rPr>
             </w:pPr>
             <w:r>
               <w:rPr>
                 <w:rFonts w:ascii="Times New Roman" w:hAnsi="Times New Roman" w:cs="Times New Roman"/>
-                <w:lang w:val="en-CM"/>
               </w:rPr>
               <w:t>id</w:t>
             </w:r>
@@ -3072,13 +2743,11 @@
             <w:pPr>
               <w:rPr>
                 <w:rFonts w:ascii="Times New Roman" w:hAnsi="Times New Roman" w:cs="Times New Roman"/>
-                <w:lang w:val="en-CM"/>
               </w:rPr>
             </w:pPr>
             <w:r>
               <w:rPr>
                 <w:rFonts w:ascii="Times New Roman" w:hAnsi="Times New Roman" w:cs="Times New Roman"/>
-                <w:lang w:val="en-CM"/>
               </w:rPr>
               <w:t>INTEGER</w:t>
             </w:r>
@@ -3099,18 +2768,14 @@
             <w:pPr>
               <w:rPr>
                 <w:rFonts w:ascii="Times New Roman" w:hAnsi="Times New Roman" w:cs="Times New Roman"/>
-                <w:lang w:val="en-CM"/>
               </w:rPr>
             </w:pPr>
-            <w:proofErr w:type="spellStart"/>
             <w:r>
               <w:rPr>
                 <w:rFonts w:ascii="Times New Roman" w:hAnsi="Times New Roman" w:cs="Times New Roman"/>
-                <w:lang w:val="en-CM"/>
               </w:rPr>
               <w:t>fullname</w:t>
             </w:r>
-            <w:proofErr w:type="spellEnd"/>
           </w:p>
         </w:tc>
         <w:tc>
@@ -3123,13 +2788,11 @@
             <w:pPr>
               <w:rPr>
                 <w:rFonts w:ascii="Times New Roman" w:hAnsi="Times New Roman" w:cs="Times New Roman"/>
-                <w:lang w:val="en-CM"/>
               </w:rPr>
             </w:pPr>
             <w:r>
               <w:rPr>
                 <w:rFonts w:ascii="Times New Roman" w:hAnsi="Times New Roman" w:cs="Times New Roman"/>
-                <w:lang w:val="en-CM"/>
               </w:rPr>
               <w:t>TEXT</w:t>
             </w:r>
@@ -3150,13 +2813,11 @@
             <w:pPr>
               <w:rPr>
                 <w:rFonts w:ascii="Times New Roman" w:hAnsi="Times New Roman" w:cs="Times New Roman"/>
-                <w:lang w:val="en-CM"/>
               </w:rPr>
             </w:pPr>
             <w:r>
               <w:rPr>
                 <w:rFonts w:ascii="Times New Roman" w:hAnsi="Times New Roman" w:cs="Times New Roman"/>
-                <w:lang w:val="en-CM"/>
               </w:rPr>
               <w:t>gender</w:t>
             </w:r>
@@ -3172,13 +2833,11 @@
             <w:pPr>
               <w:rPr>
                 <w:rFonts w:ascii="Times New Roman" w:hAnsi="Times New Roman" w:cs="Times New Roman"/>
-                <w:lang w:val="en-CM"/>
               </w:rPr>
             </w:pPr>
             <w:r>
               <w:rPr>
                 <w:rFonts w:ascii="Times New Roman" w:hAnsi="Times New Roman" w:cs="Times New Roman"/>
-                <w:lang w:val="en-CM"/>
               </w:rPr>
               <w:t>TEXT</w:t>
             </w:r>
@@ -3199,13 +2858,11 @@
             <w:pPr>
               <w:rPr>
                 <w:rFonts w:ascii="Times New Roman" w:hAnsi="Times New Roman" w:cs="Times New Roman"/>
-                <w:lang w:val="en-CM"/>
               </w:rPr>
             </w:pPr>
             <w:r>
               <w:rPr>
                 <w:rFonts w:ascii="Times New Roman" w:hAnsi="Times New Roman" w:cs="Times New Roman"/>
-                <w:lang w:val="en-CM"/>
               </w:rPr>
               <w:t>class</w:t>
             </w:r>
@@ -3221,13 +2878,11 @@
             <w:pPr>
               <w:rPr>
                 <w:rFonts w:ascii="Times New Roman" w:hAnsi="Times New Roman" w:cs="Times New Roman"/>
-                <w:lang w:val="en-CM"/>
               </w:rPr>
             </w:pPr>
             <w:r>
               <w:rPr>
                 <w:rFonts w:ascii="Times New Roman" w:hAnsi="Times New Roman" w:cs="Times New Roman"/>
-                <w:lang w:val="en-CM"/>
               </w:rPr>
               <w:t>TEXT</w:t>
             </w:r>
@@ -3248,18 +2903,14 @@
             <w:pPr>
               <w:rPr>
                 <w:rFonts w:ascii="Times New Roman" w:hAnsi="Times New Roman" w:cs="Times New Roman"/>
-                <w:lang w:val="en-CM"/>
               </w:rPr>
             </w:pPr>
-            <w:proofErr w:type="spellStart"/>
             <w:r>
               <w:rPr>
                 <w:rFonts w:ascii="Times New Roman" w:hAnsi="Times New Roman" w:cs="Times New Roman"/>
-                <w:lang w:val="en-CM"/>
               </w:rPr>
               <w:t>parent_contact</w:t>
             </w:r>
-            <w:proofErr w:type="spellEnd"/>
           </w:p>
         </w:tc>
         <w:tc>
@@ -3272,13 +2923,11 @@
             <w:pPr>
               <w:rPr>
                 <w:rFonts w:ascii="Times New Roman" w:hAnsi="Times New Roman" w:cs="Times New Roman"/>
-                <w:lang w:val="en-CM"/>
               </w:rPr>
             </w:pPr>
             <w:r>
               <w:rPr>
                 <w:rFonts w:ascii="Times New Roman" w:hAnsi="Times New Roman" w:cs="Times New Roman"/>
-                <w:lang w:val="en-CM"/>
               </w:rPr>
               <w:t>TEXT</w:t>
             </w:r>
@@ -3290,16 +2939,14 @@
       <w:pPr>
         <w:rPr>
           <w:rFonts w:ascii="Times New Roman" w:hAnsi="Times New Roman" w:cs="Times New Roman"/>
-          <w:lang w:val="en-CM"/>
-        </w:rPr>
-      </w:pPr>
-      <w:r>
-        <w:rPr>
-          <w:rFonts w:ascii="Times New Roman" w:hAnsi="Times New Roman" w:cs="Times New Roman"/>
-          <w:lang w:val="en-CM"/>
+        </w:rPr>
+      </w:pPr>
+      <w:r>
+        <w:rPr>
+          <w:rFonts w:ascii="Times New Roman" w:hAnsi="Times New Roman" w:cs="Times New Roman"/>
         </w:rPr>
         <w:pict w14:anchorId="20172F04">
-          <v:rect id="_x0000_i1238" style="width:0;height:1.5pt" o:hralign="center" o:hrstd="t" o:hr="t" fillcolor="#a0a0a0" stroked="f"/>
+          <v:rect id="_x0000_i1040" style="width:0;height:1.5pt" o:hralign="center" o:hrstd="t" o:hr="t" fillcolor="#a0a0a0" stroked="f"/>
         </w:pict>
       </w:r>
     </w:p>
@@ -3309,15 +2956,13 @@
           <w:rFonts w:ascii="Times New Roman" w:hAnsi="Times New Roman" w:cs="Times New Roman"/>
           <w:b/>
           <w:bCs/>
-          <w:lang w:val="en-CM"/>
-        </w:rPr>
-      </w:pPr>
-      <w:r>
-        <w:rPr>
-          <w:rFonts w:ascii="Times New Roman" w:hAnsi="Times New Roman" w:cs="Times New Roman"/>
-          <w:b/>
-          <w:bCs/>
-          <w:lang w:val="en-CM"/>
+        </w:rPr>
+      </w:pPr>
+      <w:r>
+        <w:rPr>
+          <w:rFonts w:ascii="Times New Roman" w:hAnsi="Times New Roman" w:cs="Times New Roman"/>
+          <w:b/>
+          <w:bCs/>
         </w:rPr>
         <w:t>Teachers</w:t>
       </w:r>
@@ -3355,7 +3000,6 @@
                 <w:rFonts w:ascii="Times New Roman" w:hAnsi="Times New Roman" w:cs="Times New Roman"/>
                 <w:b/>
                 <w:bCs/>
-                <w:lang w:val="en-CM"/>
               </w:rPr>
             </w:pPr>
             <w:r>
@@ -3363,7 +3007,6 @@
                 <w:rFonts w:ascii="Times New Roman" w:hAnsi="Times New Roman" w:cs="Times New Roman"/>
                 <w:b/>
                 <w:bCs/>
-                <w:lang w:val="en-CM"/>
               </w:rPr>
               <w:t>Field</w:t>
             </w:r>
@@ -3381,7 +3024,6 @@
                 <w:rFonts w:ascii="Times New Roman" w:hAnsi="Times New Roman" w:cs="Times New Roman"/>
                 <w:b/>
                 <w:bCs/>
-                <w:lang w:val="en-CM"/>
               </w:rPr>
             </w:pPr>
             <w:r>
@@ -3389,7 +3031,6 @@
                 <w:rFonts w:ascii="Times New Roman" w:hAnsi="Times New Roman" w:cs="Times New Roman"/>
                 <w:b/>
                 <w:bCs/>
-                <w:lang w:val="en-CM"/>
               </w:rPr>
               <w:t>Type</w:t>
             </w:r>
@@ -3410,13 +3051,11 @@
             <w:pPr>
               <w:rPr>
                 <w:rFonts w:ascii="Times New Roman" w:hAnsi="Times New Roman" w:cs="Times New Roman"/>
-                <w:lang w:val="en-CM"/>
               </w:rPr>
             </w:pPr>
             <w:r>
               <w:rPr>
                 <w:rFonts w:ascii="Times New Roman" w:hAnsi="Times New Roman" w:cs="Times New Roman"/>
-                <w:lang w:val="en-CM"/>
               </w:rPr>
               <w:t>id</w:t>
             </w:r>
@@ -3432,13 +3071,11 @@
             <w:pPr>
               <w:rPr>
                 <w:rFonts w:ascii="Times New Roman" w:hAnsi="Times New Roman" w:cs="Times New Roman"/>
-                <w:lang w:val="en-CM"/>
               </w:rPr>
             </w:pPr>
             <w:r>
               <w:rPr>
                 <w:rFonts w:ascii="Times New Roman" w:hAnsi="Times New Roman" w:cs="Times New Roman"/>
-                <w:lang w:val="en-CM"/>
               </w:rPr>
               <w:t>INTEGER</w:t>
             </w:r>
@@ -3459,18 +3096,14 @@
             <w:pPr>
               <w:rPr>
                 <w:rFonts w:ascii="Times New Roman" w:hAnsi="Times New Roman" w:cs="Times New Roman"/>
-                <w:lang w:val="en-CM"/>
               </w:rPr>
             </w:pPr>
-            <w:proofErr w:type="spellStart"/>
             <w:r>
               <w:rPr>
                 <w:rFonts w:ascii="Times New Roman" w:hAnsi="Times New Roman" w:cs="Times New Roman"/>
-                <w:lang w:val="en-CM"/>
               </w:rPr>
               <w:t>fullname</w:t>
             </w:r>
-            <w:proofErr w:type="spellEnd"/>
           </w:p>
         </w:tc>
         <w:tc>
@@ -3483,13 +3116,11 @@
             <w:pPr>
               <w:rPr>
                 <w:rFonts w:ascii="Times New Roman" w:hAnsi="Times New Roman" w:cs="Times New Roman"/>
-                <w:lang w:val="en-CM"/>
               </w:rPr>
             </w:pPr>
             <w:r>
               <w:rPr>
                 <w:rFonts w:ascii="Times New Roman" w:hAnsi="Times New Roman" w:cs="Times New Roman"/>
-                <w:lang w:val="en-CM"/>
               </w:rPr>
               <w:t>TEXT</w:t>
             </w:r>
@@ -3510,13 +3141,11 @@
             <w:pPr>
               <w:rPr>
                 <w:rFonts w:ascii="Times New Roman" w:hAnsi="Times New Roman" w:cs="Times New Roman"/>
-                <w:lang w:val="en-CM"/>
               </w:rPr>
             </w:pPr>
             <w:r>
               <w:rPr>
                 <w:rFonts w:ascii="Times New Roman" w:hAnsi="Times New Roman" w:cs="Times New Roman"/>
-                <w:lang w:val="en-CM"/>
               </w:rPr>
               <w:t>subject</w:t>
             </w:r>
@@ -3532,13 +3161,11 @@
             <w:pPr>
               <w:rPr>
                 <w:rFonts w:ascii="Times New Roman" w:hAnsi="Times New Roman" w:cs="Times New Roman"/>
-                <w:lang w:val="en-CM"/>
               </w:rPr>
             </w:pPr>
             <w:r>
               <w:rPr>
                 <w:rFonts w:ascii="Times New Roman" w:hAnsi="Times New Roman" w:cs="Times New Roman"/>
-                <w:lang w:val="en-CM"/>
               </w:rPr>
               <w:t>TEXT</w:t>
             </w:r>
@@ -3559,13 +3186,11 @@
             <w:pPr>
               <w:rPr>
                 <w:rFonts w:ascii="Times New Roman" w:hAnsi="Times New Roman" w:cs="Times New Roman"/>
-                <w:lang w:val="en-CM"/>
               </w:rPr>
             </w:pPr>
             <w:r>
               <w:rPr>
                 <w:rFonts w:ascii="Times New Roman" w:hAnsi="Times New Roman" w:cs="Times New Roman"/>
-                <w:lang w:val="en-CM"/>
               </w:rPr>
               <w:t>phone</w:t>
             </w:r>
@@ -3581,13 +3206,11 @@
             <w:pPr>
               <w:rPr>
                 <w:rFonts w:ascii="Times New Roman" w:hAnsi="Times New Roman" w:cs="Times New Roman"/>
-                <w:lang w:val="en-CM"/>
               </w:rPr>
             </w:pPr>
             <w:r>
               <w:rPr>
                 <w:rFonts w:ascii="Times New Roman" w:hAnsi="Times New Roman" w:cs="Times New Roman"/>
-                <w:lang w:val="en-CM"/>
               </w:rPr>
               <w:t>TEXT</w:t>
             </w:r>
@@ -3599,16 +3222,14 @@
       <w:pPr>
         <w:rPr>
           <w:rFonts w:ascii="Times New Roman" w:hAnsi="Times New Roman" w:cs="Times New Roman"/>
-          <w:lang w:val="en-CM"/>
-        </w:rPr>
-      </w:pPr>
-      <w:r>
-        <w:rPr>
-          <w:rFonts w:ascii="Times New Roman" w:hAnsi="Times New Roman" w:cs="Times New Roman"/>
-          <w:lang w:val="en-CM"/>
+        </w:rPr>
+      </w:pPr>
+      <w:r>
+        <w:rPr>
+          <w:rFonts w:ascii="Times New Roman" w:hAnsi="Times New Roman" w:cs="Times New Roman"/>
         </w:rPr>
         <w:pict w14:anchorId="34738060">
-          <v:rect id="_x0000_i1239" style="width:0;height:1.5pt" o:hralign="center" o:hrstd="t" o:hr="t" fillcolor="#a0a0a0" stroked="f"/>
+          <v:rect id="_x0000_i1041" style="width:0;height:1.5pt" o:hralign="center" o:hrstd="t" o:hr="t" fillcolor="#a0a0a0" stroked="f"/>
         </w:pict>
       </w:r>
     </w:p>
@@ -3618,15 +3239,13 @@
           <w:rFonts w:ascii="Times New Roman" w:hAnsi="Times New Roman" w:cs="Times New Roman"/>
           <w:b/>
           <w:bCs/>
-          <w:lang w:val="en-CM"/>
-        </w:rPr>
-      </w:pPr>
-      <w:r>
-        <w:rPr>
-          <w:rFonts w:ascii="Times New Roman" w:hAnsi="Times New Roman" w:cs="Times New Roman"/>
-          <w:b/>
-          <w:bCs/>
-          <w:lang w:val="en-CM"/>
+        </w:rPr>
+      </w:pPr>
+      <w:r>
+        <w:rPr>
+          <w:rFonts w:ascii="Times New Roman" w:hAnsi="Times New Roman" w:cs="Times New Roman"/>
+          <w:b/>
+          <w:bCs/>
         </w:rPr>
         <w:t>Attendance</w:t>
       </w:r>
@@ -3664,7 +3283,6 @@
                 <w:rFonts w:ascii="Times New Roman" w:hAnsi="Times New Roman" w:cs="Times New Roman"/>
                 <w:b/>
                 <w:bCs/>
-                <w:lang w:val="en-CM"/>
               </w:rPr>
             </w:pPr>
             <w:r>
@@ -3672,7 +3290,6 @@
                 <w:rFonts w:ascii="Times New Roman" w:hAnsi="Times New Roman" w:cs="Times New Roman"/>
                 <w:b/>
                 <w:bCs/>
-                <w:lang w:val="en-CM"/>
               </w:rPr>
               <w:t>Field</w:t>
             </w:r>
@@ -3690,7 +3307,6 @@
                 <w:rFonts w:ascii="Times New Roman" w:hAnsi="Times New Roman" w:cs="Times New Roman"/>
                 <w:b/>
                 <w:bCs/>
-                <w:lang w:val="en-CM"/>
               </w:rPr>
             </w:pPr>
             <w:r>
@@ -3698,7 +3314,6 @@
                 <w:rFonts w:ascii="Times New Roman" w:hAnsi="Times New Roman" w:cs="Times New Roman"/>
                 <w:b/>
                 <w:bCs/>
-                <w:lang w:val="en-CM"/>
               </w:rPr>
               <w:t>Type</w:t>
             </w:r>
@@ -3719,13 +3334,11 @@
             <w:pPr>
               <w:rPr>
                 <w:rFonts w:ascii="Times New Roman" w:hAnsi="Times New Roman" w:cs="Times New Roman"/>
-                <w:lang w:val="en-CM"/>
               </w:rPr>
             </w:pPr>
             <w:r>
               <w:rPr>
                 <w:rFonts w:ascii="Times New Roman" w:hAnsi="Times New Roman" w:cs="Times New Roman"/>
-                <w:lang w:val="en-CM"/>
               </w:rPr>
               <w:t>id</w:t>
             </w:r>
@@ -3741,13 +3354,11 @@
             <w:pPr>
               <w:rPr>
                 <w:rFonts w:ascii="Times New Roman" w:hAnsi="Times New Roman" w:cs="Times New Roman"/>
-                <w:lang w:val="en-CM"/>
               </w:rPr>
             </w:pPr>
             <w:r>
               <w:rPr>
                 <w:rFonts w:ascii="Times New Roman" w:hAnsi="Times New Roman" w:cs="Times New Roman"/>
-                <w:lang w:val="en-CM"/>
               </w:rPr>
               <w:t>INTEGER</w:t>
             </w:r>
@@ -3768,18 +3379,14 @@
             <w:pPr>
               <w:rPr>
                 <w:rFonts w:ascii="Times New Roman" w:hAnsi="Times New Roman" w:cs="Times New Roman"/>
-                <w:lang w:val="en-CM"/>
               </w:rPr>
             </w:pPr>
-            <w:proofErr w:type="spellStart"/>
             <w:r>
               <w:rPr>
                 <w:rFonts w:ascii="Times New Roman" w:hAnsi="Times New Roman" w:cs="Times New Roman"/>
-                <w:lang w:val="en-CM"/>
               </w:rPr>
               <w:t>student_id</w:t>
             </w:r>
-            <w:proofErr w:type="spellEnd"/>
           </w:p>
         </w:tc>
         <w:tc>
@@ -3792,13 +3399,11 @@
             <w:pPr>
               <w:rPr>
                 <w:rFonts w:ascii="Times New Roman" w:hAnsi="Times New Roman" w:cs="Times New Roman"/>
-                <w:lang w:val="en-CM"/>
               </w:rPr>
             </w:pPr>
             <w:r>
               <w:rPr>
                 <w:rFonts w:ascii="Times New Roman" w:hAnsi="Times New Roman" w:cs="Times New Roman"/>
-                <w:lang w:val="en-CM"/>
               </w:rPr>
               <w:t>INTEGER</w:t>
             </w:r>
@@ -3819,13 +3424,11 @@
             <w:pPr>
               <w:rPr>
                 <w:rFonts w:ascii="Times New Roman" w:hAnsi="Times New Roman" w:cs="Times New Roman"/>
-                <w:lang w:val="en-CM"/>
               </w:rPr>
             </w:pPr>
             <w:r>
               <w:rPr>
                 <w:rFonts w:ascii="Times New Roman" w:hAnsi="Times New Roman" w:cs="Times New Roman"/>
-                <w:lang w:val="en-CM"/>
               </w:rPr>
               <w:t>date</w:t>
             </w:r>
@@ -3841,13 +3444,11 @@
             <w:pPr>
               <w:rPr>
                 <w:rFonts w:ascii="Times New Roman" w:hAnsi="Times New Roman" w:cs="Times New Roman"/>
-                <w:lang w:val="en-CM"/>
               </w:rPr>
             </w:pPr>
             <w:r>
               <w:rPr>
                 <w:rFonts w:ascii="Times New Roman" w:hAnsi="Times New Roman" w:cs="Times New Roman"/>
-                <w:lang w:val="en-CM"/>
               </w:rPr>
               <w:t>TEXT</w:t>
             </w:r>
@@ -3868,13 +3469,11 @@
             <w:pPr>
               <w:rPr>
                 <w:rFonts w:ascii="Times New Roman" w:hAnsi="Times New Roman" w:cs="Times New Roman"/>
-                <w:lang w:val="en-CM"/>
               </w:rPr>
             </w:pPr>
             <w:r>
               <w:rPr>
                 <w:rFonts w:ascii="Times New Roman" w:hAnsi="Times New Roman" w:cs="Times New Roman"/>
-                <w:lang w:val="en-CM"/>
               </w:rPr>
               <w:t>status</w:t>
             </w:r>
@@ -3890,13 +3489,11 @@
             <w:pPr>
               <w:rPr>
                 <w:rFonts w:ascii="Times New Roman" w:hAnsi="Times New Roman" w:cs="Times New Roman"/>
-                <w:lang w:val="en-CM"/>
               </w:rPr>
             </w:pPr>
             <w:r>
               <w:rPr>
                 <w:rFonts w:ascii="Times New Roman" w:hAnsi="Times New Roman" w:cs="Times New Roman"/>
-                <w:lang w:val="en-CM"/>
               </w:rPr>
               <w:t>TEXT</w:t>
             </w:r>
@@ -3908,16 +3505,14 @@
       <w:pPr>
         <w:rPr>
           <w:rFonts w:ascii="Times New Roman" w:hAnsi="Times New Roman" w:cs="Times New Roman"/>
-          <w:lang w:val="en-CM"/>
-        </w:rPr>
-      </w:pPr>
-      <w:r>
-        <w:rPr>
-          <w:rFonts w:ascii="Times New Roman" w:hAnsi="Times New Roman" w:cs="Times New Roman"/>
-          <w:lang w:val="en-CM"/>
+        </w:rPr>
+      </w:pPr>
+      <w:r>
+        <w:rPr>
+          <w:rFonts w:ascii="Times New Roman" w:hAnsi="Times New Roman" w:cs="Times New Roman"/>
         </w:rPr>
         <w:pict w14:anchorId="4E10A722">
-          <v:rect id="_x0000_i1240" style="width:0;height:1.5pt" o:hralign="center" o:hrstd="t" o:hr="t" fillcolor="#a0a0a0" stroked="f"/>
+          <v:rect id="_x0000_i1042" style="width:0;height:1.5pt" o:hralign="center" o:hrstd="t" o:hr="t" fillcolor="#a0a0a0" stroked="f"/>
         </w:pict>
       </w:r>
     </w:p>
@@ -3927,15 +3522,13 @@
           <w:rFonts w:ascii="Times New Roman" w:hAnsi="Times New Roman" w:cs="Times New Roman"/>
           <w:b/>
           <w:bCs/>
-          <w:lang w:val="en-CM"/>
-        </w:rPr>
-      </w:pPr>
-      <w:r>
-        <w:rPr>
-          <w:rFonts w:ascii="Times New Roman" w:hAnsi="Times New Roman" w:cs="Times New Roman"/>
-          <w:b/>
-          <w:bCs/>
-          <w:lang w:val="en-CM"/>
+        </w:rPr>
+      </w:pPr>
+      <w:r>
+        <w:rPr>
+          <w:rFonts w:ascii="Times New Roman" w:hAnsi="Times New Roman" w:cs="Times New Roman"/>
+          <w:b/>
+          <w:bCs/>
         </w:rPr>
         <w:t>Fees</w:t>
       </w:r>
@@ -3973,7 +3566,6 @@
                 <w:rFonts w:ascii="Times New Roman" w:hAnsi="Times New Roman" w:cs="Times New Roman"/>
                 <w:b/>
                 <w:bCs/>
-                <w:lang w:val="en-CM"/>
               </w:rPr>
             </w:pPr>
             <w:r>
@@ -3981,7 +3573,6 @@
                 <w:rFonts w:ascii="Times New Roman" w:hAnsi="Times New Roman" w:cs="Times New Roman"/>
                 <w:b/>
                 <w:bCs/>
-                <w:lang w:val="en-CM"/>
               </w:rPr>
               <w:t>Field</w:t>
             </w:r>
@@ -3999,7 +3590,6 @@
                 <w:rFonts w:ascii="Times New Roman" w:hAnsi="Times New Roman" w:cs="Times New Roman"/>
                 <w:b/>
                 <w:bCs/>
-                <w:lang w:val="en-CM"/>
               </w:rPr>
             </w:pPr>
             <w:r>
@@ -4007,7 +3597,6 @@
                 <w:rFonts w:ascii="Times New Roman" w:hAnsi="Times New Roman" w:cs="Times New Roman"/>
                 <w:b/>
                 <w:bCs/>
-                <w:lang w:val="en-CM"/>
               </w:rPr>
               <w:t>Type</w:t>
             </w:r>
@@ -4028,13 +3617,11 @@
             <w:pPr>
               <w:rPr>
                 <w:rFonts w:ascii="Times New Roman" w:hAnsi="Times New Roman" w:cs="Times New Roman"/>
-                <w:lang w:val="en-CM"/>
               </w:rPr>
             </w:pPr>
             <w:r>
               <w:rPr>
                 <w:rFonts w:ascii="Times New Roman" w:hAnsi="Times New Roman" w:cs="Times New Roman"/>
-                <w:lang w:val="en-CM"/>
               </w:rPr>
               <w:t>id</w:t>
             </w:r>
@@ -4050,13 +3637,11 @@
             <w:pPr>
               <w:rPr>
                 <w:rFonts w:ascii="Times New Roman" w:hAnsi="Times New Roman" w:cs="Times New Roman"/>
-                <w:lang w:val="en-CM"/>
               </w:rPr>
             </w:pPr>
             <w:r>
               <w:rPr>
                 <w:rFonts w:ascii="Times New Roman" w:hAnsi="Times New Roman" w:cs="Times New Roman"/>
-                <w:lang w:val="en-CM"/>
               </w:rPr>
               <w:t>INTEGER</w:t>
             </w:r>
@@ -4077,18 +3662,15 @@
             <w:pPr>
               <w:rPr>
                 <w:rFonts w:ascii="Times New Roman" w:hAnsi="Times New Roman" w:cs="Times New Roman"/>
-                <w:lang w:val="en-CM"/>
               </w:rPr>
             </w:pPr>
-            <w:proofErr w:type="spellStart"/>
             <w:r>
               <w:rPr>
                 <w:rFonts w:ascii="Times New Roman" w:hAnsi="Times New Roman" w:cs="Times New Roman"/>
-                <w:lang w:val="en-CM"/>
-              </w:rPr>
+              </w:rPr>
+              <w:lastRenderedPageBreak/>
               <w:t>student_id</w:t>
             </w:r>
-            <w:proofErr w:type="spellEnd"/>
           </w:p>
         </w:tc>
         <w:tc>
@@ -4101,13 +3683,11 @@
             <w:pPr>
               <w:rPr>
                 <w:rFonts w:ascii="Times New Roman" w:hAnsi="Times New Roman" w:cs="Times New Roman"/>
-                <w:lang w:val="en-CM"/>
               </w:rPr>
             </w:pPr>
             <w:r>
               <w:rPr>
                 <w:rFonts w:ascii="Times New Roman" w:hAnsi="Times New Roman" w:cs="Times New Roman"/>
-                <w:lang w:val="en-CM"/>
               </w:rPr>
               <w:t>INTEGER</w:t>
             </w:r>
@@ -4128,19 +3708,14 @@
             <w:pPr>
               <w:rPr>
                 <w:rFonts w:ascii="Times New Roman" w:hAnsi="Times New Roman" w:cs="Times New Roman"/>
-                <w:lang w:val="en-CM"/>
               </w:rPr>
             </w:pPr>
-            <w:proofErr w:type="spellStart"/>
             <w:r>
               <w:rPr>
                 <w:rFonts w:ascii="Times New Roman" w:hAnsi="Times New Roman" w:cs="Times New Roman"/>
-                <w:lang w:val="en-CM"/>
-              </w:rPr>
-              <w:lastRenderedPageBreak/>
+              </w:rPr>
               <w:t>amount_paid</w:t>
             </w:r>
-            <w:proofErr w:type="spellEnd"/>
           </w:p>
         </w:tc>
         <w:tc>
@@ -4153,13 +3728,11 @@
             <w:pPr>
               <w:rPr>
                 <w:rFonts w:ascii="Times New Roman" w:hAnsi="Times New Roman" w:cs="Times New Roman"/>
-                <w:lang w:val="en-CM"/>
               </w:rPr>
             </w:pPr>
             <w:r>
               <w:rPr>
                 <w:rFonts w:ascii="Times New Roman" w:hAnsi="Times New Roman" w:cs="Times New Roman"/>
-                <w:lang w:val="en-CM"/>
               </w:rPr>
               <w:t>REAL</w:t>
             </w:r>
@@ -4180,13 +3753,11 @@
             <w:pPr>
               <w:rPr>
                 <w:rFonts w:ascii="Times New Roman" w:hAnsi="Times New Roman" w:cs="Times New Roman"/>
-                <w:lang w:val="en-CM"/>
               </w:rPr>
             </w:pPr>
             <w:r>
               <w:rPr>
                 <w:rFonts w:ascii="Times New Roman" w:hAnsi="Times New Roman" w:cs="Times New Roman"/>
-                <w:lang w:val="en-CM"/>
               </w:rPr>
               <w:t>balance</w:t>
             </w:r>
@@ -4202,13 +3773,11 @@
             <w:pPr>
               <w:rPr>
                 <w:rFonts w:ascii="Times New Roman" w:hAnsi="Times New Roman" w:cs="Times New Roman"/>
-                <w:lang w:val="en-CM"/>
               </w:rPr>
             </w:pPr>
             <w:r>
               <w:rPr>
                 <w:rFonts w:ascii="Times New Roman" w:hAnsi="Times New Roman" w:cs="Times New Roman"/>
-                <w:lang w:val="en-CM"/>
               </w:rPr>
               <w:t>REAL</w:t>
             </w:r>
@@ -4220,16 +3789,14 @@
       <w:pPr>
         <w:rPr>
           <w:rFonts w:ascii="Times New Roman" w:hAnsi="Times New Roman" w:cs="Times New Roman"/>
-          <w:lang w:val="en-CM"/>
-        </w:rPr>
-      </w:pPr>
-      <w:r>
-        <w:rPr>
-          <w:rFonts w:ascii="Times New Roman" w:hAnsi="Times New Roman" w:cs="Times New Roman"/>
-          <w:lang w:val="en-CM"/>
+        </w:rPr>
+      </w:pPr>
+      <w:r>
+        <w:rPr>
+          <w:rFonts w:ascii="Times New Roman" w:hAnsi="Times New Roman" w:cs="Times New Roman"/>
         </w:rPr>
         <w:pict w14:anchorId="6FE8AF65">
-          <v:rect id="_x0000_i1241" style="width:0;height:1.5pt" o:hralign="center" o:hrstd="t" o:hr="t" fillcolor="#a0a0a0" stroked="f"/>
+          <v:rect id="_x0000_i1043" style="width:0;height:1.5pt" o:hralign="center" o:hrstd="t" o:hr="t" fillcolor="#a0a0a0" stroked="f"/>
         </w:pict>
       </w:r>
     </w:p>
@@ -4239,15 +3806,13 @@
           <w:rFonts w:ascii="Times New Roman" w:hAnsi="Times New Roman" w:cs="Times New Roman"/>
           <w:b/>
           <w:bCs/>
-          <w:lang w:val="en-CM"/>
-        </w:rPr>
-      </w:pPr>
-      <w:r>
-        <w:rPr>
-          <w:rFonts w:ascii="Times New Roman" w:hAnsi="Times New Roman" w:cs="Times New Roman"/>
-          <w:b/>
-          <w:bCs/>
-          <w:lang w:val="en-CM"/>
+        </w:rPr>
+      </w:pPr>
+      <w:r>
+        <w:rPr>
+          <w:rFonts w:ascii="Times New Roman" w:hAnsi="Times New Roman" w:cs="Times New Roman"/>
+          <w:b/>
+          <w:bCs/>
         </w:rPr>
         <w:t>10. User Roles</w:t>
       </w:r>
@@ -4258,15 +3823,13 @@
           <w:rFonts w:ascii="Times New Roman" w:hAnsi="Times New Roman" w:cs="Times New Roman"/>
           <w:b/>
           <w:bCs/>
-          <w:lang w:val="en-CM"/>
-        </w:rPr>
-      </w:pPr>
-      <w:r>
-        <w:rPr>
-          <w:rFonts w:ascii="Times New Roman" w:hAnsi="Times New Roman" w:cs="Times New Roman"/>
-          <w:b/>
-          <w:bCs/>
-          <w:lang w:val="en-CM"/>
+        </w:rPr>
+      </w:pPr>
+      <w:r>
+        <w:rPr>
+          <w:rFonts w:ascii="Times New Roman" w:hAnsi="Times New Roman" w:cs="Times New Roman"/>
+          <w:b/>
+          <w:bCs/>
         </w:rPr>
         <w:t>Administrator</w:t>
       </w:r>
@@ -4279,13 +3842,11 @@
         </w:numPr>
         <w:rPr>
           <w:rFonts w:ascii="Times New Roman" w:hAnsi="Times New Roman" w:cs="Times New Roman"/>
-          <w:lang w:val="en-CM"/>
-        </w:rPr>
-      </w:pPr>
-      <w:r>
-        <w:rPr>
-          <w:rFonts w:ascii="Times New Roman" w:hAnsi="Times New Roman" w:cs="Times New Roman"/>
-          <w:lang w:val="en-CM"/>
+        </w:rPr>
+      </w:pPr>
+      <w:r>
+        <w:rPr>
+          <w:rFonts w:ascii="Times New Roman" w:hAnsi="Times New Roman" w:cs="Times New Roman"/>
         </w:rPr>
         <w:t xml:space="preserve">Full system control </w:t>
       </w:r>
@@ -4298,13 +3859,11 @@
         </w:numPr>
         <w:rPr>
           <w:rFonts w:ascii="Times New Roman" w:hAnsi="Times New Roman" w:cs="Times New Roman"/>
-          <w:lang w:val="en-CM"/>
-        </w:rPr>
-      </w:pPr>
-      <w:r>
-        <w:rPr>
-          <w:rFonts w:ascii="Times New Roman" w:hAnsi="Times New Roman" w:cs="Times New Roman"/>
-          <w:lang w:val="en-CM"/>
+        </w:rPr>
+      </w:pPr>
+      <w:r>
+        <w:rPr>
+          <w:rFonts w:ascii="Times New Roman" w:hAnsi="Times New Roman" w:cs="Times New Roman"/>
         </w:rPr>
         <w:t xml:space="preserve">Manage users </w:t>
       </w:r>
@@ -4317,13 +3876,11 @@
         </w:numPr>
         <w:rPr>
           <w:rFonts w:ascii="Times New Roman" w:hAnsi="Times New Roman" w:cs="Times New Roman"/>
-          <w:lang w:val="en-CM"/>
-        </w:rPr>
-      </w:pPr>
-      <w:r>
-        <w:rPr>
-          <w:rFonts w:ascii="Times New Roman" w:hAnsi="Times New Roman" w:cs="Times New Roman"/>
-          <w:lang w:val="en-CM"/>
+        </w:rPr>
+      </w:pPr>
+      <w:r>
+        <w:rPr>
+          <w:rFonts w:ascii="Times New Roman" w:hAnsi="Times New Roman" w:cs="Times New Roman"/>
         </w:rPr>
         <w:t xml:space="preserve">Generate reports </w:t>
       </w:r>
@@ -4334,15 +3891,13 @@
           <w:rFonts w:ascii="Times New Roman" w:hAnsi="Times New Roman" w:cs="Times New Roman"/>
           <w:b/>
           <w:bCs/>
-          <w:lang w:val="en-CM"/>
-        </w:rPr>
-      </w:pPr>
-      <w:r>
-        <w:rPr>
-          <w:rFonts w:ascii="Times New Roman" w:hAnsi="Times New Roman" w:cs="Times New Roman"/>
-          <w:b/>
-          <w:bCs/>
-          <w:lang w:val="en-CM"/>
+        </w:rPr>
+      </w:pPr>
+      <w:r>
+        <w:rPr>
+          <w:rFonts w:ascii="Times New Roman" w:hAnsi="Times New Roman" w:cs="Times New Roman"/>
+          <w:b/>
+          <w:bCs/>
         </w:rPr>
         <w:t>Teacher</w:t>
       </w:r>
@@ -4355,13 +3910,11 @@
         </w:numPr>
         <w:rPr>
           <w:rFonts w:ascii="Times New Roman" w:hAnsi="Times New Roman" w:cs="Times New Roman"/>
-          <w:lang w:val="en-CM"/>
-        </w:rPr>
-      </w:pPr>
-      <w:r>
-        <w:rPr>
-          <w:rFonts w:ascii="Times New Roman" w:hAnsi="Times New Roman" w:cs="Times New Roman"/>
-          <w:lang w:val="en-CM"/>
+        </w:rPr>
+      </w:pPr>
+      <w:r>
+        <w:rPr>
+          <w:rFonts w:ascii="Times New Roman" w:hAnsi="Times New Roman" w:cs="Times New Roman"/>
         </w:rPr>
         <w:t xml:space="preserve">Record attendance </w:t>
       </w:r>
@@ -4374,13 +3927,11 @@
         </w:numPr>
         <w:rPr>
           <w:rFonts w:ascii="Times New Roman" w:hAnsi="Times New Roman" w:cs="Times New Roman"/>
-          <w:lang w:val="en-CM"/>
-        </w:rPr>
-      </w:pPr>
-      <w:r>
-        <w:rPr>
-          <w:rFonts w:ascii="Times New Roman" w:hAnsi="Times New Roman" w:cs="Times New Roman"/>
-          <w:lang w:val="en-CM"/>
+        </w:rPr>
+      </w:pPr>
+      <w:r>
+        <w:rPr>
+          <w:rFonts w:ascii="Times New Roman" w:hAnsi="Times New Roman" w:cs="Times New Roman"/>
         </w:rPr>
         <w:t xml:space="preserve">Enter marks </w:t>
       </w:r>
@@ -4393,13 +3944,11 @@
         </w:numPr>
         <w:rPr>
           <w:rFonts w:ascii="Times New Roman" w:hAnsi="Times New Roman" w:cs="Times New Roman"/>
-          <w:lang w:val="en-CM"/>
-        </w:rPr>
-      </w:pPr>
-      <w:r>
-        <w:rPr>
-          <w:rFonts w:ascii="Times New Roman" w:hAnsi="Times New Roman" w:cs="Times New Roman"/>
-          <w:lang w:val="en-CM"/>
+        </w:rPr>
+      </w:pPr>
+      <w:r>
+        <w:rPr>
+          <w:rFonts w:ascii="Times New Roman" w:hAnsi="Times New Roman" w:cs="Times New Roman"/>
         </w:rPr>
         <w:t xml:space="preserve">View reports </w:t>
       </w:r>
@@ -4408,16 +3957,14 @@
       <w:pPr>
         <w:rPr>
           <w:rFonts w:ascii="Times New Roman" w:hAnsi="Times New Roman" w:cs="Times New Roman"/>
-          <w:lang w:val="en-CM"/>
-        </w:rPr>
-      </w:pPr>
-      <w:r>
-        <w:rPr>
-          <w:rFonts w:ascii="Times New Roman" w:hAnsi="Times New Roman" w:cs="Times New Roman"/>
-          <w:lang w:val="en-CM"/>
+        </w:rPr>
+      </w:pPr>
+      <w:r>
+        <w:rPr>
+          <w:rFonts w:ascii="Times New Roman" w:hAnsi="Times New Roman" w:cs="Times New Roman"/>
         </w:rPr>
         <w:pict w14:anchorId="4C9DB30C">
-          <v:rect id="_x0000_i1242" style="width:0;height:1.5pt" o:hralign="center" o:hrstd="t" o:hr="t" fillcolor="#a0a0a0" stroked="f"/>
+          <v:rect id="_x0000_i1044" style="width:0;height:1.5pt" o:hralign="center" o:hrstd="t" o:hr="t" fillcolor="#a0a0a0" stroked="f"/>
         </w:pict>
       </w:r>
     </w:p>
@@ -4427,15 +3974,13 @@
           <w:rFonts w:ascii="Times New Roman" w:hAnsi="Times New Roman" w:cs="Times New Roman"/>
           <w:b/>
           <w:bCs/>
-          <w:lang w:val="en-CM"/>
-        </w:rPr>
-      </w:pPr>
-      <w:r>
-        <w:rPr>
-          <w:rFonts w:ascii="Times New Roman" w:hAnsi="Times New Roman" w:cs="Times New Roman"/>
-          <w:b/>
-          <w:bCs/>
-          <w:lang w:val="en-CM"/>
+        </w:rPr>
+      </w:pPr>
+      <w:r>
+        <w:rPr>
+          <w:rFonts w:ascii="Times New Roman" w:hAnsi="Times New Roman" w:cs="Times New Roman"/>
+          <w:b/>
+          <w:bCs/>
         </w:rPr>
         <w:t>11. User Interface Design</w:t>
       </w:r>
@@ -4446,15 +3991,13 @@
           <w:rFonts w:ascii="Times New Roman" w:hAnsi="Times New Roman" w:cs="Times New Roman"/>
           <w:b/>
           <w:bCs/>
-          <w:lang w:val="en-CM"/>
-        </w:rPr>
-      </w:pPr>
-      <w:r>
-        <w:rPr>
-          <w:rFonts w:ascii="Times New Roman" w:hAnsi="Times New Roman" w:cs="Times New Roman"/>
-          <w:b/>
-          <w:bCs/>
-          <w:lang w:val="en-CM"/>
+        </w:rPr>
+      </w:pPr>
+      <w:r>
+        <w:rPr>
+          <w:rFonts w:ascii="Times New Roman" w:hAnsi="Times New Roman" w:cs="Times New Roman"/>
+          <w:b/>
+          <w:bCs/>
         </w:rPr>
         <w:t>Main Screens</w:t>
       </w:r>
@@ -4467,13 +4010,11 @@
         </w:numPr>
         <w:rPr>
           <w:rFonts w:ascii="Times New Roman" w:hAnsi="Times New Roman" w:cs="Times New Roman"/>
-          <w:lang w:val="en-CM"/>
-        </w:rPr>
-      </w:pPr>
-      <w:r>
-        <w:rPr>
-          <w:rFonts w:ascii="Times New Roman" w:hAnsi="Times New Roman" w:cs="Times New Roman"/>
-          <w:lang w:val="en-CM"/>
+        </w:rPr>
+      </w:pPr>
+      <w:r>
+        <w:rPr>
+          <w:rFonts w:ascii="Times New Roman" w:hAnsi="Times New Roman" w:cs="Times New Roman"/>
         </w:rPr>
         <w:t xml:space="preserve">Splash Screen </w:t>
       </w:r>
@@ -4486,13 +4027,11 @@
         </w:numPr>
         <w:rPr>
           <w:rFonts w:ascii="Times New Roman" w:hAnsi="Times New Roman" w:cs="Times New Roman"/>
-          <w:lang w:val="en-CM"/>
-        </w:rPr>
-      </w:pPr>
-      <w:r>
-        <w:rPr>
-          <w:rFonts w:ascii="Times New Roman" w:hAnsi="Times New Roman" w:cs="Times New Roman"/>
-          <w:lang w:val="en-CM"/>
+        </w:rPr>
+      </w:pPr>
+      <w:r>
+        <w:rPr>
+          <w:rFonts w:ascii="Times New Roman" w:hAnsi="Times New Roman" w:cs="Times New Roman"/>
         </w:rPr>
         <w:t xml:space="preserve">Login Screen </w:t>
       </w:r>
@@ -4505,13 +4044,11 @@
         </w:numPr>
         <w:rPr>
           <w:rFonts w:ascii="Times New Roman" w:hAnsi="Times New Roman" w:cs="Times New Roman"/>
-          <w:lang w:val="en-CM"/>
-        </w:rPr>
-      </w:pPr>
-      <w:r>
-        <w:rPr>
-          <w:rFonts w:ascii="Times New Roman" w:hAnsi="Times New Roman" w:cs="Times New Roman"/>
-          <w:lang w:val="en-CM"/>
+        </w:rPr>
+      </w:pPr>
+      <w:r>
+        <w:rPr>
+          <w:rFonts w:ascii="Times New Roman" w:hAnsi="Times New Roman" w:cs="Times New Roman"/>
         </w:rPr>
         <w:t xml:space="preserve">Dashboard </w:t>
       </w:r>
@@ -4524,13 +4061,11 @@
         </w:numPr>
         <w:rPr>
           <w:rFonts w:ascii="Times New Roman" w:hAnsi="Times New Roman" w:cs="Times New Roman"/>
-          <w:lang w:val="en-CM"/>
-        </w:rPr>
-      </w:pPr>
-      <w:r>
-        <w:rPr>
-          <w:rFonts w:ascii="Times New Roman" w:hAnsi="Times New Roman" w:cs="Times New Roman"/>
-          <w:lang w:val="en-CM"/>
+        </w:rPr>
+      </w:pPr>
+      <w:r>
+        <w:rPr>
+          <w:rFonts w:ascii="Times New Roman" w:hAnsi="Times New Roman" w:cs="Times New Roman"/>
         </w:rPr>
         <w:t xml:space="preserve">Student Management </w:t>
       </w:r>
@@ -4543,13 +4078,11 @@
         </w:numPr>
         <w:rPr>
           <w:rFonts w:ascii="Times New Roman" w:hAnsi="Times New Roman" w:cs="Times New Roman"/>
-          <w:lang w:val="en-CM"/>
-        </w:rPr>
-      </w:pPr>
-      <w:r>
-        <w:rPr>
-          <w:rFonts w:ascii="Times New Roman" w:hAnsi="Times New Roman" w:cs="Times New Roman"/>
-          <w:lang w:val="en-CM"/>
+        </w:rPr>
+      </w:pPr>
+      <w:r>
+        <w:rPr>
+          <w:rFonts w:ascii="Times New Roman" w:hAnsi="Times New Roman" w:cs="Times New Roman"/>
         </w:rPr>
         <w:t xml:space="preserve">Teacher Management </w:t>
       </w:r>
@@ -4562,13 +4095,11 @@
         </w:numPr>
         <w:rPr>
           <w:rFonts w:ascii="Times New Roman" w:hAnsi="Times New Roman" w:cs="Times New Roman"/>
-          <w:lang w:val="en-CM"/>
-        </w:rPr>
-      </w:pPr>
-      <w:r>
-        <w:rPr>
-          <w:rFonts w:ascii="Times New Roman" w:hAnsi="Times New Roman" w:cs="Times New Roman"/>
-          <w:lang w:val="en-CM"/>
+        </w:rPr>
+      </w:pPr>
+      <w:r>
+        <w:rPr>
+          <w:rFonts w:ascii="Times New Roman" w:hAnsi="Times New Roman" w:cs="Times New Roman"/>
         </w:rPr>
         <w:t xml:space="preserve">Attendance Screen </w:t>
       </w:r>
@@ -4581,13 +4112,11 @@
         </w:numPr>
         <w:rPr>
           <w:rFonts w:ascii="Times New Roman" w:hAnsi="Times New Roman" w:cs="Times New Roman"/>
-          <w:lang w:val="en-CM"/>
-        </w:rPr>
-      </w:pPr>
-      <w:r>
-        <w:rPr>
-          <w:rFonts w:ascii="Times New Roman" w:hAnsi="Times New Roman" w:cs="Times New Roman"/>
-          <w:lang w:val="en-CM"/>
+        </w:rPr>
+      </w:pPr>
+      <w:r>
+        <w:rPr>
+          <w:rFonts w:ascii="Times New Roman" w:hAnsi="Times New Roman" w:cs="Times New Roman"/>
         </w:rPr>
         <w:t xml:space="preserve">Fees Screen </w:t>
       </w:r>
@@ -4600,13 +4129,11 @@
         </w:numPr>
         <w:rPr>
           <w:rFonts w:ascii="Times New Roman" w:hAnsi="Times New Roman" w:cs="Times New Roman"/>
-          <w:lang w:val="en-CM"/>
-        </w:rPr>
-      </w:pPr>
-      <w:r>
-        <w:rPr>
-          <w:rFonts w:ascii="Times New Roman" w:hAnsi="Times New Roman" w:cs="Times New Roman"/>
-          <w:lang w:val="en-CM"/>
+        </w:rPr>
+      </w:pPr>
+      <w:r>
+        <w:rPr>
+          <w:rFonts w:ascii="Times New Roman" w:hAnsi="Times New Roman" w:cs="Times New Roman"/>
         </w:rPr>
         <w:t xml:space="preserve">Reports Screen </w:t>
       </w:r>
@@ -4619,13 +4146,11 @@
         </w:numPr>
         <w:rPr>
           <w:rFonts w:ascii="Times New Roman" w:hAnsi="Times New Roman" w:cs="Times New Roman"/>
-          <w:lang w:val="en-CM"/>
-        </w:rPr>
-      </w:pPr>
-      <w:r>
-        <w:rPr>
-          <w:rFonts w:ascii="Times New Roman" w:hAnsi="Times New Roman" w:cs="Times New Roman"/>
-          <w:lang w:val="en-CM"/>
+        </w:rPr>
+      </w:pPr>
+      <w:r>
+        <w:rPr>
+          <w:rFonts w:ascii="Times New Roman" w:hAnsi="Times New Roman" w:cs="Times New Roman"/>
         </w:rPr>
         <w:t xml:space="preserve">Settings Screen </w:t>
       </w:r>
@@ -4634,16 +4159,14 @@
       <w:pPr>
         <w:rPr>
           <w:rFonts w:ascii="Times New Roman" w:hAnsi="Times New Roman" w:cs="Times New Roman"/>
-          <w:lang w:val="en-CM"/>
-        </w:rPr>
-      </w:pPr>
-      <w:r>
-        <w:rPr>
-          <w:rFonts w:ascii="Times New Roman" w:hAnsi="Times New Roman" w:cs="Times New Roman"/>
-          <w:lang w:val="en-CM"/>
+        </w:rPr>
+      </w:pPr>
+      <w:r>
+        <w:rPr>
+          <w:rFonts w:ascii="Times New Roman" w:hAnsi="Times New Roman" w:cs="Times New Roman"/>
         </w:rPr>
         <w:pict w14:anchorId="58EAA8DA">
-          <v:rect id="_x0000_i1243" style="width:0;height:1.5pt" o:hralign="center" o:hrstd="t" o:hr="t" fillcolor="#a0a0a0" stroked="f"/>
+          <v:rect id="_x0000_i1045" style="width:0;height:1.5pt" o:hralign="center" o:hrstd="t" o:hr="t" fillcolor="#a0a0a0" stroked="f"/>
         </w:pict>
       </w:r>
     </w:p>
@@ -4653,15 +4176,13 @@
           <w:rFonts w:ascii="Times New Roman" w:hAnsi="Times New Roman" w:cs="Times New Roman"/>
           <w:b/>
           <w:bCs/>
-          <w:lang w:val="en-CM"/>
-        </w:rPr>
-      </w:pPr>
-      <w:r>
-        <w:rPr>
-          <w:rFonts w:ascii="Times New Roman" w:hAnsi="Times New Roman" w:cs="Times New Roman"/>
-          <w:b/>
-          <w:bCs/>
-          <w:lang w:val="en-CM"/>
+        </w:rPr>
+      </w:pPr>
+      <w:r>
+        <w:rPr>
+          <w:rFonts w:ascii="Times New Roman" w:hAnsi="Times New Roman" w:cs="Times New Roman"/>
+          <w:b/>
+          <w:bCs/>
         </w:rPr>
         <w:t>12. Installation Process</w:t>
       </w:r>
@@ -4672,16 +4193,15 @@
           <w:rFonts w:ascii="Times New Roman" w:hAnsi="Times New Roman" w:cs="Times New Roman"/>
           <w:b/>
           <w:bCs/>
-          <w:lang w:val="en-CM"/>
-        </w:rPr>
-      </w:pPr>
-      <w:r>
-        <w:rPr>
-          <w:rFonts w:ascii="Times New Roman" w:hAnsi="Times New Roman" w:cs="Times New Roman"/>
-          <w:b/>
-          <w:bCs/>
-          <w:lang w:val="en-CM"/>
-        </w:rPr>
+        </w:rPr>
+      </w:pPr>
+      <w:r>
+        <w:rPr>
+          <w:rFonts w:ascii="Times New Roman" w:hAnsi="Times New Roman" w:cs="Times New Roman"/>
+          <w:b/>
+          <w:bCs/>
+        </w:rPr>
+        <w:lastRenderedPageBreak/>
         <w:t>Requirements</w:t>
       </w:r>
     </w:p>
@@ -4693,13 +4213,11 @@
         </w:numPr>
         <w:rPr>
           <w:rFonts w:ascii="Times New Roman" w:hAnsi="Times New Roman" w:cs="Times New Roman"/>
-          <w:lang w:val="en-CM"/>
-        </w:rPr>
-      </w:pPr>
-      <w:r>
-        <w:rPr>
-          <w:rFonts w:ascii="Times New Roman" w:hAnsi="Times New Roman" w:cs="Times New Roman"/>
-          <w:lang w:val="en-CM"/>
+        </w:rPr>
+      </w:pPr>
+      <w:r>
+        <w:rPr>
+          <w:rFonts w:ascii="Times New Roman" w:hAnsi="Times New Roman" w:cs="Times New Roman"/>
         </w:rPr>
         <w:t xml:space="preserve">Windows 10 or 11 </w:t>
       </w:r>
@@ -4712,15 +4230,12 @@
         </w:numPr>
         <w:rPr>
           <w:rFonts w:ascii="Times New Roman" w:hAnsi="Times New Roman" w:cs="Times New Roman"/>
-          <w:lang w:val="en-CM"/>
-        </w:rPr>
-      </w:pPr>
-      <w:r>
-        <w:rPr>
-          <w:rFonts w:ascii="Times New Roman" w:hAnsi="Times New Roman" w:cs="Times New Roman"/>
-          <w:lang w:val="en-CM"/>
-        </w:rPr>
-        <w:lastRenderedPageBreak/>
+        </w:rPr>
+      </w:pPr>
+      <w:r>
+        <w:rPr>
+          <w:rFonts w:ascii="Times New Roman" w:hAnsi="Times New Roman" w:cs="Times New Roman"/>
+        </w:rPr>
         <w:t xml:space="preserve">Minimum 4GB RAM </w:t>
       </w:r>
     </w:p>
@@ -4732,13 +4247,11 @@
         </w:numPr>
         <w:rPr>
           <w:rFonts w:ascii="Times New Roman" w:hAnsi="Times New Roman" w:cs="Times New Roman"/>
-          <w:lang w:val="en-CM"/>
-        </w:rPr>
-      </w:pPr>
-      <w:r>
-        <w:rPr>
-          <w:rFonts w:ascii="Times New Roman" w:hAnsi="Times New Roman" w:cs="Times New Roman"/>
-          <w:lang w:val="en-CM"/>
+        </w:rPr>
+      </w:pPr>
+      <w:r>
+        <w:rPr>
+          <w:rFonts w:ascii="Times New Roman" w:hAnsi="Times New Roman" w:cs="Times New Roman"/>
         </w:rPr>
         <w:t xml:space="preserve">500MB free storage </w:t>
       </w:r>
@@ -4749,15 +4262,13 @@
           <w:rFonts w:ascii="Times New Roman" w:hAnsi="Times New Roman" w:cs="Times New Roman"/>
           <w:b/>
           <w:bCs/>
-          <w:lang w:val="en-CM"/>
-        </w:rPr>
-      </w:pPr>
-      <w:r>
-        <w:rPr>
-          <w:rFonts w:ascii="Times New Roman" w:hAnsi="Times New Roman" w:cs="Times New Roman"/>
-          <w:b/>
-          <w:bCs/>
-          <w:lang w:val="en-CM"/>
+        </w:rPr>
+      </w:pPr>
+      <w:r>
+        <w:rPr>
+          <w:rFonts w:ascii="Times New Roman" w:hAnsi="Times New Roman" w:cs="Times New Roman"/>
+          <w:b/>
+          <w:bCs/>
         </w:rPr>
         <w:t>Installation Steps</w:t>
       </w:r>
@@ -4770,13 +4281,11 @@
         </w:numPr>
         <w:rPr>
           <w:rFonts w:ascii="Times New Roman" w:hAnsi="Times New Roman" w:cs="Times New Roman"/>
-          <w:lang w:val="en-CM"/>
-        </w:rPr>
-      </w:pPr>
-      <w:r>
-        <w:rPr>
-          <w:rFonts w:ascii="Times New Roman" w:hAnsi="Times New Roman" w:cs="Times New Roman"/>
-          <w:lang w:val="en-CM"/>
+        </w:rPr>
+      </w:pPr>
+      <w:r>
+        <w:rPr>
+          <w:rFonts w:ascii="Times New Roman" w:hAnsi="Times New Roman" w:cs="Times New Roman"/>
         </w:rPr>
         <w:t xml:space="preserve">Download Setup.exe </w:t>
       </w:r>
@@ -4789,13 +4298,11 @@
         </w:numPr>
         <w:rPr>
           <w:rFonts w:ascii="Times New Roman" w:hAnsi="Times New Roman" w:cs="Times New Roman"/>
-          <w:lang w:val="en-CM"/>
-        </w:rPr>
-      </w:pPr>
-      <w:r>
-        <w:rPr>
-          <w:rFonts w:ascii="Times New Roman" w:hAnsi="Times New Roman" w:cs="Times New Roman"/>
-          <w:lang w:val="en-CM"/>
+        </w:rPr>
+      </w:pPr>
+      <w:r>
+        <w:rPr>
+          <w:rFonts w:ascii="Times New Roman" w:hAnsi="Times New Roman" w:cs="Times New Roman"/>
         </w:rPr>
         <w:t xml:space="preserve">Double-click installer </w:t>
       </w:r>
@@ -4808,13 +4315,11 @@
         </w:numPr>
         <w:rPr>
           <w:rFonts w:ascii="Times New Roman" w:hAnsi="Times New Roman" w:cs="Times New Roman"/>
-          <w:lang w:val="en-CM"/>
-        </w:rPr>
-      </w:pPr>
-      <w:r>
-        <w:rPr>
-          <w:rFonts w:ascii="Times New Roman" w:hAnsi="Times New Roman" w:cs="Times New Roman"/>
-          <w:lang w:val="en-CM"/>
+        </w:rPr>
+      </w:pPr>
+      <w:r>
+        <w:rPr>
+          <w:rFonts w:ascii="Times New Roman" w:hAnsi="Times New Roman" w:cs="Times New Roman"/>
         </w:rPr>
         <w:t xml:space="preserve">Follow installation wizard </w:t>
       </w:r>
@@ -4827,13 +4332,11 @@
         </w:numPr>
         <w:rPr>
           <w:rFonts w:ascii="Times New Roman" w:hAnsi="Times New Roman" w:cs="Times New Roman"/>
-          <w:lang w:val="en-CM"/>
-        </w:rPr>
-      </w:pPr>
-      <w:r>
-        <w:rPr>
-          <w:rFonts w:ascii="Times New Roman" w:hAnsi="Times New Roman" w:cs="Times New Roman"/>
-          <w:lang w:val="en-CM"/>
+        </w:rPr>
+      </w:pPr>
+      <w:r>
+        <w:rPr>
+          <w:rFonts w:ascii="Times New Roman" w:hAnsi="Times New Roman" w:cs="Times New Roman"/>
         </w:rPr>
         <w:t xml:space="preserve">Launch application </w:t>
       </w:r>
@@ -4842,16 +4345,14 @@
       <w:pPr>
         <w:rPr>
           <w:rFonts w:ascii="Times New Roman" w:hAnsi="Times New Roman" w:cs="Times New Roman"/>
-          <w:lang w:val="en-CM"/>
-        </w:rPr>
-      </w:pPr>
-      <w:r>
-        <w:rPr>
-          <w:rFonts w:ascii="Times New Roman" w:hAnsi="Times New Roman" w:cs="Times New Roman"/>
-          <w:lang w:val="en-CM"/>
+        </w:rPr>
+      </w:pPr>
+      <w:r>
+        <w:rPr>
+          <w:rFonts w:ascii="Times New Roman" w:hAnsi="Times New Roman" w:cs="Times New Roman"/>
         </w:rPr>
         <w:pict w14:anchorId="3D5C96B3">
-          <v:rect id="_x0000_i1244" style="width:0;height:1.5pt" o:hralign="center" o:hrstd="t" o:hr="t" fillcolor="#a0a0a0" stroked="f"/>
+          <v:rect id="_x0000_i1046" style="width:0;height:1.5pt" o:hralign="center" o:hrstd="t" o:hr="t" fillcolor="#a0a0a0" stroked="f"/>
         </w:pict>
       </w:r>
     </w:p>
@@ -4861,15 +4362,13 @@
           <w:rFonts w:ascii="Times New Roman" w:hAnsi="Times New Roman" w:cs="Times New Roman"/>
           <w:b/>
           <w:bCs/>
-          <w:lang w:val="en-CM"/>
-        </w:rPr>
-      </w:pPr>
-      <w:r>
-        <w:rPr>
-          <w:rFonts w:ascii="Times New Roman" w:hAnsi="Times New Roman" w:cs="Times New Roman"/>
-          <w:b/>
-          <w:bCs/>
-          <w:lang w:val="en-CM"/>
+        </w:rPr>
+      </w:pPr>
+      <w:r>
+        <w:rPr>
+          <w:rFonts w:ascii="Times New Roman" w:hAnsi="Times New Roman" w:cs="Times New Roman"/>
+          <w:b/>
+          <w:bCs/>
         </w:rPr>
         <w:t>13. Security Features</w:t>
       </w:r>
@@ -4882,13 +4381,11 @@
         </w:numPr>
         <w:rPr>
           <w:rFonts w:ascii="Times New Roman" w:hAnsi="Times New Roman" w:cs="Times New Roman"/>
-          <w:lang w:val="en-CM"/>
-        </w:rPr>
-      </w:pPr>
-      <w:r>
-        <w:rPr>
-          <w:rFonts w:ascii="Times New Roman" w:hAnsi="Times New Roman" w:cs="Times New Roman"/>
-          <w:lang w:val="en-CM"/>
+        </w:rPr>
+      </w:pPr>
+      <w:r>
+        <w:rPr>
+          <w:rFonts w:ascii="Times New Roman" w:hAnsi="Times New Roman" w:cs="Times New Roman"/>
         </w:rPr>
         <w:t xml:space="preserve">Encrypted passwords </w:t>
       </w:r>
@@ -4901,13 +4398,11 @@
         </w:numPr>
         <w:rPr>
           <w:rFonts w:ascii="Times New Roman" w:hAnsi="Times New Roman" w:cs="Times New Roman"/>
-          <w:lang w:val="en-CM"/>
-        </w:rPr>
-      </w:pPr>
-      <w:r>
-        <w:rPr>
-          <w:rFonts w:ascii="Times New Roman" w:hAnsi="Times New Roman" w:cs="Times New Roman"/>
-          <w:lang w:val="en-CM"/>
+        </w:rPr>
+      </w:pPr>
+      <w:r>
+        <w:rPr>
+          <w:rFonts w:ascii="Times New Roman" w:hAnsi="Times New Roman" w:cs="Times New Roman"/>
         </w:rPr>
         <w:t xml:space="preserve">User authentication </w:t>
       </w:r>
@@ -4920,13 +4415,11 @@
         </w:numPr>
         <w:rPr>
           <w:rFonts w:ascii="Times New Roman" w:hAnsi="Times New Roman" w:cs="Times New Roman"/>
-          <w:lang w:val="en-CM"/>
-        </w:rPr>
-      </w:pPr>
-      <w:r>
-        <w:rPr>
-          <w:rFonts w:ascii="Times New Roman" w:hAnsi="Times New Roman" w:cs="Times New Roman"/>
-          <w:lang w:val="en-CM"/>
+        </w:rPr>
+      </w:pPr>
+      <w:r>
+        <w:rPr>
+          <w:rFonts w:ascii="Times New Roman" w:hAnsi="Times New Roman" w:cs="Times New Roman"/>
         </w:rPr>
         <w:t xml:space="preserve">Role-based permissions </w:t>
       </w:r>
@@ -4939,13 +4432,11 @@
         </w:numPr>
         <w:rPr>
           <w:rFonts w:ascii="Times New Roman" w:hAnsi="Times New Roman" w:cs="Times New Roman"/>
-          <w:lang w:val="en-CM"/>
-        </w:rPr>
-      </w:pPr>
-      <w:r>
-        <w:rPr>
-          <w:rFonts w:ascii="Times New Roman" w:hAnsi="Times New Roman" w:cs="Times New Roman"/>
-          <w:lang w:val="en-CM"/>
+        </w:rPr>
+      </w:pPr>
+      <w:r>
+        <w:rPr>
+          <w:rFonts w:ascii="Times New Roman" w:hAnsi="Times New Roman" w:cs="Times New Roman"/>
         </w:rPr>
         <w:t xml:space="preserve">Local database protection </w:t>
       </w:r>
@@ -4954,16 +4445,14 @@
       <w:pPr>
         <w:rPr>
           <w:rFonts w:ascii="Times New Roman" w:hAnsi="Times New Roman" w:cs="Times New Roman"/>
-          <w:lang w:val="en-CM"/>
-        </w:rPr>
-      </w:pPr>
-      <w:r>
-        <w:rPr>
-          <w:rFonts w:ascii="Times New Roman" w:hAnsi="Times New Roman" w:cs="Times New Roman"/>
-          <w:lang w:val="en-CM"/>
+        </w:rPr>
+      </w:pPr>
+      <w:r>
+        <w:rPr>
+          <w:rFonts w:ascii="Times New Roman" w:hAnsi="Times New Roman" w:cs="Times New Roman"/>
         </w:rPr>
         <w:pict w14:anchorId="240E3343">
-          <v:rect id="_x0000_i1245" style="width:0;height:1.5pt" o:hralign="center" o:hrstd="t" o:hr="t" fillcolor="#a0a0a0" stroked="f"/>
+          <v:rect id="_x0000_i1047" style="width:0;height:1.5pt" o:hralign="center" o:hrstd="t" o:hr="t" fillcolor="#a0a0a0" stroked="f"/>
         </w:pict>
       </w:r>
     </w:p>
@@ -4973,15 +4462,13 @@
           <w:rFonts w:ascii="Times New Roman" w:hAnsi="Times New Roman" w:cs="Times New Roman"/>
           <w:b/>
           <w:bCs/>
-          <w:lang w:val="en-CM"/>
-        </w:rPr>
-      </w:pPr>
-      <w:r>
-        <w:rPr>
-          <w:rFonts w:ascii="Times New Roman" w:hAnsi="Times New Roman" w:cs="Times New Roman"/>
-          <w:b/>
-          <w:bCs/>
-          <w:lang w:val="en-CM"/>
+        </w:rPr>
+      </w:pPr>
+      <w:r>
+        <w:rPr>
+          <w:rFonts w:ascii="Times New Roman" w:hAnsi="Times New Roman" w:cs="Times New Roman"/>
+          <w:b/>
+          <w:bCs/>
         </w:rPr>
         <w:t>14. Future Improvements</w:t>
       </w:r>
@@ -4994,13 +4481,11 @@
         </w:numPr>
         <w:rPr>
           <w:rFonts w:ascii="Times New Roman" w:hAnsi="Times New Roman" w:cs="Times New Roman"/>
-          <w:lang w:val="en-CM"/>
-        </w:rPr>
-      </w:pPr>
-      <w:r>
-        <w:rPr>
-          <w:rFonts w:ascii="Times New Roman" w:hAnsi="Times New Roman" w:cs="Times New Roman"/>
-          <w:lang w:val="en-CM"/>
+        </w:rPr>
+      </w:pPr>
+      <w:r>
+        <w:rPr>
+          <w:rFonts w:ascii="Times New Roman" w:hAnsi="Times New Roman" w:cs="Times New Roman"/>
         </w:rPr>
         <w:t xml:space="preserve">Cloud synchronization </w:t>
       </w:r>
@@ -5013,13 +4498,11 @@
         </w:numPr>
         <w:rPr>
           <w:rFonts w:ascii="Times New Roman" w:hAnsi="Times New Roman" w:cs="Times New Roman"/>
-          <w:lang w:val="en-CM"/>
-        </w:rPr>
-      </w:pPr>
-      <w:r>
-        <w:rPr>
-          <w:rFonts w:ascii="Times New Roman" w:hAnsi="Times New Roman" w:cs="Times New Roman"/>
-          <w:lang w:val="en-CM"/>
+        </w:rPr>
+      </w:pPr>
+      <w:r>
+        <w:rPr>
+          <w:rFonts w:ascii="Times New Roman" w:hAnsi="Times New Roman" w:cs="Times New Roman"/>
         </w:rPr>
         <w:t xml:space="preserve">SMS notifications </w:t>
       </w:r>
@@ -5032,13 +4515,11 @@
         </w:numPr>
         <w:rPr>
           <w:rFonts w:ascii="Times New Roman" w:hAnsi="Times New Roman" w:cs="Times New Roman"/>
-          <w:lang w:val="en-CM"/>
-        </w:rPr>
-      </w:pPr>
-      <w:r>
-        <w:rPr>
-          <w:rFonts w:ascii="Times New Roman" w:hAnsi="Times New Roman" w:cs="Times New Roman"/>
-          <w:lang w:val="en-CM"/>
+        </w:rPr>
+      </w:pPr>
+      <w:r>
+        <w:rPr>
+          <w:rFonts w:ascii="Times New Roman" w:hAnsi="Times New Roman" w:cs="Times New Roman"/>
         </w:rPr>
         <w:t xml:space="preserve">Parent portal </w:t>
       </w:r>
@@ -5051,13 +4532,11 @@
         </w:numPr>
         <w:rPr>
           <w:rFonts w:ascii="Times New Roman" w:hAnsi="Times New Roman" w:cs="Times New Roman"/>
-          <w:lang w:val="en-CM"/>
-        </w:rPr>
-      </w:pPr>
-      <w:r>
-        <w:rPr>
-          <w:rFonts w:ascii="Times New Roman" w:hAnsi="Times New Roman" w:cs="Times New Roman"/>
-          <w:lang w:val="en-CM"/>
+        </w:rPr>
+      </w:pPr>
+      <w:r>
+        <w:rPr>
+          <w:rFonts w:ascii="Times New Roman" w:hAnsi="Times New Roman" w:cs="Times New Roman"/>
         </w:rPr>
         <w:t xml:space="preserve">Online result checking </w:t>
       </w:r>
@@ -5070,13 +4549,11 @@
         </w:numPr>
         <w:rPr>
           <w:rFonts w:ascii="Times New Roman" w:hAnsi="Times New Roman" w:cs="Times New Roman"/>
-          <w:lang w:val="en-CM"/>
-        </w:rPr>
-      </w:pPr>
-      <w:r>
-        <w:rPr>
-          <w:rFonts w:ascii="Times New Roman" w:hAnsi="Times New Roman" w:cs="Times New Roman"/>
-          <w:lang w:val="en-CM"/>
+        </w:rPr>
+      </w:pPr>
+      <w:r>
+        <w:rPr>
+          <w:rFonts w:ascii="Times New Roman" w:hAnsi="Times New Roman" w:cs="Times New Roman"/>
         </w:rPr>
         <w:t xml:space="preserve">Mobile application </w:t>
       </w:r>
@@ -5085,16 +4562,14 @@
       <w:pPr>
         <w:rPr>
           <w:rFonts w:ascii="Times New Roman" w:hAnsi="Times New Roman" w:cs="Times New Roman"/>
-          <w:lang w:val="en-CM"/>
-        </w:rPr>
-      </w:pPr>
-      <w:r>
-        <w:rPr>
-          <w:rFonts w:ascii="Times New Roman" w:hAnsi="Times New Roman" w:cs="Times New Roman"/>
-          <w:lang w:val="en-CM"/>
+        </w:rPr>
+      </w:pPr>
+      <w:r>
+        <w:rPr>
+          <w:rFonts w:ascii="Times New Roman" w:hAnsi="Times New Roman" w:cs="Times New Roman"/>
         </w:rPr>
         <w:pict w14:anchorId="4FD149D6">
-          <v:rect id="_x0000_i1246" style="width:0;height:1.5pt" o:hralign="center" o:hrstd="t" o:hr="t" fillcolor="#a0a0a0" stroked="f"/>
+          <v:rect id="_x0000_i1048" style="width:0;height:1.5pt" o:hralign="center" o:hrstd="t" o:hr="t" fillcolor="#a0a0a0" stroked="f"/>
         </w:pict>
       </w:r>
     </w:p>
@@ -5104,15 +4579,13 @@
           <w:rFonts w:ascii="Times New Roman" w:hAnsi="Times New Roman" w:cs="Times New Roman"/>
           <w:b/>
           <w:bCs/>
-          <w:lang w:val="en-CM"/>
-        </w:rPr>
-      </w:pPr>
-      <w:r>
-        <w:rPr>
-          <w:rFonts w:ascii="Times New Roman" w:hAnsi="Times New Roman" w:cs="Times New Roman"/>
-          <w:b/>
-          <w:bCs/>
-          <w:lang w:val="en-CM"/>
+        </w:rPr>
+      </w:pPr>
+      <w:r>
+        <w:rPr>
+          <w:rFonts w:ascii="Times New Roman" w:hAnsi="Times New Roman" w:cs="Times New Roman"/>
+          <w:b/>
+          <w:bCs/>
         </w:rPr>
         <w:t>15. Advantages of the System</w:t>
       </w:r>
@@ -5125,13 +4598,11 @@
         </w:numPr>
         <w:rPr>
           <w:rFonts w:ascii="Times New Roman" w:hAnsi="Times New Roman" w:cs="Times New Roman"/>
-          <w:lang w:val="en-CM"/>
-        </w:rPr>
-      </w:pPr>
-      <w:r>
-        <w:rPr>
-          <w:rFonts w:ascii="Times New Roman" w:hAnsi="Times New Roman" w:cs="Times New Roman"/>
-          <w:lang w:val="en-CM"/>
+        </w:rPr>
+      </w:pPr>
+      <w:r>
+        <w:rPr>
+          <w:rFonts w:ascii="Times New Roman" w:hAnsi="Times New Roman" w:cs="Times New Roman"/>
         </w:rPr>
         <w:t xml:space="preserve">Faster record management </w:t>
       </w:r>
@@ -5144,13 +4615,11 @@
         </w:numPr>
         <w:rPr>
           <w:rFonts w:ascii="Times New Roman" w:hAnsi="Times New Roman" w:cs="Times New Roman"/>
-          <w:lang w:val="en-CM"/>
-        </w:rPr>
-      </w:pPr>
-      <w:r>
-        <w:rPr>
-          <w:rFonts w:ascii="Times New Roman" w:hAnsi="Times New Roman" w:cs="Times New Roman"/>
-          <w:lang w:val="en-CM"/>
+        </w:rPr>
+      </w:pPr>
+      <w:r>
+        <w:rPr>
+          <w:rFonts w:ascii="Times New Roman" w:hAnsi="Times New Roman" w:cs="Times New Roman"/>
         </w:rPr>
         <w:t xml:space="preserve">Reduced paperwork </w:t>
       </w:r>
@@ -5163,13 +4632,11 @@
         </w:numPr>
         <w:rPr>
           <w:rFonts w:ascii="Times New Roman" w:hAnsi="Times New Roman" w:cs="Times New Roman"/>
-          <w:lang w:val="en-CM"/>
-        </w:rPr>
-      </w:pPr>
-      <w:r>
-        <w:rPr>
-          <w:rFonts w:ascii="Times New Roman" w:hAnsi="Times New Roman" w:cs="Times New Roman"/>
-          <w:lang w:val="en-CM"/>
+        </w:rPr>
+      </w:pPr>
+      <w:r>
+        <w:rPr>
+          <w:rFonts w:ascii="Times New Roman" w:hAnsi="Times New Roman" w:cs="Times New Roman"/>
         </w:rPr>
         <w:t xml:space="preserve">Accurate fee tracking </w:t>
       </w:r>
@@ -5182,13 +4649,11 @@
         </w:numPr>
         <w:rPr>
           <w:rFonts w:ascii="Times New Roman" w:hAnsi="Times New Roman" w:cs="Times New Roman"/>
-          <w:lang w:val="en-CM"/>
-        </w:rPr>
-      </w:pPr>
-      <w:r>
-        <w:rPr>
-          <w:rFonts w:ascii="Times New Roman" w:hAnsi="Times New Roman" w:cs="Times New Roman"/>
-          <w:lang w:val="en-CM"/>
+        </w:rPr>
+      </w:pPr>
+      <w:r>
+        <w:rPr>
+          <w:rFonts w:ascii="Times New Roman" w:hAnsi="Times New Roman" w:cs="Times New Roman"/>
         </w:rPr>
         <w:t xml:space="preserve">Improved reporting </w:t>
       </w:r>
@@ -5201,13 +4666,11 @@
         </w:numPr>
         <w:rPr>
           <w:rFonts w:ascii="Times New Roman" w:hAnsi="Times New Roman" w:cs="Times New Roman"/>
-          <w:lang w:val="en-CM"/>
-        </w:rPr>
-      </w:pPr>
-      <w:r>
-        <w:rPr>
-          <w:rFonts w:ascii="Times New Roman" w:hAnsi="Times New Roman" w:cs="Times New Roman"/>
-          <w:lang w:val="en-CM"/>
+        </w:rPr>
+      </w:pPr>
+      <w:r>
+        <w:rPr>
+          <w:rFonts w:ascii="Times New Roman" w:hAnsi="Times New Roman" w:cs="Times New Roman"/>
         </w:rPr>
         <w:t xml:space="preserve">Better data organization </w:t>
       </w:r>
@@ -5216,16 +4679,15 @@
       <w:pPr>
         <w:rPr>
           <w:rFonts w:ascii="Times New Roman" w:hAnsi="Times New Roman" w:cs="Times New Roman"/>
-          <w:lang w:val="en-CM"/>
-        </w:rPr>
-      </w:pPr>
-      <w:r>
-        <w:rPr>
-          <w:rFonts w:ascii="Times New Roman" w:hAnsi="Times New Roman" w:cs="Times New Roman"/>
-          <w:lang w:val="en-CM"/>
-        </w:rPr>
+        </w:rPr>
+      </w:pPr>
+      <w:r>
+        <w:rPr>
+          <w:rFonts w:ascii="Times New Roman" w:hAnsi="Times New Roman" w:cs="Times New Roman"/>
+        </w:rPr>
+        <w:lastRenderedPageBreak/>
         <w:pict w14:anchorId="2B0A6EEF">
-          <v:rect id="_x0000_i1247" style="width:0;height:1.5pt" o:hralign="center" o:hrstd="t" o:hr="t" fillcolor="#a0a0a0" stroked="f"/>
+          <v:rect id="_x0000_i1049" style="width:0;height:1.5pt" o:hralign="center" o:hrstd="t" o:hr="t" fillcolor="#a0a0a0" stroked="f"/>
         </w:pict>
       </w:r>
     </w:p>
@@ -5235,15 +4697,13 @@
           <w:rFonts w:ascii="Times New Roman" w:hAnsi="Times New Roman" w:cs="Times New Roman"/>
           <w:b/>
           <w:bCs/>
-          <w:lang w:val="en-CM"/>
-        </w:rPr>
-      </w:pPr>
-      <w:r>
-        <w:rPr>
-          <w:rFonts w:ascii="Times New Roman" w:hAnsi="Times New Roman" w:cs="Times New Roman"/>
-          <w:b/>
-          <w:bCs/>
-          <w:lang w:val="en-CM"/>
+        </w:rPr>
+      </w:pPr>
+      <w:r>
+        <w:rPr>
+          <w:rFonts w:ascii="Times New Roman" w:hAnsi="Times New Roman" w:cs="Times New Roman"/>
+          <w:b/>
+          <w:bCs/>
         </w:rPr>
         <w:t>16. Conclusion</w:t>
       </w:r>
@@ -5252,15 +4712,12 @@
       <w:pPr>
         <w:rPr>
           <w:rFonts w:ascii="Times New Roman" w:hAnsi="Times New Roman" w:cs="Times New Roman"/>
-          <w:lang w:val="en-CM"/>
-        </w:rPr>
-      </w:pPr>
-      <w:r>
-        <w:rPr>
-          <w:rFonts w:ascii="Times New Roman" w:hAnsi="Times New Roman" w:cs="Times New Roman"/>
-          <w:lang w:val="en-CM"/>
-        </w:rPr>
-        <w:lastRenderedPageBreak/>
+        </w:rPr>
+      </w:pPr>
+      <w:r>
+        <w:rPr>
+          <w:rFonts w:ascii="Times New Roman" w:hAnsi="Times New Roman" w:cs="Times New Roman"/>
+        </w:rPr>
         <w:t>The Primary School Management System provides a modern solution for managing school operations efficiently. Using C++ and Qt ensures high performance, stability, and professional desktop functionality. The system improves administrative efficiency while reducing manual workload in primary schools.</w:t>
       </w:r>
     </w:p>
@@ -5268,13 +4725,11 @@
       <w:pPr>
         <w:rPr>
           <w:rFonts w:ascii="Times New Roman" w:hAnsi="Times New Roman" w:cs="Times New Roman"/>
-          <w:lang w:val="en-CM"/>
-        </w:rPr>
-      </w:pPr>
-      <w:r>
-        <w:rPr>
-          <w:rFonts w:ascii="Times New Roman" w:hAnsi="Times New Roman" w:cs="Times New Roman"/>
-          <w:lang w:val="en-CM"/>
+        </w:rPr>
+      </w:pPr>
+      <w:r>
+        <w:rPr>
+          <w:rFonts w:ascii="Times New Roman" w:hAnsi="Times New Roman" w:cs="Times New Roman"/>
         </w:rPr>
         <w:t>so where do we keep the documentation???</w:t>
       </w:r>
@@ -5283,13 +4738,11 @@
       <w:pPr>
         <w:rPr>
           <w:rFonts w:ascii="Times New Roman" w:hAnsi="Times New Roman" w:cs="Times New Roman"/>
-          <w:lang w:val="en-CM"/>
-        </w:rPr>
-      </w:pPr>
-      <w:r>
-        <w:rPr>
-          <w:rFonts w:ascii="Times New Roman" w:hAnsi="Times New Roman" w:cs="Times New Roman"/>
-          <w:lang w:val="en-CM"/>
+        </w:rPr>
+      </w:pPr>
+      <w:r>
+        <w:rPr>
+          <w:rFonts w:ascii="Times New Roman" w:hAnsi="Times New Roman" w:cs="Times New Roman"/>
         </w:rPr>
         <w:t>You usually keep the documentation in the project itself and also on GitHub.</w:t>
       </w:r>
@@ -5300,15 +4753,13 @@
           <w:rFonts w:ascii="Times New Roman" w:hAnsi="Times New Roman" w:cs="Times New Roman"/>
           <w:b/>
           <w:bCs/>
-          <w:lang w:val="en-CM"/>
-        </w:rPr>
-      </w:pPr>
-      <w:r>
-        <w:rPr>
-          <w:rFonts w:ascii="Times New Roman" w:hAnsi="Times New Roman" w:cs="Times New Roman"/>
-          <w:b/>
-          <w:bCs/>
-          <w:lang w:val="en-CM"/>
+        </w:rPr>
+      </w:pPr>
+      <w:r>
+        <w:rPr>
+          <w:rFonts w:ascii="Times New Roman" w:hAnsi="Times New Roman" w:cs="Times New Roman"/>
+          <w:b/>
+          <w:bCs/>
         </w:rPr>
         <w:t>Best Professional Structure</w:t>
       </w:r>
@@ -5317,29 +4768,17 @@
       <w:pPr>
         <w:rPr>
           <w:rFonts w:ascii="Times New Roman" w:hAnsi="Times New Roman" w:cs="Times New Roman"/>
-          <w:lang w:val="en-CM"/>
-        </w:rPr>
-      </w:pPr>
-      <w:proofErr w:type="spellStart"/>
-      <w:r>
-        <w:rPr>
-          <w:rFonts w:ascii="Times New Roman" w:hAnsi="Times New Roman" w:cs="Times New Roman"/>
-          <w:lang w:val="en-CM"/>
-        </w:rPr>
-        <w:t>SchoolManagementSystem</w:t>
-      </w:r>
-      <w:proofErr w:type="spellEnd"/>
-      <w:r>
-        <w:rPr>
-          <w:rFonts w:ascii="Times New Roman" w:hAnsi="Times New Roman" w:cs="Times New Roman"/>
-          <w:lang w:val="en-CM"/>
-        </w:rPr>
-        <w:t>/</w:t>
-      </w:r>
-      <w:r>
-        <w:rPr>
-          <w:rFonts w:ascii="Times New Roman" w:hAnsi="Times New Roman" w:cs="Times New Roman"/>
-          <w:lang w:val="en-CM"/>
+        </w:rPr>
+      </w:pPr>
+      <w:r>
+        <w:rPr>
+          <w:rFonts w:ascii="Times New Roman" w:hAnsi="Times New Roman" w:cs="Times New Roman"/>
+        </w:rPr>
+        <w:t>SchoolManagementSystem/</w:t>
+      </w:r>
+      <w:r>
+        <w:rPr>
+          <w:rFonts w:ascii="Times New Roman" w:hAnsi="Times New Roman" w:cs="Times New Roman"/>
         </w:rPr>
         <w:br/>
         <w:t>│</w:t>
@@ -5347,128 +4786,96 @@
       <w:r>
         <w:rPr>
           <w:rFonts w:ascii="Times New Roman" w:hAnsi="Times New Roman" w:cs="Times New Roman"/>
-          <w:lang w:val="en-CM"/>
         </w:rPr>
         <w:br/>
       </w:r>
       <w:r>
         <w:rPr>
           <w:rFonts w:ascii="Times New Roman" w:eastAsia="MS Gothic" w:hAnsi="Times New Roman" w:cs="Times New Roman"/>
-          <w:lang w:val="en-CM"/>
         </w:rPr>
         <w:t>├</w:t>
       </w:r>
       <w:r>
         <w:rPr>
           <w:rFonts w:ascii="Times New Roman" w:hAnsi="Times New Roman" w:cs="Times New Roman"/>
-          <w:lang w:val="en-CM"/>
-        </w:rPr>
-        <w:t xml:space="preserve">── </w:t>
-      </w:r>
-      <w:proofErr w:type="spellStart"/>
-      <w:r>
-        <w:rPr>
-          <w:rFonts w:ascii="Times New Roman" w:hAnsi="Times New Roman" w:cs="Times New Roman"/>
-          <w:lang w:val="en-CM"/>
-        </w:rPr>
-        <w:t>src</w:t>
-      </w:r>
-      <w:proofErr w:type="spellEnd"/>
-      <w:r>
-        <w:rPr>
-          <w:rFonts w:ascii="Times New Roman" w:hAnsi="Times New Roman" w:cs="Times New Roman"/>
-          <w:lang w:val="en-CM"/>
-        </w:rPr>
-        <w:t>/</w:t>
-      </w:r>
-      <w:r>
-        <w:rPr>
-          <w:rFonts w:ascii="Times New Roman" w:hAnsi="Times New Roman" w:cs="Times New Roman"/>
-          <w:lang w:val="en-CM"/>
+        </w:rPr>
+        <w:t>── src/</w:t>
+      </w:r>
+      <w:r>
+        <w:rPr>
+          <w:rFonts w:ascii="Times New Roman" w:hAnsi="Times New Roman" w:cs="Times New Roman"/>
         </w:rPr>
         <w:br/>
       </w:r>
       <w:r>
         <w:rPr>
           <w:rFonts w:ascii="Times New Roman" w:eastAsia="MS Gothic" w:hAnsi="Times New Roman" w:cs="Times New Roman"/>
-          <w:lang w:val="en-CM"/>
         </w:rPr>
         <w:t>├</w:t>
       </w:r>
       <w:r>
         <w:rPr>
           <w:rFonts w:ascii="Times New Roman" w:hAnsi="Times New Roman" w:cs="Times New Roman"/>
-          <w:lang w:val="en-CM"/>
         </w:rPr>
         <w:t>── assets/</w:t>
       </w:r>
       <w:r>
         <w:rPr>
           <w:rFonts w:ascii="Times New Roman" w:hAnsi="Times New Roman" w:cs="Times New Roman"/>
-          <w:lang w:val="en-CM"/>
         </w:rPr>
         <w:br/>
       </w:r>
       <w:r>
         <w:rPr>
           <w:rFonts w:ascii="Times New Roman" w:eastAsia="MS Gothic" w:hAnsi="Times New Roman" w:cs="Times New Roman"/>
-          <w:lang w:val="en-CM"/>
         </w:rPr>
         <w:t>├</w:t>
       </w:r>
       <w:r>
         <w:rPr>
           <w:rFonts w:ascii="Times New Roman" w:hAnsi="Times New Roman" w:cs="Times New Roman"/>
-          <w:lang w:val="en-CM"/>
         </w:rPr>
         <w:t>── database/</w:t>
       </w:r>
       <w:r>
         <w:rPr>
           <w:rFonts w:ascii="Times New Roman" w:hAnsi="Times New Roman" w:cs="Times New Roman"/>
-          <w:lang w:val="en-CM"/>
         </w:rPr>
         <w:br/>
       </w:r>
       <w:r>
         <w:rPr>
           <w:rFonts w:ascii="Times New Roman" w:eastAsia="MS Gothic" w:hAnsi="Times New Roman" w:cs="Times New Roman"/>
-          <w:lang w:val="en-CM"/>
         </w:rPr>
         <w:t>├</w:t>
       </w:r>
       <w:r>
         <w:rPr>
           <w:rFonts w:ascii="Times New Roman" w:hAnsi="Times New Roman" w:cs="Times New Roman"/>
-          <w:lang w:val="en-CM"/>
         </w:rPr>
         <w:t>── installer/</w:t>
       </w:r>
       <w:r>
         <w:rPr>
           <w:rFonts w:ascii="Times New Roman" w:hAnsi="Times New Roman" w:cs="Times New Roman"/>
-          <w:lang w:val="en-CM"/>
         </w:rPr>
         <w:br/>
       </w:r>
       <w:r>
         <w:rPr>
           <w:rFonts w:ascii="Times New Roman" w:eastAsia="MS Gothic" w:hAnsi="Times New Roman" w:cs="Times New Roman"/>
-          <w:lang w:val="en-CM"/>
         </w:rPr>
         <w:t>├</w:t>
       </w:r>
       <w:r>
         <w:rPr>
           <w:rFonts w:ascii="Times New Roman" w:hAnsi="Times New Roman" w:cs="Times New Roman"/>
-          <w:lang w:val="en-CM"/>
         </w:rPr>
         <w:t>── docs/</w:t>
       </w:r>
       <w:r>
         <w:rPr>
           <w:rFonts w:ascii="Times New Roman" w:hAnsi="Times New Roman" w:cs="Times New Roman"/>
-          <w:lang w:val="en-CM"/>
         </w:rPr>
         <w:br/>
         <w:t xml:space="preserve">│   </w:t>
@@ -5476,21 +4883,18 @@
       <w:r>
         <w:rPr>
           <w:rFonts w:ascii="Times New Roman" w:eastAsia="MS Gothic" w:hAnsi="Times New Roman" w:cs="Times New Roman"/>
-          <w:lang w:val="en-CM"/>
         </w:rPr>
         <w:t>├</w:t>
       </w:r>
       <w:r>
         <w:rPr>
           <w:rFonts w:ascii="Times New Roman" w:hAnsi="Times New Roman" w:cs="Times New Roman"/>
-          <w:lang w:val="en-CM"/>
         </w:rPr>
         <w:t>── ProjectDocumentation.docx</w:t>
       </w:r>
       <w:r>
         <w:rPr>
           <w:rFonts w:ascii="Times New Roman" w:hAnsi="Times New Roman" w:cs="Times New Roman"/>
-          <w:lang w:val="en-CM"/>
         </w:rPr>
         <w:br/>
         <w:t xml:space="preserve">│   </w:t>
@@ -5498,21 +4902,18 @@
       <w:r>
         <w:rPr>
           <w:rFonts w:ascii="Times New Roman" w:eastAsia="MS Gothic" w:hAnsi="Times New Roman" w:cs="Times New Roman"/>
-          <w:lang w:val="en-CM"/>
         </w:rPr>
         <w:t>├</w:t>
       </w:r>
       <w:r>
         <w:rPr>
           <w:rFonts w:ascii="Times New Roman" w:hAnsi="Times New Roman" w:cs="Times New Roman"/>
-          <w:lang w:val="en-CM"/>
         </w:rPr>
         <w:t>── SystemArchitecture.pdf</w:t>
       </w:r>
       <w:r>
         <w:rPr>
           <w:rFonts w:ascii="Times New Roman" w:hAnsi="Times New Roman" w:cs="Times New Roman"/>
-          <w:lang w:val="en-CM"/>
         </w:rPr>
         <w:br/>
         <w:t xml:space="preserve">│   </w:t>
@@ -5520,21 +4921,18 @@
       <w:r>
         <w:rPr>
           <w:rFonts w:ascii="Times New Roman" w:eastAsia="MS Gothic" w:hAnsi="Times New Roman" w:cs="Times New Roman"/>
-          <w:lang w:val="en-CM"/>
         </w:rPr>
         <w:t>├</w:t>
       </w:r>
       <w:r>
         <w:rPr>
           <w:rFonts w:ascii="Times New Roman" w:hAnsi="Times New Roman" w:cs="Times New Roman"/>
-          <w:lang w:val="en-CM"/>
         </w:rPr>
         <w:t>── DatabaseDesign.pdf</w:t>
       </w:r>
       <w:r>
         <w:rPr>
           <w:rFonts w:ascii="Times New Roman" w:hAnsi="Times New Roman" w:cs="Times New Roman"/>
-          <w:lang w:val="en-CM"/>
         </w:rPr>
         <w:br/>
         <w:t>│   └── UserManual.pdf</w:t>
@@ -5542,7 +4940,6 @@
       <w:r>
         <w:rPr>
           <w:rFonts w:ascii="Times New Roman" w:hAnsi="Times New Roman" w:cs="Times New Roman"/>
-          <w:lang w:val="en-CM"/>
         </w:rPr>
         <w:br/>
         <w:t>│</w:t>
@@ -5550,49 +4947,42 @@
       <w:r>
         <w:rPr>
           <w:rFonts w:ascii="Times New Roman" w:hAnsi="Times New Roman" w:cs="Times New Roman"/>
-          <w:lang w:val="en-CM"/>
         </w:rPr>
         <w:br/>
       </w:r>
       <w:r>
         <w:rPr>
           <w:rFonts w:ascii="Times New Roman" w:eastAsia="MS Gothic" w:hAnsi="Times New Roman" w:cs="Times New Roman"/>
-          <w:lang w:val="en-CM"/>
         </w:rPr>
         <w:t>├</w:t>
       </w:r>
       <w:r>
         <w:rPr>
           <w:rFonts w:ascii="Times New Roman" w:hAnsi="Times New Roman" w:cs="Times New Roman"/>
-          <w:lang w:val="en-CM"/>
         </w:rPr>
         <w:t>── README.md</w:t>
       </w:r>
       <w:r>
         <w:rPr>
           <w:rFonts w:ascii="Times New Roman" w:hAnsi="Times New Roman" w:cs="Times New Roman"/>
-          <w:lang w:val="en-CM"/>
         </w:rPr>
         <w:br/>
       </w:r>
       <w:r>
         <w:rPr>
           <w:rFonts w:ascii="Times New Roman" w:eastAsia="MS Gothic" w:hAnsi="Times New Roman" w:cs="Times New Roman"/>
-          <w:lang w:val="en-CM"/>
         </w:rPr>
         <w:t>├</w:t>
       </w:r>
       <w:r>
         <w:rPr>
           <w:rFonts w:ascii="Times New Roman" w:hAnsi="Times New Roman" w:cs="Times New Roman"/>
-          <w:lang w:val="en-CM"/>
         </w:rPr>
         <w:t>── LICENSE</w:t>
       </w:r>
       <w:r>
         <w:rPr>
           <w:rFonts w:ascii="Times New Roman" w:hAnsi="Times New Roman" w:cs="Times New Roman"/>
-          <w:lang w:val="en-CM"/>
         </w:rPr>
         <w:br/>
         <w:t>└── CMakeLists.txt</w:t>
@@ -5602,16 +4992,14 @@
       <w:pPr>
         <w:rPr>
           <w:rFonts w:ascii="Times New Roman" w:hAnsi="Times New Roman" w:cs="Times New Roman"/>
-          <w:lang w:val="en-CM"/>
-        </w:rPr>
-      </w:pPr>
-      <w:r>
-        <w:rPr>
-          <w:rFonts w:ascii="Times New Roman" w:hAnsi="Times New Roman" w:cs="Times New Roman"/>
-          <w:lang w:val="en-CM"/>
+        </w:rPr>
+      </w:pPr>
+      <w:r>
+        <w:rPr>
+          <w:rFonts w:ascii="Times New Roman" w:hAnsi="Times New Roman" w:cs="Times New Roman"/>
         </w:rPr>
         <w:pict w14:anchorId="4A4E98A5">
-          <v:rect id="_x0000_i1248" style="width:0;height:1.5pt" o:hralign="center" o:hrstd="t" o:hr="t" fillcolor="#a0a0a0" stroked="f"/>
+          <v:rect id="_x0000_i1050" style="width:0;height:1.5pt" o:hralign="center" o:hrstd="t" o:hr="t" fillcolor="#a0a0a0" stroked="f"/>
         </w:pict>
       </w:r>
     </w:p>
@@ -5621,15 +5009,13 @@
           <w:rFonts w:ascii="Times New Roman" w:hAnsi="Times New Roman" w:cs="Times New Roman"/>
           <w:b/>
           <w:bCs/>
-          <w:lang w:val="en-CM"/>
-        </w:rPr>
-      </w:pPr>
-      <w:r>
-        <w:rPr>
-          <w:rFonts w:ascii="Times New Roman" w:hAnsi="Times New Roman" w:cs="Times New Roman"/>
-          <w:b/>
-          <w:bCs/>
-          <w:lang w:val="en-CM"/>
+        </w:rPr>
+      </w:pPr>
+      <w:r>
+        <w:rPr>
+          <w:rFonts w:ascii="Times New Roman" w:hAnsi="Times New Roman" w:cs="Times New Roman"/>
+          <w:b/>
+          <w:bCs/>
         </w:rPr>
         <w:t>Recommended Places to Keep Documentation</w:t>
       </w:r>
@@ -5640,15 +5026,13 @@
           <w:rFonts w:ascii="Times New Roman" w:hAnsi="Times New Roman" w:cs="Times New Roman"/>
           <w:b/>
           <w:bCs/>
-          <w:lang w:val="en-CM"/>
-        </w:rPr>
-      </w:pPr>
-      <w:r>
-        <w:rPr>
-          <w:rFonts w:ascii="Times New Roman" w:hAnsi="Times New Roman" w:cs="Times New Roman"/>
-          <w:b/>
-          <w:bCs/>
-          <w:lang w:val="en-CM"/>
+        </w:rPr>
+      </w:pPr>
+      <w:r>
+        <w:rPr>
+          <w:rFonts w:ascii="Times New Roman" w:hAnsi="Times New Roman" w:cs="Times New Roman"/>
+          <w:b/>
+          <w:bCs/>
         </w:rPr>
         <w:t>1. docs/ Folder (Best Practice)</w:t>
       </w:r>
@@ -5657,13 +5041,11 @@
       <w:pPr>
         <w:rPr>
           <w:rFonts w:ascii="Times New Roman" w:hAnsi="Times New Roman" w:cs="Times New Roman"/>
-          <w:lang w:val="en-CM"/>
-        </w:rPr>
-      </w:pPr>
-      <w:r>
-        <w:rPr>
-          <w:rFonts w:ascii="Times New Roman" w:hAnsi="Times New Roman" w:cs="Times New Roman"/>
-          <w:lang w:val="en-CM"/>
+        </w:rPr>
+      </w:pPr>
+      <w:r>
+        <w:rPr>
+          <w:rFonts w:ascii="Times New Roman" w:hAnsi="Times New Roman" w:cs="Times New Roman"/>
         </w:rPr>
         <w:t>Create:</w:t>
       </w:r>
@@ -5672,13 +5054,11 @@
       <w:pPr>
         <w:rPr>
           <w:rFonts w:ascii="Times New Roman" w:hAnsi="Times New Roman" w:cs="Times New Roman"/>
-          <w:lang w:val="en-CM"/>
-        </w:rPr>
-      </w:pPr>
-      <w:r>
-        <w:rPr>
-          <w:rFonts w:ascii="Times New Roman" w:hAnsi="Times New Roman" w:cs="Times New Roman"/>
-          <w:lang w:val="en-CM"/>
+        </w:rPr>
+      </w:pPr>
+      <w:r>
+        <w:rPr>
+          <w:rFonts w:ascii="Times New Roman" w:hAnsi="Times New Roman" w:cs="Times New Roman"/>
         </w:rPr>
         <w:t>docs/</w:t>
       </w:r>
@@ -5687,13 +5067,11 @@
       <w:pPr>
         <w:rPr>
           <w:rFonts w:ascii="Times New Roman" w:hAnsi="Times New Roman" w:cs="Times New Roman"/>
-          <w:lang w:val="en-CM"/>
-        </w:rPr>
-      </w:pPr>
-      <w:r>
-        <w:rPr>
-          <w:rFonts w:ascii="Times New Roman" w:hAnsi="Times New Roman" w:cs="Times New Roman"/>
-          <w:lang w:val="en-CM"/>
+        </w:rPr>
+      </w:pPr>
+      <w:r>
+        <w:rPr>
+          <w:rFonts w:ascii="Times New Roman" w:hAnsi="Times New Roman" w:cs="Times New Roman"/>
         </w:rPr>
         <w:t>Inside keep:</w:t>
       </w:r>
@@ -5706,13 +5084,11 @@
         </w:numPr>
         <w:rPr>
           <w:rFonts w:ascii="Times New Roman" w:hAnsi="Times New Roman" w:cs="Times New Roman"/>
-          <w:lang w:val="en-CM"/>
-        </w:rPr>
-      </w:pPr>
-      <w:r>
-        <w:rPr>
-          <w:rFonts w:ascii="Times New Roman" w:hAnsi="Times New Roman" w:cs="Times New Roman"/>
-          <w:lang w:val="en-CM"/>
+        </w:rPr>
+      </w:pPr>
+      <w:r>
+        <w:rPr>
+          <w:rFonts w:ascii="Times New Roman" w:hAnsi="Times New Roman" w:cs="Times New Roman"/>
         </w:rPr>
         <w:t xml:space="preserve">Full documentation </w:t>
       </w:r>
@@ -5725,13 +5101,11 @@
         </w:numPr>
         <w:rPr>
           <w:rFonts w:ascii="Times New Roman" w:hAnsi="Times New Roman" w:cs="Times New Roman"/>
-          <w:lang w:val="en-CM"/>
-        </w:rPr>
-      </w:pPr>
-      <w:r>
-        <w:rPr>
-          <w:rFonts w:ascii="Times New Roman" w:hAnsi="Times New Roman" w:cs="Times New Roman"/>
-          <w:lang w:val="en-CM"/>
+        </w:rPr>
+      </w:pPr>
+      <w:r>
+        <w:rPr>
+          <w:rFonts w:ascii="Times New Roman" w:hAnsi="Times New Roman" w:cs="Times New Roman"/>
         </w:rPr>
         <w:t xml:space="preserve">Diagrams </w:t>
       </w:r>
@@ -5744,13 +5118,11 @@
         </w:numPr>
         <w:rPr>
           <w:rFonts w:ascii="Times New Roman" w:hAnsi="Times New Roman" w:cs="Times New Roman"/>
-          <w:lang w:val="en-CM"/>
-        </w:rPr>
-      </w:pPr>
-      <w:r>
-        <w:rPr>
-          <w:rFonts w:ascii="Times New Roman" w:hAnsi="Times New Roman" w:cs="Times New Roman"/>
-          <w:lang w:val="en-CM"/>
+        </w:rPr>
+      </w:pPr>
+      <w:r>
+        <w:rPr>
+          <w:rFonts w:ascii="Times New Roman" w:hAnsi="Times New Roman" w:cs="Times New Roman"/>
         </w:rPr>
         <w:t xml:space="preserve">PDF manuals </w:t>
       </w:r>
@@ -5763,13 +5135,11 @@
         </w:numPr>
         <w:rPr>
           <w:rFonts w:ascii="Times New Roman" w:hAnsi="Times New Roman" w:cs="Times New Roman"/>
-          <w:lang w:val="en-CM"/>
-        </w:rPr>
-      </w:pPr>
-      <w:r>
-        <w:rPr>
-          <w:rFonts w:ascii="Times New Roman" w:hAnsi="Times New Roman" w:cs="Times New Roman"/>
-          <w:lang w:val="en-CM"/>
+        </w:rPr>
+      </w:pPr>
+      <w:r>
+        <w:rPr>
+          <w:rFonts w:ascii="Times New Roman" w:hAnsi="Times New Roman" w:cs="Times New Roman"/>
         </w:rPr>
         <w:t xml:space="preserve">Screenshots </w:t>
       </w:r>
@@ -5782,13 +5152,11 @@
         </w:numPr>
         <w:rPr>
           <w:rFonts w:ascii="Times New Roman" w:hAnsi="Times New Roman" w:cs="Times New Roman"/>
-          <w:lang w:val="en-CM"/>
-        </w:rPr>
-      </w:pPr>
-      <w:r>
-        <w:rPr>
-          <w:rFonts w:ascii="Times New Roman" w:hAnsi="Times New Roman" w:cs="Times New Roman"/>
-          <w:lang w:val="en-CM"/>
+        </w:rPr>
+      </w:pPr>
+      <w:r>
+        <w:rPr>
+          <w:rFonts w:ascii="Times New Roman" w:hAnsi="Times New Roman" w:cs="Times New Roman"/>
         </w:rPr>
         <w:t xml:space="preserve">Database schema </w:t>
       </w:r>
@@ -5797,14 +5165,13 @@
       <w:pPr>
         <w:rPr>
           <w:rFonts w:ascii="Times New Roman" w:hAnsi="Times New Roman" w:cs="Times New Roman"/>
-          <w:lang w:val="en-CM"/>
-        </w:rPr>
-      </w:pPr>
-      <w:r>
-        <w:rPr>
-          <w:rFonts w:ascii="Times New Roman" w:hAnsi="Times New Roman" w:cs="Times New Roman"/>
-          <w:lang w:val="en-CM"/>
-        </w:rPr>
+        </w:rPr>
+      </w:pPr>
+      <w:r>
+        <w:rPr>
+          <w:rFonts w:ascii="Times New Roman" w:hAnsi="Times New Roman" w:cs="Times New Roman"/>
+        </w:rPr>
+        <w:lastRenderedPageBreak/>
         <w:t>Example:</w:t>
       </w:r>
     </w:p>
@@ -5812,84 +5179,71 @@
       <w:pPr>
         <w:rPr>
           <w:rFonts w:ascii="Times New Roman" w:hAnsi="Times New Roman" w:cs="Times New Roman"/>
-          <w:lang w:val="en-CM"/>
-        </w:rPr>
-      </w:pPr>
-      <w:r>
-        <w:rPr>
-          <w:rFonts w:ascii="Times New Roman" w:hAnsi="Times New Roman" w:cs="Times New Roman"/>
-          <w:lang w:val="en-CM"/>
-        </w:rPr>
-        <w:lastRenderedPageBreak/>
+        </w:rPr>
+      </w:pPr>
+      <w:r>
+        <w:rPr>
+          <w:rFonts w:ascii="Times New Roman" w:hAnsi="Times New Roman" w:cs="Times New Roman"/>
+        </w:rPr>
         <w:t>docs/</w:t>
       </w:r>
       <w:r>
         <w:rPr>
           <w:rFonts w:ascii="Times New Roman" w:hAnsi="Times New Roman" w:cs="Times New Roman"/>
-          <w:lang w:val="en-CM"/>
         </w:rPr>
         <w:br/>
       </w:r>
       <w:r>
         <w:rPr>
           <w:rFonts w:ascii="Times New Roman" w:eastAsia="MS Gothic" w:hAnsi="Times New Roman" w:cs="Times New Roman"/>
-          <w:lang w:val="en-CM"/>
         </w:rPr>
         <w:t>├</w:t>
       </w:r>
       <w:r>
         <w:rPr>
           <w:rFonts w:ascii="Times New Roman" w:hAnsi="Times New Roman" w:cs="Times New Roman"/>
-          <w:lang w:val="en-CM"/>
         </w:rPr>
         <w:t>── documentation.docx</w:t>
       </w:r>
       <w:r>
         <w:rPr>
           <w:rFonts w:ascii="Times New Roman" w:hAnsi="Times New Roman" w:cs="Times New Roman"/>
-          <w:lang w:val="en-CM"/>
         </w:rPr>
         <w:br/>
       </w:r>
       <w:r>
         <w:rPr>
           <w:rFonts w:ascii="Times New Roman" w:eastAsia="MS Gothic" w:hAnsi="Times New Roman" w:cs="Times New Roman"/>
-          <w:lang w:val="en-CM"/>
         </w:rPr>
         <w:t>├</w:t>
       </w:r>
       <w:r>
         <w:rPr>
           <w:rFonts w:ascii="Times New Roman" w:hAnsi="Times New Roman" w:cs="Times New Roman"/>
-          <w:lang w:val="en-CM"/>
         </w:rPr>
         <w:t>── user-manual.pdf</w:t>
       </w:r>
       <w:r>
         <w:rPr>
           <w:rFonts w:ascii="Times New Roman" w:hAnsi="Times New Roman" w:cs="Times New Roman"/>
-          <w:lang w:val="en-CM"/>
         </w:rPr>
         <w:br/>
       </w:r>
       <w:r>
         <w:rPr>
           <w:rFonts w:ascii="Times New Roman" w:eastAsia="MS Gothic" w:hAnsi="Times New Roman" w:cs="Times New Roman"/>
-          <w:lang w:val="en-CM"/>
         </w:rPr>
         <w:t>├</w:t>
       </w:r>
       <w:r>
         <w:rPr>
           <w:rFonts w:ascii="Times New Roman" w:hAnsi="Times New Roman" w:cs="Times New Roman"/>
-          <w:lang w:val="en-CM"/>
         </w:rPr>
         <w:t>── installation-guide.pdf</w:t>
       </w:r>
       <w:r>
         <w:rPr>
           <w:rFonts w:ascii="Times New Roman" w:hAnsi="Times New Roman" w:cs="Times New Roman"/>
-          <w:lang w:val="en-CM"/>
         </w:rPr>
         <w:br/>
         <w:t>└── screenshots/</w:t>
@@ -5899,13 +5253,11 @@
       <w:pPr>
         <w:rPr>
           <w:rFonts w:ascii="Times New Roman" w:hAnsi="Times New Roman" w:cs="Times New Roman"/>
-          <w:lang w:val="en-CM"/>
-        </w:rPr>
-      </w:pPr>
-      <w:r>
-        <w:rPr>
-          <w:rFonts w:ascii="Times New Roman" w:hAnsi="Times New Roman" w:cs="Times New Roman"/>
-          <w:lang w:val="en-CM"/>
+        </w:rPr>
+      </w:pPr>
+      <w:r>
+        <w:rPr>
+          <w:rFonts w:ascii="Times New Roman" w:hAnsi="Times New Roman" w:cs="Times New Roman"/>
         </w:rPr>
         <w:t>This is the professional industry standard.</w:t>
       </w:r>
@@ -5914,16 +5266,14 @@
       <w:pPr>
         <w:rPr>
           <w:rFonts w:ascii="Times New Roman" w:hAnsi="Times New Roman" w:cs="Times New Roman"/>
-          <w:lang w:val="en-CM"/>
-        </w:rPr>
-      </w:pPr>
-      <w:r>
-        <w:rPr>
-          <w:rFonts w:ascii="Times New Roman" w:hAnsi="Times New Roman" w:cs="Times New Roman"/>
-          <w:lang w:val="en-CM"/>
+        </w:rPr>
+      </w:pPr>
+      <w:r>
+        <w:rPr>
+          <w:rFonts w:ascii="Times New Roman" w:hAnsi="Times New Roman" w:cs="Times New Roman"/>
         </w:rPr>
         <w:pict w14:anchorId="4442D945">
-          <v:rect id="_x0000_i1249" style="width:0;height:1.5pt" o:hralign="center" o:hrstd="t" o:hr="t" fillcolor="#a0a0a0" stroked="f"/>
+          <v:rect id="_x0000_i1051" style="width:0;height:1.5pt" o:hralign="center" o:hrstd="t" o:hr="t" fillcolor="#a0a0a0" stroked="f"/>
         </w:pict>
       </w:r>
     </w:p>
@@ -5933,15 +5283,13 @@
           <w:rFonts w:ascii="Times New Roman" w:hAnsi="Times New Roman" w:cs="Times New Roman"/>
           <w:b/>
           <w:bCs/>
-          <w:lang w:val="en-CM"/>
-        </w:rPr>
-      </w:pPr>
-      <w:r>
-        <w:rPr>
-          <w:rFonts w:ascii="Times New Roman" w:hAnsi="Times New Roman" w:cs="Times New Roman"/>
-          <w:b/>
-          <w:bCs/>
-          <w:lang w:val="en-CM"/>
+        </w:rPr>
+      </w:pPr>
+      <w:r>
+        <w:rPr>
+          <w:rFonts w:ascii="Times New Roman" w:hAnsi="Times New Roman" w:cs="Times New Roman"/>
+          <w:b/>
+          <w:bCs/>
         </w:rPr>
         <w:t>2. README.md File</w:t>
       </w:r>
@@ -5950,13 +5298,11 @@
       <w:pPr>
         <w:rPr>
           <w:rFonts w:ascii="Times New Roman" w:hAnsi="Times New Roman" w:cs="Times New Roman"/>
-          <w:lang w:val="en-CM"/>
-        </w:rPr>
-      </w:pPr>
-      <w:r>
-        <w:rPr>
-          <w:rFonts w:ascii="Times New Roman" w:hAnsi="Times New Roman" w:cs="Times New Roman"/>
-          <w:lang w:val="en-CM"/>
+        </w:rPr>
+      </w:pPr>
+      <w:r>
+        <w:rPr>
+          <w:rFonts w:ascii="Times New Roman" w:hAnsi="Times New Roman" w:cs="Times New Roman"/>
         </w:rPr>
         <w:t>This is the main GitHub project description.</w:t>
       </w:r>
@@ -5965,13 +5311,11 @@
       <w:pPr>
         <w:rPr>
           <w:rFonts w:ascii="Times New Roman" w:hAnsi="Times New Roman" w:cs="Times New Roman"/>
-          <w:lang w:val="en-CM"/>
-        </w:rPr>
-      </w:pPr>
-      <w:r>
-        <w:rPr>
-          <w:rFonts w:ascii="Times New Roman" w:hAnsi="Times New Roman" w:cs="Times New Roman"/>
-          <w:lang w:val="en-CM"/>
+        </w:rPr>
+      </w:pPr>
+      <w:r>
+        <w:rPr>
+          <w:rFonts w:ascii="Times New Roman" w:hAnsi="Times New Roman" w:cs="Times New Roman"/>
         </w:rPr>
         <w:t>It contains:</w:t>
       </w:r>
@@ -5984,13 +5328,11 @@
         </w:numPr>
         <w:rPr>
           <w:rFonts w:ascii="Times New Roman" w:hAnsi="Times New Roman" w:cs="Times New Roman"/>
-          <w:lang w:val="en-CM"/>
-        </w:rPr>
-      </w:pPr>
-      <w:r>
-        <w:rPr>
-          <w:rFonts w:ascii="Times New Roman" w:hAnsi="Times New Roman" w:cs="Times New Roman"/>
-          <w:lang w:val="en-CM"/>
+        </w:rPr>
+      </w:pPr>
+      <w:r>
+        <w:rPr>
+          <w:rFonts w:ascii="Times New Roman" w:hAnsi="Times New Roman" w:cs="Times New Roman"/>
         </w:rPr>
         <w:t xml:space="preserve">Project overview </w:t>
       </w:r>
@@ -6003,13 +5345,11 @@
         </w:numPr>
         <w:rPr>
           <w:rFonts w:ascii="Times New Roman" w:hAnsi="Times New Roman" w:cs="Times New Roman"/>
-          <w:lang w:val="en-CM"/>
-        </w:rPr>
-      </w:pPr>
-      <w:r>
-        <w:rPr>
-          <w:rFonts w:ascii="Times New Roman" w:hAnsi="Times New Roman" w:cs="Times New Roman"/>
-          <w:lang w:val="en-CM"/>
+        </w:rPr>
+      </w:pPr>
+      <w:r>
+        <w:rPr>
+          <w:rFonts w:ascii="Times New Roman" w:hAnsi="Times New Roman" w:cs="Times New Roman"/>
         </w:rPr>
         <w:t xml:space="preserve">Installation steps </w:t>
       </w:r>
@@ -6022,13 +5362,11 @@
         </w:numPr>
         <w:rPr>
           <w:rFonts w:ascii="Times New Roman" w:hAnsi="Times New Roman" w:cs="Times New Roman"/>
-          <w:lang w:val="en-CM"/>
-        </w:rPr>
-      </w:pPr>
-      <w:r>
-        <w:rPr>
-          <w:rFonts w:ascii="Times New Roman" w:hAnsi="Times New Roman" w:cs="Times New Roman"/>
-          <w:lang w:val="en-CM"/>
+        </w:rPr>
+      </w:pPr>
+      <w:r>
+        <w:rPr>
+          <w:rFonts w:ascii="Times New Roman" w:hAnsi="Times New Roman" w:cs="Times New Roman"/>
         </w:rPr>
         <w:t xml:space="preserve">Features </w:t>
       </w:r>
@@ -6041,13 +5379,11 @@
         </w:numPr>
         <w:rPr>
           <w:rFonts w:ascii="Times New Roman" w:hAnsi="Times New Roman" w:cs="Times New Roman"/>
-          <w:lang w:val="en-CM"/>
-        </w:rPr>
-      </w:pPr>
-      <w:r>
-        <w:rPr>
-          <w:rFonts w:ascii="Times New Roman" w:hAnsi="Times New Roman" w:cs="Times New Roman"/>
-          <w:lang w:val="en-CM"/>
+        </w:rPr>
+      </w:pPr>
+      <w:r>
+        <w:rPr>
+          <w:rFonts w:ascii="Times New Roman" w:hAnsi="Times New Roman" w:cs="Times New Roman"/>
         </w:rPr>
         <w:t xml:space="preserve">Screenshots </w:t>
       </w:r>
@@ -6060,13 +5396,11 @@
         </w:numPr>
         <w:rPr>
           <w:rFonts w:ascii="Times New Roman" w:hAnsi="Times New Roman" w:cs="Times New Roman"/>
-          <w:lang w:val="en-CM"/>
-        </w:rPr>
-      </w:pPr>
-      <w:r>
-        <w:rPr>
-          <w:rFonts w:ascii="Times New Roman" w:hAnsi="Times New Roman" w:cs="Times New Roman"/>
-          <w:lang w:val="en-CM"/>
+        </w:rPr>
+      </w:pPr>
+      <w:r>
+        <w:rPr>
+          <w:rFonts w:ascii="Times New Roman" w:hAnsi="Times New Roman" w:cs="Times New Roman"/>
         </w:rPr>
         <w:t xml:space="preserve">Technologies used </w:t>
       </w:r>
@@ -6075,13 +5409,11 @@
       <w:pPr>
         <w:rPr>
           <w:rFonts w:ascii="Times New Roman" w:hAnsi="Times New Roman" w:cs="Times New Roman"/>
-          <w:lang w:val="en-CM"/>
-        </w:rPr>
-      </w:pPr>
-      <w:r>
-        <w:rPr>
-          <w:rFonts w:ascii="Times New Roman" w:hAnsi="Times New Roman" w:cs="Times New Roman"/>
-          <w:lang w:val="en-CM"/>
+        </w:rPr>
+      </w:pPr>
+      <w:r>
+        <w:rPr>
+          <w:rFonts w:ascii="Times New Roman" w:hAnsi="Times New Roman" w:cs="Times New Roman"/>
         </w:rPr>
         <w:t>GitHub automatically displays it.</w:t>
       </w:r>
@@ -6090,13 +5422,11 @@
       <w:pPr>
         <w:rPr>
           <w:rFonts w:ascii="Times New Roman" w:hAnsi="Times New Roman" w:cs="Times New Roman"/>
-          <w:lang w:val="en-CM"/>
-        </w:rPr>
-      </w:pPr>
-      <w:r>
-        <w:rPr>
-          <w:rFonts w:ascii="Times New Roman" w:hAnsi="Times New Roman" w:cs="Times New Roman"/>
-          <w:lang w:val="en-CM"/>
+        </w:rPr>
+      </w:pPr>
+      <w:r>
+        <w:rPr>
+          <w:rFonts w:ascii="Times New Roman" w:hAnsi="Times New Roman" w:cs="Times New Roman"/>
         </w:rPr>
         <w:t>Example:</w:t>
       </w:r>
@@ -6105,13 +5435,11 @@
       <w:pPr>
         <w:rPr>
           <w:rFonts w:ascii="Times New Roman" w:hAnsi="Times New Roman" w:cs="Times New Roman"/>
-          <w:lang w:val="en-CM"/>
-        </w:rPr>
-      </w:pPr>
-      <w:r>
-        <w:rPr>
-          <w:rFonts w:ascii="Times New Roman" w:hAnsi="Times New Roman" w:cs="Times New Roman"/>
-          <w:lang w:val="en-CM"/>
+        </w:rPr>
+      </w:pPr>
+      <w:r>
+        <w:rPr>
+          <w:rFonts w:ascii="Times New Roman" w:hAnsi="Times New Roman" w:cs="Times New Roman"/>
         </w:rPr>
         <w:t>README.md</w:t>
       </w:r>
@@ -6120,16 +5448,14 @@
       <w:pPr>
         <w:rPr>
           <w:rFonts w:ascii="Times New Roman" w:hAnsi="Times New Roman" w:cs="Times New Roman"/>
-          <w:lang w:val="en-CM"/>
-        </w:rPr>
-      </w:pPr>
-      <w:r>
-        <w:rPr>
-          <w:rFonts w:ascii="Times New Roman" w:hAnsi="Times New Roman" w:cs="Times New Roman"/>
-          <w:lang w:val="en-CM"/>
+        </w:rPr>
+      </w:pPr>
+      <w:r>
+        <w:rPr>
+          <w:rFonts w:ascii="Times New Roman" w:hAnsi="Times New Roman" w:cs="Times New Roman"/>
         </w:rPr>
         <w:pict w14:anchorId="5395F20C">
-          <v:rect id="_x0000_i1250" style="width:0;height:1.5pt" o:hralign="center" o:hrstd="t" o:hr="t" fillcolor="#a0a0a0" stroked="f"/>
+          <v:rect id="_x0000_i1052" style="width:0;height:1.5pt" o:hralign="center" o:hrstd="t" o:hr="t" fillcolor="#a0a0a0" stroked="f"/>
         </w:pict>
       </w:r>
     </w:p>
@@ -6139,15 +5465,13 @@
           <w:rFonts w:ascii="Times New Roman" w:hAnsi="Times New Roman" w:cs="Times New Roman"/>
           <w:b/>
           <w:bCs/>
-          <w:lang w:val="en-CM"/>
-        </w:rPr>
-      </w:pPr>
-      <w:r>
-        <w:rPr>
-          <w:rFonts w:ascii="Times New Roman" w:hAnsi="Times New Roman" w:cs="Times New Roman"/>
-          <w:b/>
-          <w:bCs/>
-          <w:lang w:val="en-CM"/>
+        </w:rPr>
+      </w:pPr>
+      <w:r>
+        <w:rPr>
+          <w:rFonts w:ascii="Times New Roman" w:hAnsi="Times New Roman" w:cs="Times New Roman"/>
+          <w:b/>
+          <w:bCs/>
         </w:rPr>
         <w:t>3. GitHub Wiki (Optional)</w:t>
       </w:r>
@@ -6156,13 +5480,11 @@
       <w:pPr>
         <w:rPr>
           <w:rFonts w:ascii="Times New Roman" w:hAnsi="Times New Roman" w:cs="Times New Roman"/>
-          <w:lang w:val="en-CM"/>
-        </w:rPr>
-      </w:pPr>
-      <w:r>
-        <w:rPr>
-          <w:rFonts w:ascii="Times New Roman" w:hAnsi="Times New Roman" w:cs="Times New Roman"/>
-          <w:lang w:val="en-CM"/>
+        </w:rPr>
+      </w:pPr>
+      <w:r>
+        <w:rPr>
+          <w:rFonts w:ascii="Times New Roman" w:hAnsi="Times New Roman" w:cs="Times New Roman"/>
         </w:rPr>
         <w:t>GitHub also provides:</w:t>
       </w:r>
@@ -6175,13 +5497,11 @@
         </w:numPr>
         <w:rPr>
           <w:rFonts w:ascii="Times New Roman" w:hAnsi="Times New Roman" w:cs="Times New Roman"/>
-          <w:lang w:val="en-CM"/>
-        </w:rPr>
-      </w:pPr>
-      <w:r>
-        <w:rPr>
-          <w:rFonts w:ascii="Times New Roman" w:hAnsi="Times New Roman" w:cs="Times New Roman"/>
-          <w:lang w:val="en-CM"/>
+        </w:rPr>
+      </w:pPr>
+      <w:r>
+        <w:rPr>
+          <w:rFonts w:ascii="Times New Roman" w:hAnsi="Times New Roman" w:cs="Times New Roman"/>
         </w:rPr>
         <w:t xml:space="preserve">Wiki pages </w:t>
       </w:r>
@@ -6190,13 +5510,11 @@
       <w:pPr>
         <w:rPr>
           <w:rFonts w:ascii="Times New Roman" w:hAnsi="Times New Roman" w:cs="Times New Roman"/>
-          <w:lang w:val="en-CM"/>
-        </w:rPr>
-      </w:pPr>
-      <w:r>
-        <w:rPr>
-          <w:rFonts w:ascii="Times New Roman" w:hAnsi="Times New Roman" w:cs="Times New Roman"/>
-          <w:lang w:val="en-CM"/>
+        </w:rPr>
+      </w:pPr>
+      <w:r>
+        <w:rPr>
+          <w:rFonts w:ascii="Times New Roman" w:hAnsi="Times New Roman" w:cs="Times New Roman"/>
         </w:rPr>
         <w:t>for larger documentation.</w:t>
       </w:r>
@@ -6205,7 +5523,6 @@
       <w:pPr>
         <w:rPr>
           <w:rFonts w:ascii="Times New Roman" w:hAnsi="Times New Roman" w:cs="Times New Roman"/>
-          <w:lang w:val="en-CM"/>
         </w:rPr>
       </w:pPr>
       <w:hyperlink r:id="rId5" w:tgtFrame="_blank" w:history="1">
@@ -6213,7 +5530,6 @@
           <w:rPr>
             <w:rStyle w:val="Hyperlink"/>
             <w:rFonts w:ascii="Times New Roman" w:hAnsi="Times New Roman" w:cs="Times New Roman"/>
-            <w:lang w:val="en-CM"/>
           </w:rPr>
           <w:t>GitHub Wiki Documentation</w:t>
         </w:r>
@@ -6223,13 +5539,11 @@
       <w:pPr>
         <w:rPr>
           <w:rFonts w:ascii="Times New Roman" w:hAnsi="Times New Roman" w:cs="Times New Roman"/>
-          <w:lang w:val="en-CM"/>
-        </w:rPr>
-      </w:pPr>
-      <w:r>
-        <w:rPr>
-          <w:rFonts w:ascii="Times New Roman" w:hAnsi="Times New Roman" w:cs="Times New Roman"/>
-          <w:lang w:val="en-CM"/>
+        </w:rPr>
+      </w:pPr>
+      <w:r>
+        <w:rPr>
+          <w:rFonts w:ascii="Times New Roman" w:hAnsi="Times New Roman" w:cs="Times New Roman"/>
         </w:rPr>
         <w:t>Good for:</w:t>
       </w:r>
@@ -6242,13 +5556,11 @@
         </w:numPr>
         <w:rPr>
           <w:rFonts w:ascii="Times New Roman" w:hAnsi="Times New Roman" w:cs="Times New Roman"/>
-          <w:lang w:val="en-CM"/>
-        </w:rPr>
-      </w:pPr>
-      <w:r>
-        <w:rPr>
-          <w:rFonts w:ascii="Times New Roman" w:hAnsi="Times New Roman" w:cs="Times New Roman"/>
-          <w:lang w:val="en-CM"/>
+        </w:rPr>
+      </w:pPr>
+      <w:r>
+        <w:rPr>
+          <w:rFonts w:ascii="Times New Roman" w:hAnsi="Times New Roman" w:cs="Times New Roman"/>
         </w:rPr>
         <w:t xml:space="preserve">tutorials </w:t>
       </w:r>
@@ -6261,13 +5573,11 @@
         </w:numPr>
         <w:rPr>
           <w:rFonts w:ascii="Times New Roman" w:hAnsi="Times New Roman" w:cs="Times New Roman"/>
-          <w:lang w:val="en-CM"/>
-        </w:rPr>
-      </w:pPr>
-      <w:r>
-        <w:rPr>
-          <w:rFonts w:ascii="Times New Roman" w:hAnsi="Times New Roman" w:cs="Times New Roman"/>
-          <w:lang w:val="en-CM"/>
+        </w:rPr>
+      </w:pPr>
+      <w:r>
+        <w:rPr>
+          <w:rFonts w:ascii="Times New Roman" w:hAnsi="Times New Roman" w:cs="Times New Roman"/>
         </w:rPr>
         <w:t xml:space="preserve">API docs </w:t>
       </w:r>
@@ -6280,13 +5590,11 @@
         </w:numPr>
         <w:rPr>
           <w:rFonts w:ascii="Times New Roman" w:hAnsi="Times New Roman" w:cs="Times New Roman"/>
-          <w:lang w:val="en-CM"/>
-        </w:rPr>
-      </w:pPr>
-      <w:r>
-        <w:rPr>
-          <w:rFonts w:ascii="Times New Roman" w:hAnsi="Times New Roman" w:cs="Times New Roman"/>
-          <w:lang w:val="en-CM"/>
+        </w:rPr>
+      </w:pPr>
+      <w:r>
+        <w:rPr>
+          <w:rFonts w:ascii="Times New Roman" w:hAnsi="Times New Roman" w:cs="Times New Roman"/>
         </w:rPr>
         <w:t xml:space="preserve">installation guides </w:t>
       </w:r>
@@ -6295,16 +5603,14 @@
       <w:pPr>
         <w:rPr>
           <w:rFonts w:ascii="Times New Roman" w:hAnsi="Times New Roman" w:cs="Times New Roman"/>
-          <w:lang w:val="en-CM"/>
-        </w:rPr>
-      </w:pPr>
-      <w:r>
-        <w:rPr>
-          <w:rFonts w:ascii="Times New Roman" w:hAnsi="Times New Roman" w:cs="Times New Roman"/>
-          <w:lang w:val="en-CM"/>
+        </w:rPr>
+      </w:pPr>
+      <w:r>
+        <w:rPr>
+          <w:rFonts w:ascii="Times New Roman" w:hAnsi="Times New Roman" w:cs="Times New Roman"/>
         </w:rPr>
         <w:pict w14:anchorId="3A73A93A">
-          <v:rect id="_x0000_i1251" style="width:0;height:1.5pt" o:hralign="center" o:hrstd="t" o:hr="t" fillcolor="#a0a0a0" stroked="f"/>
+          <v:rect id="_x0000_i1053" style="width:0;height:1.5pt" o:hralign="center" o:hrstd="t" o:hr="t" fillcolor="#a0a0a0" stroked="f"/>
         </w:pict>
       </w:r>
     </w:p>
@@ -6314,16 +5620,15 @@
           <w:rFonts w:ascii="Times New Roman" w:hAnsi="Times New Roman" w:cs="Times New Roman"/>
           <w:b/>
           <w:bCs/>
-          <w:lang w:val="en-CM"/>
-        </w:rPr>
-      </w:pPr>
-      <w:r>
-        <w:rPr>
-          <w:rFonts w:ascii="Times New Roman" w:hAnsi="Times New Roman" w:cs="Times New Roman"/>
-          <w:b/>
-          <w:bCs/>
-          <w:lang w:val="en-CM"/>
-        </w:rPr>
+        </w:rPr>
+      </w:pPr>
+      <w:r>
+        <w:rPr>
+          <w:rFonts w:ascii="Times New Roman" w:hAnsi="Times New Roman" w:cs="Times New Roman"/>
+          <w:b/>
+          <w:bCs/>
+        </w:rPr>
+        <w:lastRenderedPageBreak/>
         <w:t>Best Workflow for Your School App</w:t>
       </w:r>
     </w:p>
@@ -6333,17 +5638,14 @@
           <w:rFonts w:ascii="Times New Roman" w:hAnsi="Times New Roman" w:cs="Times New Roman"/>
           <w:b/>
           <w:bCs/>
-          <w:lang w:val="en-CM"/>
-        </w:rPr>
-      </w:pPr>
-      <w:r>
-        <w:rPr>
-          <w:rFonts w:ascii="Times New Roman" w:hAnsi="Times New Roman" w:cs="Times New Roman"/>
-          <w:b/>
-          <w:bCs/>
-          <w:lang w:val="en-CM"/>
-        </w:rPr>
-        <w:lastRenderedPageBreak/>
+        </w:rPr>
+      </w:pPr>
+      <w:r>
+        <w:rPr>
+          <w:rFonts w:ascii="Times New Roman" w:hAnsi="Times New Roman" w:cs="Times New Roman"/>
+          <w:b/>
+          <w:bCs/>
+        </w:rPr>
         <w:t>During Development</w:t>
       </w:r>
     </w:p>
@@ -6351,13 +5653,11 @@
       <w:pPr>
         <w:rPr>
           <w:rFonts w:ascii="Times New Roman" w:hAnsi="Times New Roman" w:cs="Times New Roman"/>
-          <w:lang w:val="en-CM"/>
-        </w:rPr>
-      </w:pPr>
-      <w:r>
-        <w:rPr>
-          <w:rFonts w:ascii="Times New Roman" w:hAnsi="Times New Roman" w:cs="Times New Roman"/>
-          <w:lang w:val="en-CM"/>
+        </w:rPr>
+      </w:pPr>
+      <w:r>
+        <w:rPr>
+          <w:rFonts w:ascii="Times New Roman" w:hAnsi="Times New Roman" w:cs="Times New Roman"/>
         </w:rPr>
         <w:t>Keep:</w:t>
       </w:r>
@@ -6370,13 +5670,11 @@
         </w:numPr>
         <w:rPr>
           <w:rFonts w:ascii="Times New Roman" w:hAnsi="Times New Roman" w:cs="Times New Roman"/>
-          <w:lang w:val="en-CM"/>
-        </w:rPr>
-      </w:pPr>
-      <w:r>
-        <w:rPr>
-          <w:rFonts w:ascii="Times New Roman" w:hAnsi="Times New Roman" w:cs="Times New Roman"/>
-          <w:lang w:val="en-CM"/>
+        </w:rPr>
+      </w:pPr>
+      <w:r>
+        <w:rPr>
+          <w:rFonts w:ascii="Times New Roman" w:hAnsi="Times New Roman" w:cs="Times New Roman"/>
         </w:rPr>
         <w:t xml:space="preserve">notes </w:t>
       </w:r>
@@ -6389,13 +5687,11 @@
         </w:numPr>
         <w:rPr>
           <w:rFonts w:ascii="Times New Roman" w:hAnsi="Times New Roman" w:cs="Times New Roman"/>
-          <w:lang w:val="en-CM"/>
-        </w:rPr>
-      </w:pPr>
-      <w:r>
-        <w:rPr>
-          <w:rFonts w:ascii="Times New Roman" w:hAnsi="Times New Roman" w:cs="Times New Roman"/>
-          <w:lang w:val="en-CM"/>
+        </w:rPr>
+      </w:pPr>
+      <w:r>
+        <w:rPr>
+          <w:rFonts w:ascii="Times New Roman" w:hAnsi="Times New Roman" w:cs="Times New Roman"/>
         </w:rPr>
         <w:t xml:space="preserve">architecture </w:t>
       </w:r>
@@ -6408,13 +5704,11 @@
         </w:numPr>
         <w:rPr>
           <w:rFonts w:ascii="Times New Roman" w:hAnsi="Times New Roman" w:cs="Times New Roman"/>
-          <w:lang w:val="en-CM"/>
-        </w:rPr>
-      </w:pPr>
-      <w:r>
-        <w:rPr>
-          <w:rFonts w:ascii="Times New Roman" w:hAnsi="Times New Roman" w:cs="Times New Roman"/>
-          <w:lang w:val="en-CM"/>
+        </w:rPr>
+      </w:pPr>
+      <w:r>
+        <w:rPr>
+          <w:rFonts w:ascii="Times New Roman" w:hAnsi="Times New Roman" w:cs="Times New Roman"/>
         </w:rPr>
         <w:t xml:space="preserve">diagrams </w:t>
       </w:r>
@@ -6423,13 +5717,11 @@
       <w:pPr>
         <w:rPr>
           <w:rFonts w:ascii="Times New Roman" w:hAnsi="Times New Roman" w:cs="Times New Roman"/>
-          <w:lang w:val="en-CM"/>
-        </w:rPr>
-      </w:pPr>
-      <w:r>
-        <w:rPr>
-          <w:rFonts w:ascii="Times New Roman" w:hAnsi="Times New Roman" w:cs="Times New Roman"/>
-          <w:lang w:val="en-CM"/>
+        </w:rPr>
+      </w:pPr>
+      <w:r>
+        <w:rPr>
+          <w:rFonts w:ascii="Times New Roman" w:hAnsi="Times New Roman" w:cs="Times New Roman"/>
         </w:rPr>
         <w:t>inside:</w:t>
       </w:r>
@@ -6438,13 +5730,11 @@
       <w:pPr>
         <w:rPr>
           <w:rFonts w:ascii="Times New Roman" w:hAnsi="Times New Roman" w:cs="Times New Roman"/>
-          <w:lang w:val="en-CM"/>
-        </w:rPr>
-      </w:pPr>
-      <w:r>
-        <w:rPr>
-          <w:rFonts w:ascii="Times New Roman" w:hAnsi="Times New Roman" w:cs="Times New Roman"/>
-          <w:lang w:val="en-CM"/>
+        </w:rPr>
+      </w:pPr>
+      <w:r>
+        <w:rPr>
+          <w:rFonts w:ascii="Times New Roman" w:hAnsi="Times New Roman" w:cs="Times New Roman"/>
         </w:rPr>
         <w:t>docs/</w:t>
       </w:r>
@@ -6453,16 +5743,14 @@
       <w:pPr>
         <w:rPr>
           <w:rFonts w:ascii="Times New Roman" w:hAnsi="Times New Roman" w:cs="Times New Roman"/>
-          <w:lang w:val="en-CM"/>
-        </w:rPr>
-      </w:pPr>
-      <w:r>
-        <w:rPr>
-          <w:rFonts w:ascii="Times New Roman" w:hAnsi="Times New Roman" w:cs="Times New Roman"/>
-          <w:lang w:val="en-CM"/>
+        </w:rPr>
+      </w:pPr>
+      <w:r>
+        <w:rPr>
+          <w:rFonts w:ascii="Times New Roman" w:hAnsi="Times New Roman" w:cs="Times New Roman"/>
         </w:rPr>
         <w:pict w14:anchorId="022FDB02">
-          <v:rect id="_x0000_i1252" style="width:0;height:1.5pt" o:hralign="center" o:hrstd="t" o:hr="t" fillcolor="#a0a0a0" stroked="f"/>
+          <v:rect id="_x0000_i1054" style="width:0;height:1.5pt" o:hralign="center" o:hrstd="t" o:hr="t" fillcolor="#a0a0a0" stroked="f"/>
         </w:pict>
       </w:r>
     </w:p>
@@ -6472,15 +5760,13 @@
           <w:rFonts w:ascii="Times New Roman" w:hAnsi="Times New Roman" w:cs="Times New Roman"/>
           <w:b/>
           <w:bCs/>
-          <w:lang w:val="en-CM"/>
-        </w:rPr>
-      </w:pPr>
-      <w:r>
-        <w:rPr>
-          <w:rFonts w:ascii="Times New Roman" w:hAnsi="Times New Roman" w:cs="Times New Roman"/>
-          <w:b/>
-          <w:bCs/>
-          <w:lang w:val="en-CM"/>
+        </w:rPr>
+      </w:pPr>
+      <w:r>
+        <w:rPr>
+          <w:rFonts w:ascii="Times New Roman" w:hAnsi="Times New Roman" w:cs="Times New Roman"/>
+          <w:b/>
+          <w:bCs/>
         </w:rPr>
         <w:t>After Completion</w:t>
       </w:r>
@@ -6489,13 +5775,11 @@
       <w:pPr>
         <w:rPr>
           <w:rFonts w:ascii="Times New Roman" w:hAnsi="Times New Roman" w:cs="Times New Roman"/>
-          <w:lang w:val="en-CM"/>
-        </w:rPr>
-      </w:pPr>
-      <w:r>
-        <w:rPr>
-          <w:rFonts w:ascii="Times New Roman" w:hAnsi="Times New Roman" w:cs="Times New Roman"/>
-          <w:lang w:val="en-CM"/>
+        </w:rPr>
+      </w:pPr>
+      <w:r>
+        <w:rPr>
+          <w:rFonts w:ascii="Times New Roman" w:hAnsi="Times New Roman" w:cs="Times New Roman"/>
         </w:rPr>
         <w:t>Push everything to:</w:t>
       </w:r>
@@ -6504,7 +5788,6 @@
       <w:pPr>
         <w:rPr>
           <w:rFonts w:ascii="Times New Roman" w:hAnsi="Times New Roman" w:cs="Times New Roman"/>
-          <w:lang w:val="en-CM"/>
         </w:rPr>
       </w:pPr>
       <w:hyperlink r:id="rId6" w:tgtFrame="_blank" w:history="1">
@@ -6512,7 +5795,6 @@
           <w:rPr>
             <w:rStyle w:val="Hyperlink"/>
             <w:rFonts w:ascii="Times New Roman" w:hAnsi="Times New Roman" w:cs="Times New Roman"/>
-            <w:lang w:val="en-CM"/>
           </w:rPr>
           <w:t>GitHub</w:t>
         </w:r>
@@ -6522,13 +5804,11 @@
       <w:pPr>
         <w:rPr>
           <w:rFonts w:ascii="Times New Roman" w:hAnsi="Times New Roman" w:cs="Times New Roman"/>
-          <w:lang w:val="en-CM"/>
-        </w:rPr>
-      </w:pPr>
-      <w:r>
-        <w:rPr>
-          <w:rFonts w:ascii="Times New Roman" w:hAnsi="Times New Roman" w:cs="Times New Roman"/>
-          <w:lang w:val="en-CM"/>
+        </w:rPr>
+      </w:pPr>
+      <w:r>
+        <w:rPr>
+          <w:rFonts w:ascii="Times New Roman" w:hAnsi="Times New Roman" w:cs="Times New Roman"/>
         </w:rPr>
         <w:t>Including:</w:t>
       </w:r>
@@ -6541,13 +5821,11 @@
         </w:numPr>
         <w:rPr>
           <w:rFonts w:ascii="Times New Roman" w:hAnsi="Times New Roman" w:cs="Times New Roman"/>
-          <w:lang w:val="en-CM"/>
-        </w:rPr>
-      </w:pPr>
-      <w:r>
-        <w:rPr>
-          <w:rFonts w:ascii="Times New Roman" w:hAnsi="Times New Roman" w:cs="Times New Roman"/>
-          <w:lang w:val="en-CM"/>
+        </w:rPr>
+      </w:pPr>
+      <w:r>
+        <w:rPr>
+          <w:rFonts w:ascii="Times New Roman" w:hAnsi="Times New Roman" w:cs="Times New Roman"/>
         </w:rPr>
         <w:t xml:space="preserve">source code </w:t>
       </w:r>
@@ -6560,13 +5838,11 @@
         </w:numPr>
         <w:rPr>
           <w:rFonts w:ascii="Times New Roman" w:hAnsi="Times New Roman" w:cs="Times New Roman"/>
-          <w:lang w:val="en-CM"/>
-        </w:rPr>
-      </w:pPr>
-      <w:r>
-        <w:rPr>
-          <w:rFonts w:ascii="Times New Roman" w:hAnsi="Times New Roman" w:cs="Times New Roman"/>
-          <w:lang w:val="en-CM"/>
+        </w:rPr>
+      </w:pPr>
+      <w:r>
+        <w:rPr>
+          <w:rFonts w:ascii="Times New Roman" w:hAnsi="Times New Roman" w:cs="Times New Roman"/>
         </w:rPr>
         <w:t xml:space="preserve">documentation </w:t>
       </w:r>
@@ -6579,13 +5855,11 @@
         </w:numPr>
         <w:rPr>
           <w:rFonts w:ascii="Times New Roman" w:hAnsi="Times New Roman" w:cs="Times New Roman"/>
-          <w:lang w:val="en-CM"/>
-        </w:rPr>
-      </w:pPr>
-      <w:r>
-        <w:rPr>
-          <w:rFonts w:ascii="Times New Roman" w:hAnsi="Times New Roman" w:cs="Times New Roman"/>
-          <w:lang w:val="en-CM"/>
+        </w:rPr>
+      </w:pPr>
+      <w:r>
+        <w:rPr>
+          <w:rFonts w:ascii="Times New Roman" w:hAnsi="Times New Roman" w:cs="Times New Roman"/>
         </w:rPr>
         <w:t xml:space="preserve">installer releases </w:t>
       </w:r>
@@ -6594,16 +5868,14 @@
       <w:pPr>
         <w:rPr>
           <w:rFonts w:ascii="Times New Roman" w:hAnsi="Times New Roman" w:cs="Times New Roman"/>
-          <w:lang w:val="en-CM"/>
-        </w:rPr>
-      </w:pPr>
-      <w:r>
-        <w:rPr>
-          <w:rFonts w:ascii="Times New Roman" w:hAnsi="Times New Roman" w:cs="Times New Roman"/>
-          <w:lang w:val="en-CM"/>
+        </w:rPr>
+      </w:pPr>
+      <w:r>
+        <w:rPr>
+          <w:rFonts w:ascii="Times New Roman" w:hAnsi="Times New Roman" w:cs="Times New Roman"/>
         </w:rPr>
         <w:pict w14:anchorId="00F19367">
-          <v:rect id="_x0000_i1253" style="width:0;height:1.5pt" o:hralign="center" o:hrstd="t" o:hr="t" fillcolor="#a0a0a0" stroked="f"/>
+          <v:rect id="_x0000_i1055" style="width:0;height:1.5pt" o:hralign="center" o:hrstd="t" o:hr="t" fillcolor="#a0a0a0" stroked="f"/>
         </w:pict>
       </w:r>
     </w:p>
@@ -6613,15 +5885,13 @@
           <w:rFonts w:ascii="Times New Roman" w:hAnsi="Times New Roman" w:cs="Times New Roman"/>
           <w:b/>
           <w:bCs/>
-          <w:lang w:val="en-CM"/>
-        </w:rPr>
-      </w:pPr>
-      <w:r>
-        <w:rPr>
-          <w:rFonts w:ascii="Times New Roman" w:hAnsi="Times New Roman" w:cs="Times New Roman"/>
-          <w:b/>
-          <w:bCs/>
-          <w:lang w:val="en-CM"/>
+        </w:rPr>
+      </w:pPr>
+      <w:r>
+        <w:rPr>
+          <w:rFonts w:ascii="Times New Roman" w:hAnsi="Times New Roman" w:cs="Times New Roman"/>
+          <w:b/>
+          <w:bCs/>
         </w:rPr>
         <w:t>Recommended Documentation Files</w:t>
       </w:r>
@@ -6632,15 +5902,13 @@
           <w:rFonts w:ascii="Times New Roman" w:hAnsi="Times New Roman" w:cs="Times New Roman"/>
           <w:b/>
           <w:bCs/>
-          <w:lang w:val="en-CM"/>
-        </w:rPr>
-      </w:pPr>
-      <w:r>
-        <w:rPr>
-          <w:rFonts w:ascii="Times New Roman" w:hAnsi="Times New Roman" w:cs="Times New Roman"/>
-          <w:b/>
-          <w:bCs/>
-          <w:lang w:val="en-CM"/>
+        </w:rPr>
+      </w:pPr>
+      <w:r>
+        <w:rPr>
+          <w:rFonts w:ascii="Times New Roman" w:hAnsi="Times New Roman" w:cs="Times New Roman"/>
+          <w:b/>
+          <w:bCs/>
         </w:rPr>
         <w:t>Essential</w:t>
       </w:r>
@@ -6651,15 +5919,13 @@
           <w:rFonts w:ascii="Times New Roman" w:hAnsi="Times New Roman" w:cs="Times New Roman"/>
           <w:b/>
           <w:bCs/>
-          <w:lang w:val="en-CM"/>
-        </w:rPr>
-      </w:pPr>
-      <w:r>
-        <w:rPr>
-          <w:rFonts w:ascii="Times New Roman" w:hAnsi="Times New Roman" w:cs="Times New Roman"/>
-          <w:b/>
-          <w:bCs/>
-          <w:lang w:val="en-CM"/>
+        </w:rPr>
+      </w:pPr>
+      <w:r>
+        <w:rPr>
+          <w:rFonts w:ascii="Times New Roman" w:hAnsi="Times New Roman" w:cs="Times New Roman"/>
+          <w:b/>
+          <w:bCs/>
         </w:rPr>
         <w:t>README.md</w:t>
       </w:r>
@@ -6668,13 +5934,11 @@
       <w:pPr>
         <w:rPr>
           <w:rFonts w:ascii="Times New Roman" w:hAnsi="Times New Roman" w:cs="Times New Roman"/>
-          <w:lang w:val="en-CM"/>
-        </w:rPr>
-      </w:pPr>
-      <w:r>
-        <w:rPr>
-          <w:rFonts w:ascii="Times New Roman" w:hAnsi="Times New Roman" w:cs="Times New Roman"/>
-          <w:lang w:val="en-CM"/>
+        </w:rPr>
+      </w:pPr>
+      <w:r>
+        <w:rPr>
+          <w:rFonts w:ascii="Times New Roman" w:hAnsi="Times New Roman" w:cs="Times New Roman"/>
         </w:rPr>
         <w:t>Quick overview</w:t>
       </w:r>
@@ -6685,15 +5949,13 @@
           <w:rFonts w:ascii="Times New Roman" w:hAnsi="Times New Roman" w:cs="Times New Roman"/>
           <w:b/>
           <w:bCs/>
-          <w:lang w:val="en-CM"/>
-        </w:rPr>
-      </w:pPr>
-      <w:r>
-        <w:rPr>
-          <w:rFonts w:ascii="Times New Roman" w:hAnsi="Times New Roman" w:cs="Times New Roman"/>
-          <w:b/>
-          <w:bCs/>
-          <w:lang w:val="en-CM"/>
+        </w:rPr>
+      </w:pPr>
+      <w:r>
+        <w:rPr>
+          <w:rFonts w:ascii="Times New Roman" w:hAnsi="Times New Roman" w:cs="Times New Roman"/>
+          <w:b/>
+          <w:bCs/>
         </w:rPr>
         <w:t>SYSTEM_DESIGN.md</w:t>
       </w:r>
@@ -6702,13 +5964,11 @@
       <w:pPr>
         <w:rPr>
           <w:rFonts w:ascii="Times New Roman" w:hAnsi="Times New Roman" w:cs="Times New Roman"/>
-          <w:lang w:val="en-CM"/>
-        </w:rPr>
-      </w:pPr>
-      <w:r>
-        <w:rPr>
-          <w:rFonts w:ascii="Times New Roman" w:hAnsi="Times New Roman" w:cs="Times New Roman"/>
-          <w:lang w:val="en-CM"/>
+        </w:rPr>
+      </w:pPr>
+      <w:r>
+        <w:rPr>
+          <w:rFonts w:ascii="Times New Roman" w:hAnsi="Times New Roman" w:cs="Times New Roman"/>
         </w:rPr>
         <w:t>Architecture explanation</w:t>
       </w:r>
@@ -6719,15 +5979,13 @@
           <w:rFonts w:ascii="Times New Roman" w:hAnsi="Times New Roman" w:cs="Times New Roman"/>
           <w:b/>
           <w:bCs/>
-          <w:lang w:val="en-CM"/>
-        </w:rPr>
-      </w:pPr>
-      <w:r>
-        <w:rPr>
-          <w:rFonts w:ascii="Times New Roman" w:hAnsi="Times New Roman" w:cs="Times New Roman"/>
-          <w:b/>
-          <w:bCs/>
-          <w:lang w:val="en-CM"/>
+        </w:rPr>
+      </w:pPr>
+      <w:r>
+        <w:rPr>
+          <w:rFonts w:ascii="Times New Roman" w:hAnsi="Times New Roman" w:cs="Times New Roman"/>
+          <w:b/>
+          <w:bCs/>
         </w:rPr>
         <w:t>DATABASE_SCHEMA.md</w:t>
       </w:r>
@@ -6736,13 +5994,11 @@
       <w:pPr>
         <w:rPr>
           <w:rFonts w:ascii="Times New Roman" w:hAnsi="Times New Roman" w:cs="Times New Roman"/>
-          <w:lang w:val="en-CM"/>
-        </w:rPr>
-      </w:pPr>
-      <w:r>
-        <w:rPr>
-          <w:rFonts w:ascii="Times New Roman" w:hAnsi="Times New Roman" w:cs="Times New Roman"/>
-          <w:lang w:val="en-CM"/>
+        </w:rPr>
+      </w:pPr>
+      <w:r>
+        <w:rPr>
+          <w:rFonts w:ascii="Times New Roman" w:hAnsi="Times New Roman" w:cs="Times New Roman"/>
         </w:rPr>
         <w:t>Database tables</w:t>
       </w:r>
@@ -6753,15 +6009,13 @@
           <w:rFonts w:ascii="Times New Roman" w:hAnsi="Times New Roman" w:cs="Times New Roman"/>
           <w:b/>
           <w:bCs/>
-          <w:lang w:val="en-CM"/>
-        </w:rPr>
-      </w:pPr>
-      <w:r>
-        <w:rPr>
-          <w:rFonts w:ascii="Times New Roman" w:hAnsi="Times New Roman" w:cs="Times New Roman"/>
-          <w:b/>
-          <w:bCs/>
-          <w:lang w:val="en-CM"/>
+        </w:rPr>
+      </w:pPr>
+      <w:r>
+        <w:rPr>
+          <w:rFonts w:ascii="Times New Roman" w:hAnsi="Times New Roman" w:cs="Times New Roman"/>
+          <w:b/>
+          <w:bCs/>
         </w:rPr>
         <w:t>USER_MANUAL.pdf</w:t>
       </w:r>
@@ -6770,13 +6024,11 @@
       <w:pPr>
         <w:rPr>
           <w:rFonts w:ascii="Times New Roman" w:hAnsi="Times New Roman" w:cs="Times New Roman"/>
-          <w:lang w:val="en-CM"/>
-        </w:rPr>
-      </w:pPr>
-      <w:r>
-        <w:rPr>
-          <w:rFonts w:ascii="Times New Roman" w:hAnsi="Times New Roman" w:cs="Times New Roman"/>
-          <w:lang w:val="en-CM"/>
+        </w:rPr>
+      </w:pPr>
+      <w:r>
+        <w:rPr>
+          <w:rFonts w:ascii="Times New Roman" w:hAnsi="Times New Roman" w:cs="Times New Roman"/>
         </w:rPr>
         <w:t>Guide for teachers/admins</w:t>
       </w:r>
@@ -6787,15 +6039,13 @@
           <w:rFonts w:ascii="Times New Roman" w:hAnsi="Times New Roman" w:cs="Times New Roman"/>
           <w:b/>
           <w:bCs/>
-          <w:lang w:val="en-CM"/>
-        </w:rPr>
-      </w:pPr>
-      <w:r>
-        <w:rPr>
-          <w:rFonts w:ascii="Times New Roman" w:hAnsi="Times New Roman" w:cs="Times New Roman"/>
-          <w:b/>
-          <w:bCs/>
-          <w:lang w:val="en-CM"/>
+        </w:rPr>
+      </w:pPr>
+      <w:r>
+        <w:rPr>
+          <w:rFonts w:ascii="Times New Roman" w:hAnsi="Times New Roman" w:cs="Times New Roman"/>
+          <w:b/>
+          <w:bCs/>
         </w:rPr>
         <w:t>INSTALLATION_GUIDE.pdf</w:t>
       </w:r>
@@ -6804,13 +6054,11 @@
       <w:pPr>
         <w:rPr>
           <w:rFonts w:ascii="Times New Roman" w:hAnsi="Times New Roman" w:cs="Times New Roman"/>
-          <w:lang w:val="en-CM"/>
-        </w:rPr>
-      </w:pPr>
-      <w:r>
-        <w:rPr>
-          <w:rFonts w:ascii="Times New Roman" w:hAnsi="Times New Roman" w:cs="Times New Roman"/>
-          <w:lang w:val="en-CM"/>
+        </w:rPr>
+      </w:pPr>
+      <w:r>
+        <w:rPr>
+          <w:rFonts w:ascii="Times New Roman" w:hAnsi="Times New Roman" w:cs="Times New Roman"/>
         </w:rPr>
         <w:t>How to install the .exe</w:t>
       </w:r>
@@ -6819,16 +6067,15 @@
       <w:pPr>
         <w:rPr>
           <w:rFonts w:ascii="Times New Roman" w:hAnsi="Times New Roman" w:cs="Times New Roman"/>
-          <w:lang w:val="en-CM"/>
-        </w:rPr>
-      </w:pPr>
-      <w:r>
-        <w:rPr>
-          <w:rFonts w:ascii="Times New Roman" w:hAnsi="Times New Roman" w:cs="Times New Roman"/>
-          <w:lang w:val="en-CM"/>
-        </w:rPr>
+        </w:rPr>
+      </w:pPr>
+      <w:r>
+        <w:rPr>
+          <w:rFonts w:ascii="Times New Roman" w:hAnsi="Times New Roman" w:cs="Times New Roman"/>
+        </w:rPr>
+        <w:lastRenderedPageBreak/>
         <w:pict w14:anchorId="4EB08852">
-          <v:rect id="_x0000_i1254" style="width:0;height:1.5pt" o:hralign="center" o:hrstd="t" o:hr="t" fillcolor="#a0a0a0" stroked="f"/>
+          <v:rect id="_x0000_i1056" style="width:0;height:1.5pt" o:hralign="center" o:hrstd="t" o:hr="t" fillcolor="#a0a0a0" stroked="f"/>
         </w:pict>
       </w:r>
     </w:p>
@@ -6838,17 +6085,14 @@
           <w:rFonts w:ascii="Times New Roman" w:hAnsi="Times New Roman" w:cs="Times New Roman"/>
           <w:b/>
           <w:bCs/>
-          <w:lang w:val="en-CM"/>
-        </w:rPr>
-      </w:pPr>
-      <w:r>
-        <w:rPr>
-          <w:rFonts w:ascii="Times New Roman" w:hAnsi="Times New Roman" w:cs="Times New Roman"/>
-          <w:b/>
-          <w:bCs/>
-          <w:lang w:val="en-CM"/>
-        </w:rPr>
-        <w:lastRenderedPageBreak/>
+        </w:rPr>
+      </w:pPr>
+      <w:r>
+        <w:rPr>
+          <w:rFonts w:ascii="Times New Roman" w:hAnsi="Times New Roman" w:cs="Times New Roman"/>
+          <w:b/>
+          <w:bCs/>
+        </w:rPr>
         <w:t>Professional Example</w:t>
       </w:r>
     </w:p>
@@ -6856,125 +6100,107 @@
       <w:pPr>
         <w:rPr>
           <w:rFonts w:ascii="Times New Roman" w:hAnsi="Times New Roman" w:cs="Times New Roman"/>
-          <w:lang w:val="en-CM"/>
-        </w:rPr>
-      </w:pPr>
-      <w:r>
-        <w:rPr>
-          <w:rFonts w:ascii="Times New Roman" w:hAnsi="Times New Roman" w:cs="Times New Roman"/>
-          <w:lang w:val="en-CM"/>
+        </w:rPr>
+      </w:pPr>
+      <w:r>
+        <w:rPr>
+          <w:rFonts w:ascii="Times New Roman" w:hAnsi="Times New Roman" w:cs="Times New Roman"/>
         </w:rPr>
         <w:t>docs/</w:t>
       </w:r>
       <w:r>
         <w:rPr>
           <w:rFonts w:ascii="Times New Roman" w:hAnsi="Times New Roman" w:cs="Times New Roman"/>
-          <w:lang w:val="en-CM"/>
         </w:rPr>
         <w:br/>
       </w:r>
       <w:r>
         <w:rPr>
           <w:rFonts w:ascii="Times New Roman" w:eastAsia="MS Gothic" w:hAnsi="Times New Roman" w:cs="Times New Roman"/>
-          <w:lang w:val="en-CM"/>
         </w:rPr>
         <w:t>├</w:t>
       </w:r>
       <w:r>
         <w:rPr>
           <w:rFonts w:ascii="Times New Roman" w:hAnsi="Times New Roman" w:cs="Times New Roman"/>
-          <w:lang w:val="en-CM"/>
         </w:rPr>
         <w:t>── PROJECT_PROPOSAL.docx</w:t>
       </w:r>
       <w:r>
         <w:rPr>
           <w:rFonts w:ascii="Times New Roman" w:hAnsi="Times New Roman" w:cs="Times New Roman"/>
-          <w:lang w:val="en-CM"/>
         </w:rPr>
         <w:br/>
       </w:r>
       <w:r>
         <w:rPr>
           <w:rFonts w:ascii="Times New Roman" w:eastAsia="MS Gothic" w:hAnsi="Times New Roman" w:cs="Times New Roman"/>
-          <w:lang w:val="en-CM"/>
         </w:rPr>
         <w:t>├</w:t>
       </w:r>
       <w:r>
         <w:rPr>
           <w:rFonts w:ascii="Times New Roman" w:hAnsi="Times New Roman" w:cs="Times New Roman"/>
-          <w:lang w:val="en-CM"/>
         </w:rPr>
         <w:t>── SYSTEM_ANALYSIS.pdf</w:t>
       </w:r>
       <w:r>
         <w:rPr>
           <w:rFonts w:ascii="Times New Roman" w:hAnsi="Times New Roman" w:cs="Times New Roman"/>
-          <w:lang w:val="en-CM"/>
         </w:rPr>
         <w:br/>
       </w:r>
       <w:r>
         <w:rPr>
           <w:rFonts w:ascii="Times New Roman" w:eastAsia="MS Gothic" w:hAnsi="Times New Roman" w:cs="Times New Roman"/>
-          <w:lang w:val="en-CM"/>
         </w:rPr>
         <w:t>├</w:t>
       </w:r>
       <w:r>
         <w:rPr>
           <w:rFonts w:ascii="Times New Roman" w:hAnsi="Times New Roman" w:cs="Times New Roman"/>
-          <w:lang w:val="en-CM"/>
         </w:rPr>
         <w:t>── UML_DIAGRAMS/</w:t>
       </w:r>
       <w:r>
         <w:rPr>
           <w:rFonts w:ascii="Times New Roman" w:hAnsi="Times New Roman" w:cs="Times New Roman"/>
-          <w:lang w:val="en-CM"/>
         </w:rPr>
         <w:br/>
       </w:r>
       <w:r>
         <w:rPr>
           <w:rFonts w:ascii="Times New Roman" w:eastAsia="MS Gothic" w:hAnsi="Times New Roman" w:cs="Times New Roman"/>
-          <w:lang w:val="en-CM"/>
         </w:rPr>
         <w:t>├</w:t>
       </w:r>
       <w:r>
         <w:rPr>
           <w:rFonts w:ascii="Times New Roman" w:hAnsi="Times New Roman" w:cs="Times New Roman"/>
-          <w:lang w:val="en-CM"/>
         </w:rPr>
         <w:t>── DATABASE_SCHEMA.pdf</w:t>
       </w:r>
       <w:r>
         <w:rPr>
           <w:rFonts w:ascii="Times New Roman" w:hAnsi="Times New Roman" w:cs="Times New Roman"/>
-          <w:lang w:val="en-CM"/>
         </w:rPr>
         <w:br/>
       </w:r>
       <w:r>
         <w:rPr>
           <w:rFonts w:ascii="Times New Roman" w:eastAsia="MS Gothic" w:hAnsi="Times New Roman" w:cs="Times New Roman"/>
-          <w:lang w:val="en-CM"/>
         </w:rPr>
         <w:t>├</w:t>
       </w:r>
       <w:r>
         <w:rPr>
           <w:rFonts w:ascii="Times New Roman" w:hAnsi="Times New Roman" w:cs="Times New Roman"/>
-          <w:lang w:val="en-CM"/>
         </w:rPr>
         <w:t>── USER_GUIDE.pdf</w:t>
       </w:r>
       <w:r>
         <w:rPr>
           <w:rFonts w:ascii="Times New Roman" w:hAnsi="Times New Roman" w:cs="Times New Roman"/>
-          <w:lang w:val="en-CM"/>
         </w:rPr>
         <w:br/>
         <w:t>└── INSTALLATION_GUIDE.pdf</w:t>
@@ -6984,16 +6210,14 @@
       <w:pPr>
         <w:rPr>
           <w:rFonts w:ascii="Times New Roman" w:hAnsi="Times New Roman" w:cs="Times New Roman"/>
-          <w:lang w:val="en-CM"/>
-        </w:rPr>
-      </w:pPr>
-      <w:r>
-        <w:rPr>
-          <w:rFonts w:ascii="Times New Roman" w:hAnsi="Times New Roman" w:cs="Times New Roman"/>
-          <w:lang w:val="en-CM"/>
+        </w:rPr>
+      </w:pPr>
+      <w:r>
+        <w:rPr>
+          <w:rFonts w:ascii="Times New Roman" w:hAnsi="Times New Roman" w:cs="Times New Roman"/>
         </w:rPr>
         <w:pict w14:anchorId="656AA193">
-          <v:rect id="_x0000_i1291" style="width:0;height:1.5pt" o:hralign="center" o:hrstd="t" o:hr="t" fillcolor="#a0a0a0" stroked="f"/>
+          <v:rect id="_x0000_i1057" style="width:0;height:1.5pt" o:hralign="center" o:hrstd="t" o:hr="t" fillcolor="#a0a0a0" stroked="f"/>
         </w:pict>
       </w:r>
     </w:p>
@@ -7002,14 +6226,12 @@
         <w:rPr>
           <w:rFonts w:ascii="Times New Roman" w:hAnsi="Times New Roman" w:cs="Times New Roman"/>
           <w:vanish/>
-          <w:lang w:val="en-CM"/>
         </w:rPr>
       </w:pPr>
       <w:r>
         <w:rPr>
           <w:rFonts w:ascii="Times New Roman" w:hAnsi="Times New Roman" w:cs="Times New Roman"/>
           <w:vanish/>
-          <w:lang w:val="en-CM"/>
         </w:rPr>
         <w:t>Top of Form</w:t>
       </w:r>
@@ -7019,14 +6241,12 @@
         <w:rPr>
           <w:rFonts w:ascii="Times New Roman" w:hAnsi="Times New Roman" w:cs="Times New Roman"/>
           <w:vanish/>
-          <w:lang w:val="en-CM"/>
         </w:rPr>
       </w:pPr>
       <w:r>
         <w:rPr>
           <w:rFonts w:ascii="Times New Roman" w:hAnsi="Times New Roman" w:cs="Times New Roman"/>
           <w:vanish/>
-          <w:lang w:val="en-CM"/>
         </w:rPr>
         <w:t>Bottom of Form</w:t>
       </w:r>
@@ -12180,6 +11400,7 @@
   <w:style w:type="character" w:default="1" w:styleId="DefaultParagraphFont">
     <w:name w:val="Default Paragraph Font"/>
     <w:uiPriority w:val="1"/>
+    <w:semiHidden/>
     <w:unhideWhenUsed/>
   </w:style>
   <w:style w:type="table" w:default="1" w:styleId="TableNormal">
